--- a/Documentation/DocumentacaoProjeto.DOCX
+++ b/Documentation/DocumentacaoProjeto.DOCX
@@ -3263,6 +3263,7 @@
         <w:t xml:space="preserve">; </w:t>
       </w:r>
       <w:proofErr w:type="spellStart"/>
+      <w:proofErr w:type="gramStart"/>
       <w:r>
         <w:rPr>
           <w:rFonts w:cs="Arial"/>
@@ -3278,7 +3279,16 @@
           <w:bCs/>
           <w:szCs w:val="24"/>
         </w:rPr>
-        <w:t xml:space="preserve">  (colocar em ordem alfabética com no mínimo 3 e no máximo 5 palavras, separadas por ;)</w:t>
+        <w:t xml:space="preserve">  (</w:t>
+      </w:r>
+      <w:proofErr w:type="gramEnd"/>
+      <w:r>
+        <w:rPr>
+          <w:rFonts w:cs="Arial"/>
+          <w:bCs/>
+          <w:szCs w:val="24"/>
+        </w:rPr>
+        <w:t>colocar em ordem alfabética com no mínimo 3 e no máximo 5 palavras, separadas por ;)</w:t>
       </w:r>
     </w:p>
     <w:p>
@@ -3700,6 +3710,7 @@
         <w:t xml:space="preserve">; </w:t>
       </w:r>
       <w:proofErr w:type="spellStart"/>
+      <w:proofErr w:type="gramStart"/>
       <w:r>
         <w:rPr>
           <w:rFonts w:cs="Arial"/>
@@ -3719,7 +3730,18 @@
           <w:iCs/>
           <w:szCs w:val="24"/>
         </w:rPr>
-        <w:t xml:space="preserve">  (colocar em ordem alfabética com no mínimo 3 e no máximo 5 palavras, separadas por ;)</w:t>
+        <w:t xml:space="preserve">  (</w:t>
+      </w:r>
+      <w:proofErr w:type="gramEnd"/>
+      <w:r>
+        <w:rPr>
+          <w:rFonts w:cs="Arial"/>
+          <w:bCs/>
+          <w:i/>
+          <w:iCs/>
+          <w:szCs w:val="24"/>
+        </w:rPr>
+        <w:t>colocar em ordem alfabética com no mínimo 3 e no máximo 5 palavras, separadas por ;)</w:t>
       </w:r>
     </w:p>
     <w:p>
@@ -3979,7 +4001,7 @@
           <w:r>
             <w:fldChar w:fldCharType="separate"/>
           </w:r>
-          <w:hyperlink w:anchor="_Toc231668166" w:history="1">
+          <w:hyperlink w:anchor="_Toc232454726" w:history="1">
             <w:r>
               <w:rPr>
                 <w:rStyle w:val="Hyperlink"/>
@@ -4022,7 +4044,7 @@
                 <w:noProof/>
                 <w:webHidden/>
               </w:rPr>
-              <w:instrText xml:space="preserve"> PAGEREF _Toc231668166 \h </w:instrText>
+              <w:instrText xml:space="preserve"> PAGEREF _Toc232454726 \h </w:instrText>
             </w:r>
             <w:r>
               <w:rPr>
@@ -4063,7 +4085,7 @@
               <w:lang w:eastAsia="pt-BR"/>
             </w:rPr>
           </w:pPr>
-          <w:hyperlink w:anchor="_Toc231668167" w:history="1">
+          <w:hyperlink w:anchor="_Toc232454727" w:history="1">
             <w:r>
               <w:rPr>
                 <w:rStyle w:val="Hyperlink"/>
@@ -4106,7 +4128,7 @@
                 <w:noProof/>
                 <w:webHidden/>
               </w:rPr>
-              <w:instrText xml:space="preserve"> PAGEREF _Toc231668167 \h </w:instrText>
+              <w:instrText xml:space="preserve"> PAGEREF _Toc232454727 \h </w:instrText>
             </w:r>
             <w:r>
               <w:rPr>
@@ -4147,7 +4169,7 @@
               <w:lang w:eastAsia="pt-BR"/>
             </w:rPr>
           </w:pPr>
-          <w:hyperlink w:anchor="_Toc231668168" w:history="1">
+          <w:hyperlink w:anchor="_Toc232454728" w:history="1">
             <w:r>
               <w:rPr>
                 <w:rStyle w:val="Hyperlink"/>
@@ -4190,7 +4212,7 @@
                 <w:noProof/>
                 <w:webHidden/>
               </w:rPr>
-              <w:instrText xml:space="preserve"> PAGEREF _Toc231668168 \h </w:instrText>
+              <w:instrText xml:space="preserve"> PAGEREF _Toc232454728 \h </w:instrText>
             </w:r>
             <w:r>
               <w:rPr>
@@ -4210,7 +4232,7 @@
                 <w:noProof/>
                 <w:webHidden/>
               </w:rPr>
-              <w:t>27</w:t>
+              <w:t>28</w:t>
             </w:r>
             <w:r>
               <w:rPr>
@@ -4231,7 +4253,7 @@
               <w:lang w:eastAsia="pt-BR"/>
             </w:rPr>
           </w:pPr>
-          <w:hyperlink w:anchor="_Toc231668169" w:history="1">
+          <w:hyperlink w:anchor="_Toc232454729" w:history="1">
             <w:r>
               <w:rPr>
                 <w:rStyle w:val="Hyperlink"/>
@@ -4276,7 +4298,7 @@
                 <w:noProof/>
                 <w:webHidden/>
               </w:rPr>
-              <w:instrText xml:space="preserve"> PAGEREF _Toc231668169 \h </w:instrText>
+              <w:instrText xml:space="preserve"> PAGEREF _Toc232454729 \h </w:instrText>
             </w:r>
             <w:r>
               <w:rPr>
@@ -4296,7 +4318,7 @@
                 <w:noProof/>
                 <w:webHidden/>
               </w:rPr>
-              <w:t>27</w:t>
+              <w:t>28</w:t>
             </w:r>
             <w:r>
               <w:rPr>
@@ -4317,7 +4339,7 @@
               <w:lang w:eastAsia="pt-BR"/>
             </w:rPr>
           </w:pPr>
-          <w:hyperlink w:anchor="_Toc231668170" w:history="1">
+          <w:hyperlink w:anchor="_Toc232454730" w:history="1">
             <w:r>
               <w:rPr>
                 <w:rStyle w:val="Hyperlink"/>
@@ -4360,7 +4382,7 @@
                 <w:noProof/>
                 <w:webHidden/>
               </w:rPr>
-              <w:instrText xml:space="preserve"> PAGEREF _Toc231668170 \h </w:instrText>
+              <w:instrText xml:space="preserve"> PAGEREF _Toc232454730 \h </w:instrText>
             </w:r>
             <w:r>
               <w:rPr>
@@ -4380,7 +4402,7 @@
                 <w:noProof/>
                 <w:webHidden/>
               </w:rPr>
-              <w:t>30</w:t>
+              <w:t>31</w:t>
             </w:r>
             <w:r>
               <w:rPr>
@@ -4401,7 +4423,7 @@
               <w:lang w:eastAsia="pt-BR"/>
             </w:rPr>
           </w:pPr>
-          <w:hyperlink w:anchor="_Toc231668171" w:history="1">
+          <w:hyperlink w:anchor="_Toc232454731" w:history="1">
             <w:r>
               <w:rPr>
                 <w:rStyle w:val="Hyperlink"/>
@@ -4446,7 +4468,7 @@
                 <w:noProof/>
                 <w:webHidden/>
               </w:rPr>
-              <w:instrText xml:space="preserve"> PAGEREF _Toc231668171 \h </w:instrText>
+              <w:instrText xml:space="preserve"> PAGEREF _Toc232454731 \h </w:instrText>
             </w:r>
             <w:r>
               <w:rPr>
@@ -4466,7 +4488,7 @@
                 <w:noProof/>
                 <w:webHidden/>
               </w:rPr>
-              <w:t>34</w:t>
+              <w:t>35</w:t>
             </w:r>
             <w:r>
               <w:rPr>
@@ -4487,7 +4509,7 @@
               <w:lang w:eastAsia="pt-BR"/>
             </w:rPr>
           </w:pPr>
-          <w:hyperlink w:anchor="_Toc231668172" w:history="1">
+          <w:hyperlink w:anchor="_Toc232454732" w:history="1">
             <w:r>
               <w:rPr>
                 <w:rStyle w:val="Hyperlink"/>
@@ -4509,7 +4531,7 @@
                 <w:rStyle w:val="Hyperlink"/>
                 <w:noProof/>
               </w:rPr>
-              <w:t>Uso da tecnologia no processo educacional e Gamificação como estratégia</w:t>
+              <w:t>Uso da tecnologia no processo educacional</w:t>
             </w:r>
             <w:r>
               <w:rPr>
@@ -4530,7 +4552,7 @@
                 <w:noProof/>
                 <w:webHidden/>
               </w:rPr>
-              <w:instrText xml:space="preserve"> PAGEREF _Toc231668172 \h </w:instrText>
+              <w:instrText xml:space="preserve"> PAGEREF _Toc232454732 \h </w:instrText>
             </w:r>
             <w:r>
               <w:rPr>
@@ -4550,7 +4572,91 @@
                 <w:noProof/>
                 <w:webHidden/>
               </w:rPr>
-              <w:t>37</w:t>
+              <w:t>40</w:t>
+            </w:r>
+            <w:r>
+              <w:rPr>
+                <w:noProof/>
+                <w:webHidden/>
+              </w:rPr>
+              <w:fldChar w:fldCharType="end"/>
+            </w:r>
+          </w:hyperlink>
+        </w:p>
+        <w:p>
+          <w:pPr>
+            <w:pStyle w:val="Sumrio1"/>
+            <w:rPr>
+              <w:rFonts w:asciiTheme="minorHAnsi" w:eastAsiaTheme="minorEastAsia" w:hAnsiTheme="minorHAnsi"/>
+              <w:noProof/>
+              <w:sz w:val="22"/>
+              <w:lang w:eastAsia="pt-BR"/>
+            </w:rPr>
+          </w:pPr>
+          <w:hyperlink w:anchor="_Toc232454733" w:history="1">
+            <w:r>
+              <w:rPr>
+                <w:rStyle w:val="Hyperlink"/>
+                <w:noProof/>
+              </w:rPr>
+              <w:t>3.</w:t>
+            </w:r>
+            <w:r>
+              <w:rPr>
+                <w:rFonts w:asciiTheme="minorHAnsi" w:eastAsiaTheme="minorEastAsia" w:hAnsiTheme="minorHAnsi"/>
+                <w:noProof/>
+                <w:sz w:val="22"/>
+                <w:lang w:eastAsia="pt-BR"/>
+              </w:rPr>
+              <w:tab/>
+            </w:r>
+            <w:r>
+              <w:rPr>
+                <w:rStyle w:val="Hyperlink"/>
+                <w:noProof/>
+              </w:rPr>
+              <w:t>MATERIAIS E MÉTODOS</w:t>
+            </w:r>
+            <w:r>
+              <w:rPr>
+                <w:noProof/>
+                <w:webHidden/>
+              </w:rPr>
+              <w:tab/>
+            </w:r>
+            <w:r>
+              <w:rPr>
+                <w:noProof/>
+                <w:webHidden/>
+              </w:rPr>
+              <w:fldChar w:fldCharType="begin"/>
+            </w:r>
+            <w:r>
+              <w:rPr>
+                <w:noProof/>
+                <w:webHidden/>
+              </w:rPr>
+              <w:instrText xml:space="preserve"> PAGEREF _Toc232454733 \h </w:instrText>
+            </w:r>
+            <w:r>
+              <w:rPr>
+                <w:noProof/>
+                <w:webHidden/>
+              </w:rPr>
+            </w:r>
+            <w:r>
+              <w:rPr>
+                <w:noProof/>
+                <w:webHidden/>
+              </w:rPr>
+              <w:fldChar w:fldCharType="separate"/>
+            </w:r>
+            <w:r>
+              <w:rPr>
+                <w:noProof/>
+                <w:webHidden/>
+              </w:rPr>
+              <w:t>48</w:t>
             </w:r>
             <w:r>
               <w:rPr>
@@ -4571,13 +4677,14 @@
               <w:lang w:eastAsia="pt-BR"/>
             </w:rPr>
           </w:pPr>
-          <w:hyperlink w:anchor="_Toc231668173" w:history="1">
+          <w:hyperlink w:anchor="_Toc232454734" w:history="1">
             <w:r>
               <w:rPr>
                 <w:rStyle w:val="Hyperlink"/>
+                <w:rFonts w:eastAsia="Arial"/>
                 <w:noProof/>
               </w:rPr>
-              <w:t>2.</w:t>
+              <w:t>3.1.</w:t>
             </w:r>
             <w:r>
               <w:rPr>
@@ -4591,9 +4698,10 @@
             <w:r>
               <w:rPr>
                 <w:rStyle w:val="Hyperlink"/>
+                <w:rFonts w:eastAsia="Arial"/>
                 <w:noProof/>
               </w:rPr>
-              <w:t>Gamificação como estratégia</w:t>
+              <w:t>Sub-tópico se necessário</w:t>
             </w:r>
             <w:r>
               <w:rPr>
@@ -4614,7 +4722,7 @@
                 <w:noProof/>
                 <w:webHidden/>
               </w:rPr>
-              <w:instrText xml:space="preserve"> PAGEREF _Toc231668173 \h </w:instrText>
+              <w:instrText xml:space="preserve"> PAGEREF _Toc232454734 \h </w:instrText>
             </w:r>
             <w:r>
               <w:rPr>
@@ -4634,7 +4742,93 @@
                 <w:noProof/>
                 <w:webHidden/>
               </w:rPr>
-              <w:t>39</w:t>
+              <w:t>49</w:t>
+            </w:r>
+            <w:r>
+              <w:rPr>
+                <w:noProof/>
+                <w:webHidden/>
+              </w:rPr>
+              <w:fldChar w:fldCharType="end"/>
+            </w:r>
+          </w:hyperlink>
+        </w:p>
+        <w:p>
+          <w:pPr>
+            <w:pStyle w:val="Sumrio2"/>
+            <w:rPr>
+              <w:rFonts w:asciiTheme="minorHAnsi" w:eastAsiaTheme="minorEastAsia" w:hAnsiTheme="minorHAnsi"/>
+              <w:noProof/>
+              <w:sz w:val="22"/>
+              <w:lang w:eastAsia="pt-BR"/>
+            </w:rPr>
+          </w:pPr>
+          <w:hyperlink w:anchor="_Toc232454735" w:history="1">
+            <w:r>
+              <w:rPr>
+                <w:rStyle w:val="Hyperlink"/>
+                <w:rFonts w:eastAsia="Arial"/>
+                <w:noProof/>
+              </w:rPr>
+              <w:t>3.2.</w:t>
+            </w:r>
+            <w:r>
+              <w:rPr>
+                <w:rFonts w:asciiTheme="minorHAnsi" w:eastAsiaTheme="minorEastAsia" w:hAnsiTheme="minorHAnsi"/>
+                <w:noProof/>
+                <w:sz w:val="22"/>
+                <w:lang w:eastAsia="pt-BR"/>
+              </w:rPr>
+              <w:tab/>
+            </w:r>
+            <w:r>
+              <w:rPr>
+                <w:rStyle w:val="Hyperlink"/>
+                <w:rFonts w:eastAsia="Arial"/>
+                <w:noProof/>
+              </w:rPr>
+              <w:t>Sub-tópico se necessário</w:t>
+            </w:r>
+            <w:r>
+              <w:rPr>
+                <w:noProof/>
+                <w:webHidden/>
+              </w:rPr>
+              <w:tab/>
+            </w:r>
+            <w:r>
+              <w:rPr>
+                <w:noProof/>
+                <w:webHidden/>
+              </w:rPr>
+              <w:fldChar w:fldCharType="begin"/>
+            </w:r>
+            <w:r>
+              <w:rPr>
+                <w:noProof/>
+                <w:webHidden/>
+              </w:rPr>
+              <w:instrText xml:space="preserve"> PAGEREF _Toc232454735 \h </w:instrText>
+            </w:r>
+            <w:r>
+              <w:rPr>
+                <w:noProof/>
+                <w:webHidden/>
+              </w:rPr>
+            </w:r>
+            <w:r>
+              <w:rPr>
+                <w:noProof/>
+                <w:webHidden/>
+              </w:rPr>
+              <w:fldChar w:fldCharType="separate"/>
+            </w:r>
+            <w:r>
+              <w:rPr>
+                <w:noProof/>
+                <w:webHidden/>
+              </w:rPr>
+              <w:t>50</w:t>
             </w:r>
             <w:r>
               <w:rPr>
@@ -4655,13 +4849,13 @@
               <w:lang w:eastAsia="pt-BR"/>
             </w:rPr>
           </w:pPr>
-          <w:hyperlink w:anchor="_Toc231668174" w:history="1">
+          <w:hyperlink w:anchor="_Toc232454736" w:history="1">
             <w:r>
               <w:rPr>
                 <w:rStyle w:val="Hyperlink"/>
                 <w:noProof/>
               </w:rPr>
-              <w:t>3.</w:t>
+              <w:t>4.</w:t>
             </w:r>
             <w:r>
               <w:rPr>
@@ -4677,7 +4871,7 @@
                 <w:rStyle w:val="Hyperlink"/>
                 <w:noProof/>
               </w:rPr>
-              <w:t>MATERIAIS E MÉTODOS</w:t>
+              <w:t>rESULTADOS/DESENVOLVIMENTO</w:t>
             </w:r>
             <w:r>
               <w:rPr>
@@ -4698,7 +4892,7 @@
                 <w:noProof/>
                 <w:webHidden/>
               </w:rPr>
-              <w:instrText xml:space="preserve"> PAGEREF _Toc231668174 \h </w:instrText>
+              <w:instrText xml:space="preserve"> PAGEREF _Toc232454736 \h </w:instrText>
             </w:r>
             <w:r>
               <w:rPr>
@@ -4718,7 +4912,7 @@
                 <w:noProof/>
                 <w:webHidden/>
               </w:rPr>
-              <w:t>40</w:t>
+              <w:t>52</w:t>
             </w:r>
             <w:r>
               <w:rPr>
@@ -4739,14 +4933,14 @@
               <w:lang w:eastAsia="pt-BR"/>
             </w:rPr>
           </w:pPr>
-          <w:hyperlink w:anchor="_Toc231668175" w:history="1">
+          <w:hyperlink w:anchor="_Toc232454737" w:history="1">
             <w:r>
               <w:rPr>
                 <w:rStyle w:val="Hyperlink"/>
                 <w:rFonts w:eastAsia="Arial"/>
                 <w:noProof/>
               </w:rPr>
-              <w:t>3.1.</w:t>
+              <w:t>4.1.</w:t>
             </w:r>
             <w:r>
               <w:rPr>
@@ -4763,7 +4957,7 @@
                 <w:rFonts w:eastAsia="Arial"/>
                 <w:noProof/>
               </w:rPr>
-              <w:t>Sub-tópico se necessário</w:t>
+              <w:t>Sub-tópico 1</w:t>
             </w:r>
             <w:r>
               <w:rPr>
@@ -4784,7 +4978,7 @@
                 <w:noProof/>
                 <w:webHidden/>
               </w:rPr>
-              <w:instrText xml:space="preserve"> PAGEREF _Toc231668175 \h </w:instrText>
+              <w:instrText xml:space="preserve"> PAGEREF _Toc232454737 \h </w:instrText>
             </w:r>
             <w:r>
               <w:rPr>
@@ -4804,7 +4998,7 @@
                 <w:noProof/>
                 <w:webHidden/>
               </w:rPr>
-              <w:t>41</w:t>
+              <w:t>52</w:t>
             </w:r>
             <w:r>
               <w:rPr>
@@ -4825,14 +5019,14 @@
               <w:lang w:eastAsia="pt-BR"/>
             </w:rPr>
           </w:pPr>
-          <w:hyperlink w:anchor="_Toc231668176" w:history="1">
+          <w:hyperlink w:anchor="_Toc232454738" w:history="1">
             <w:r>
               <w:rPr>
                 <w:rStyle w:val="Hyperlink"/>
                 <w:rFonts w:eastAsia="Arial"/>
                 <w:noProof/>
               </w:rPr>
-              <w:t>3.2.</w:t>
+              <w:t>4.2.</w:t>
             </w:r>
             <w:r>
               <w:rPr>
@@ -4849,7 +5043,7 @@
                 <w:rFonts w:eastAsia="Arial"/>
                 <w:noProof/>
               </w:rPr>
-              <w:t>Sub-tópico se necessário</w:t>
+              <w:t>Sub-tópico 2</w:t>
             </w:r>
             <w:r>
               <w:rPr>
@@ -4870,7 +5064,7 @@
                 <w:noProof/>
                 <w:webHidden/>
               </w:rPr>
-              <w:instrText xml:space="preserve"> PAGEREF _Toc231668176 \h </w:instrText>
+              <w:instrText xml:space="preserve"> PAGEREF _Toc232454738 \h </w:instrText>
             </w:r>
             <w:r>
               <w:rPr>
@@ -4890,7 +5084,93 @@
                 <w:noProof/>
                 <w:webHidden/>
               </w:rPr>
-              <w:t>42</w:t>
+              <w:t>54</w:t>
+            </w:r>
+            <w:r>
+              <w:rPr>
+                <w:noProof/>
+                <w:webHidden/>
+              </w:rPr>
+              <w:fldChar w:fldCharType="end"/>
+            </w:r>
+          </w:hyperlink>
+        </w:p>
+        <w:p>
+          <w:pPr>
+            <w:pStyle w:val="Sumrio2"/>
+            <w:rPr>
+              <w:rFonts w:asciiTheme="minorHAnsi" w:eastAsiaTheme="minorEastAsia" w:hAnsiTheme="minorHAnsi"/>
+              <w:noProof/>
+              <w:sz w:val="22"/>
+              <w:lang w:eastAsia="pt-BR"/>
+            </w:rPr>
+          </w:pPr>
+          <w:hyperlink w:anchor="_Toc232454739" w:history="1">
+            <w:r>
+              <w:rPr>
+                <w:rStyle w:val="Hyperlink"/>
+                <w:rFonts w:eastAsia="Arial"/>
+                <w:noProof/>
+              </w:rPr>
+              <w:t>4.3.</w:t>
+            </w:r>
+            <w:r>
+              <w:rPr>
+                <w:rFonts w:asciiTheme="minorHAnsi" w:eastAsiaTheme="minorEastAsia" w:hAnsiTheme="minorHAnsi"/>
+                <w:noProof/>
+                <w:sz w:val="22"/>
+                <w:lang w:eastAsia="pt-BR"/>
+              </w:rPr>
+              <w:tab/>
+            </w:r>
+            <w:r>
+              <w:rPr>
+                <w:rStyle w:val="Hyperlink"/>
+                <w:rFonts w:eastAsia="Arial"/>
+                <w:noProof/>
+              </w:rPr>
+              <w:t>Sub-tópico</w:t>
+            </w:r>
+            <w:r>
+              <w:rPr>
+                <w:noProof/>
+                <w:webHidden/>
+              </w:rPr>
+              <w:tab/>
+            </w:r>
+            <w:r>
+              <w:rPr>
+                <w:noProof/>
+                <w:webHidden/>
+              </w:rPr>
+              <w:fldChar w:fldCharType="begin"/>
+            </w:r>
+            <w:r>
+              <w:rPr>
+                <w:noProof/>
+                <w:webHidden/>
+              </w:rPr>
+              <w:instrText xml:space="preserve"> PAGEREF _Toc232454739 \h </w:instrText>
+            </w:r>
+            <w:r>
+              <w:rPr>
+                <w:noProof/>
+                <w:webHidden/>
+              </w:rPr>
+            </w:r>
+            <w:r>
+              <w:rPr>
+                <w:noProof/>
+                <w:webHidden/>
+              </w:rPr>
+              <w:fldChar w:fldCharType="separate"/>
+            </w:r>
+            <w:r>
+              <w:rPr>
+                <w:noProof/>
+                <w:webHidden/>
+              </w:rPr>
+              <w:t>54</w:t>
             </w:r>
             <w:r>
               <w:rPr>
@@ -4911,13 +5191,13 @@
               <w:lang w:eastAsia="pt-BR"/>
             </w:rPr>
           </w:pPr>
-          <w:hyperlink w:anchor="_Toc231668177" w:history="1">
+          <w:hyperlink w:anchor="_Toc232454740" w:history="1">
             <w:r>
               <w:rPr>
                 <w:rStyle w:val="Hyperlink"/>
                 <w:noProof/>
               </w:rPr>
-              <w:t>4.</w:t>
+              <w:t>5.</w:t>
             </w:r>
             <w:r>
               <w:rPr>
@@ -4933,7 +5213,7 @@
                 <w:rStyle w:val="Hyperlink"/>
                 <w:noProof/>
               </w:rPr>
-              <w:t>rESULTADOS/DESENVOLVIMENTO</w:t>
+              <w:t>DISCUSSÃO</w:t>
             </w:r>
             <w:r>
               <w:rPr>
@@ -4954,7 +5234,7 @@
                 <w:noProof/>
                 <w:webHidden/>
               </w:rPr>
-              <w:instrText xml:space="preserve"> PAGEREF _Toc231668177 \h </w:instrText>
+              <w:instrText xml:space="preserve"> PAGEREF _Toc232454740 \h </w:instrText>
             </w:r>
             <w:r>
               <w:rPr>
@@ -4974,265 +5254,7 @@
                 <w:noProof/>
                 <w:webHidden/>
               </w:rPr>
-              <w:t>44</w:t>
-            </w:r>
-            <w:r>
-              <w:rPr>
-                <w:noProof/>
-                <w:webHidden/>
-              </w:rPr>
-              <w:fldChar w:fldCharType="end"/>
-            </w:r>
-          </w:hyperlink>
-        </w:p>
-        <w:p>
-          <w:pPr>
-            <w:pStyle w:val="Sumrio2"/>
-            <w:rPr>
-              <w:rFonts w:asciiTheme="minorHAnsi" w:eastAsiaTheme="minorEastAsia" w:hAnsiTheme="minorHAnsi"/>
-              <w:noProof/>
-              <w:sz w:val="22"/>
-              <w:lang w:eastAsia="pt-BR"/>
-            </w:rPr>
-          </w:pPr>
-          <w:hyperlink w:anchor="_Toc231668178" w:history="1">
-            <w:r>
-              <w:rPr>
-                <w:rStyle w:val="Hyperlink"/>
-                <w:rFonts w:eastAsia="Arial"/>
-                <w:noProof/>
-              </w:rPr>
-              <w:t>4.1.</w:t>
-            </w:r>
-            <w:r>
-              <w:rPr>
-                <w:rFonts w:asciiTheme="minorHAnsi" w:eastAsiaTheme="minorEastAsia" w:hAnsiTheme="minorHAnsi"/>
-                <w:noProof/>
-                <w:sz w:val="22"/>
-                <w:lang w:eastAsia="pt-BR"/>
-              </w:rPr>
-              <w:tab/>
-            </w:r>
-            <w:r>
-              <w:rPr>
-                <w:rStyle w:val="Hyperlink"/>
-                <w:rFonts w:eastAsia="Arial"/>
-                <w:noProof/>
-              </w:rPr>
-              <w:t>Sub-tópico 1</w:t>
-            </w:r>
-            <w:r>
-              <w:rPr>
-                <w:noProof/>
-                <w:webHidden/>
-              </w:rPr>
-              <w:tab/>
-            </w:r>
-            <w:r>
-              <w:rPr>
-                <w:noProof/>
-                <w:webHidden/>
-              </w:rPr>
-              <w:fldChar w:fldCharType="begin"/>
-            </w:r>
-            <w:r>
-              <w:rPr>
-                <w:noProof/>
-                <w:webHidden/>
-              </w:rPr>
-              <w:instrText xml:space="preserve"> PAGEREF _Toc231668178 \h </w:instrText>
-            </w:r>
-            <w:r>
-              <w:rPr>
-                <w:noProof/>
-                <w:webHidden/>
-              </w:rPr>
-            </w:r>
-            <w:r>
-              <w:rPr>
-                <w:noProof/>
-                <w:webHidden/>
-              </w:rPr>
-              <w:fldChar w:fldCharType="separate"/>
-            </w:r>
-            <w:r>
-              <w:rPr>
-                <w:noProof/>
-                <w:webHidden/>
-              </w:rPr>
-              <w:t>44</w:t>
-            </w:r>
-            <w:r>
-              <w:rPr>
-                <w:noProof/>
-                <w:webHidden/>
-              </w:rPr>
-              <w:fldChar w:fldCharType="end"/>
-            </w:r>
-          </w:hyperlink>
-        </w:p>
-        <w:p>
-          <w:pPr>
-            <w:pStyle w:val="Sumrio2"/>
-            <w:rPr>
-              <w:rFonts w:asciiTheme="minorHAnsi" w:eastAsiaTheme="minorEastAsia" w:hAnsiTheme="minorHAnsi"/>
-              <w:noProof/>
-              <w:sz w:val="22"/>
-              <w:lang w:eastAsia="pt-BR"/>
-            </w:rPr>
-          </w:pPr>
-          <w:hyperlink w:anchor="_Toc231668179" w:history="1">
-            <w:r>
-              <w:rPr>
-                <w:rStyle w:val="Hyperlink"/>
-                <w:rFonts w:eastAsia="Arial"/>
-                <w:noProof/>
-              </w:rPr>
-              <w:t>4.2.</w:t>
-            </w:r>
-            <w:r>
-              <w:rPr>
-                <w:rFonts w:asciiTheme="minorHAnsi" w:eastAsiaTheme="minorEastAsia" w:hAnsiTheme="minorHAnsi"/>
-                <w:noProof/>
-                <w:sz w:val="22"/>
-                <w:lang w:eastAsia="pt-BR"/>
-              </w:rPr>
-              <w:tab/>
-            </w:r>
-            <w:r>
-              <w:rPr>
-                <w:rStyle w:val="Hyperlink"/>
-                <w:rFonts w:eastAsia="Arial"/>
-                <w:noProof/>
-              </w:rPr>
-              <w:t>Sub-tópico 2</w:t>
-            </w:r>
-            <w:r>
-              <w:rPr>
-                <w:noProof/>
-                <w:webHidden/>
-              </w:rPr>
-              <w:tab/>
-            </w:r>
-            <w:r>
-              <w:rPr>
-                <w:noProof/>
-                <w:webHidden/>
-              </w:rPr>
-              <w:fldChar w:fldCharType="begin"/>
-            </w:r>
-            <w:r>
-              <w:rPr>
-                <w:noProof/>
-                <w:webHidden/>
-              </w:rPr>
-              <w:instrText xml:space="preserve"> PAGEREF _Toc231668179 \h </w:instrText>
-            </w:r>
-            <w:r>
-              <w:rPr>
-                <w:noProof/>
-                <w:webHidden/>
-              </w:rPr>
-            </w:r>
-            <w:r>
-              <w:rPr>
-                <w:noProof/>
-                <w:webHidden/>
-              </w:rPr>
-              <w:fldChar w:fldCharType="separate"/>
-            </w:r>
-            <w:r>
-              <w:rPr>
-                <w:noProof/>
-                <w:webHidden/>
-              </w:rPr>
-              <w:t>46</w:t>
-            </w:r>
-            <w:r>
-              <w:rPr>
-                <w:noProof/>
-                <w:webHidden/>
-              </w:rPr>
-              <w:fldChar w:fldCharType="end"/>
-            </w:r>
-          </w:hyperlink>
-        </w:p>
-        <w:p>
-          <w:pPr>
-            <w:pStyle w:val="Sumrio2"/>
-            <w:rPr>
-              <w:rFonts w:asciiTheme="minorHAnsi" w:eastAsiaTheme="minorEastAsia" w:hAnsiTheme="minorHAnsi"/>
-              <w:noProof/>
-              <w:sz w:val="22"/>
-              <w:lang w:eastAsia="pt-BR"/>
-            </w:rPr>
-          </w:pPr>
-          <w:hyperlink w:anchor="_Toc231668180" w:history="1">
-            <w:r>
-              <w:rPr>
-                <w:rStyle w:val="Hyperlink"/>
-                <w:rFonts w:eastAsia="Arial"/>
-                <w:noProof/>
-              </w:rPr>
-              <w:t>4.3.</w:t>
-            </w:r>
-            <w:r>
-              <w:rPr>
-                <w:rFonts w:asciiTheme="minorHAnsi" w:eastAsiaTheme="minorEastAsia" w:hAnsiTheme="minorHAnsi"/>
-                <w:noProof/>
-                <w:sz w:val="22"/>
-                <w:lang w:eastAsia="pt-BR"/>
-              </w:rPr>
-              <w:tab/>
-            </w:r>
-            <w:r>
-              <w:rPr>
-                <w:rStyle w:val="Hyperlink"/>
-                <w:rFonts w:eastAsia="Arial"/>
-                <w:noProof/>
-              </w:rPr>
-              <w:t>Sub-tópico</w:t>
-            </w:r>
-            <w:r>
-              <w:rPr>
-                <w:noProof/>
-                <w:webHidden/>
-              </w:rPr>
-              <w:tab/>
-            </w:r>
-            <w:r>
-              <w:rPr>
-                <w:noProof/>
-                <w:webHidden/>
-              </w:rPr>
-              <w:fldChar w:fldCharType="begin"/>
-            </w:r>
-            <w:r>
-              <w:rPr>
-                <w:noProof/>
-                <w:webHidden/>
-              </w:rPr>
-              <w:instrText xml:space="preserve"> PAGEREF _Toc231668180 \h </w:instrText>
-            </w:r>
-            <w:r>
-              <w:rPr>
-                <w:noProof/>
-                <w:webHidden/>
-              </w:rPr>
-            </w:r>
-            <w:r>
-              <w:rPr>
-                <w:noProof/>
-                <w:webHidden/>
-              </w:rPr>
-              <w:fldChar w:fldCharType="separate"/>
-            </w:r>
-            <w:r>
-              <w:rPr>
-                <w:noProof/>
-                <w:webHidden/>
-              </w:rPr>
-              <w:t>46</w:t>
+              <w:t>58</w:t>
             </w:r>
             <w:r>
               <w:rPr>
@@ -5253,13 +5275,13 @@
               <w:lang w:eastAsia="pt-BR"/>
             </w:rPr>
           </w:pPr>
-          <w:hyperlink w:anchor="_Toc231668181" w:history="1">
+          <w:hyperlink w:anchor="_Toc232454741" w:history="1">
             <w:r>
               <w:rPr>
                 <w:rStyle w:val="Hyperlink"/>
                 <w:noProof/>
               </w:rPr>
-              <w:t>5.</w:t>
+              <w:t>5.1.</w:t>
             </w:r>
             <w:r>
               <w:rPr>
@@ -5275,7 +5297,7 @@
                 <w:rStyle w:val="Hyperlink"/>
                 <w:noProof/>
               </w:rPr>
-              <w:t>DISCUSSÃO</w:t>
+              <w:t>Considerações finais</w:t>
             </w:r>
             <w:r>
               <w:rPr>
@@ -5296,7 +5318,7 @@
                 <w:noProof/>
                 <w:webHidden/>
               </w:rPr>
-              <w:instrText xml:space="preserve"> PAGEREF _Toc231668181 \h </w:instrText>
+              <w:instrText xml:space="preserve"> PAGEREF _Toc232454741 \h </w:instrText>
             </w:r>
             <w:r>
               <w:rPr>
@@ -5316,7 +5338,7 @@
                 <w:noProof/>
                 <w:webHidden/>
               </w:rPr>
-              <w:t>50</w:t>
+              <w:t>59</w:t>
             </w:r>
             <w:r>
               <w:rPr>
@@ -5337,29 +5359,16 @@
               <w:lang w:eastAsia="pt-BR"/>
             </w:rPr>
           </w:pPr>
-          <w:hyperlink w:anchor="_Toc231668182" w:history="1">
+          <w:hyperlink w:anchor="_Toc232454742" w:history="1">
             <w:r>
               <w:rPr>
                 <w:rStyle w:val="Hyperlink"/>
+                <w:rFonts w:eastAsiaTheme="majorEastAsia" w:cs="Arial"/>
+                <w:b/>
+                <w:bCs/>
                 <w:noProof/>
               </w:rPr>
-              <w:t>5.1.</w:t>
-            </w:r>
-            <w:r>
-              <w:rPr>
-                <w:rFonts w:asciiTheme="minorHAnsi" w:eastAsiaTheme="minorEastAsia" w:hAnsiTheme="minorHAnsi"/>
-                <w:noProof/>
-                <w:sz w:val="22"/>
-                <w:lang w:eastAsia="pt-BR"/>
-              </w:rPr>
-              <w:tab/>
-            </w:r>
-            <w:r>
-              <w:rPr>
-                <w:rStyle w:val="Hyperlink"/>
-                <w:noProof/>
-              </w:rPr>
-              <w:t>Considerações finais</w:t>
+              <w:t>REFERÊNCIAS BIBLIOGRÁFICAS</w:t>
             </w:r>
             <w:r>
               <w:rPr>
@@ -5380,7 +5389,7 @@
                 <w:noProof/>
                 <w:webHidden/>
               </w:rPr>
-              <w:instrText xml:space="preserve"> PAGEREF _Toc231668182 \h </w:instrText>
+              <w:instrText xml:space="preserve"> PAGEREF _Toc232454742 \h </w:instrText>
             </w:r>
             <w:r>
               <w:rPr>
@@ -5400,7 +5409,7 @@
                 <w:noProof/>
                 <w:webHidden/>
               </w:rPr>
-              <w:t>51</w:t>
+              <w:t>60</w:t>
             </w:r>
             <w:r>
               <w:rPr>
@@ -5421,7 +5430,7 @@
               <w:lang w:eastAsia="pt-BR"/>
             </w:rPr>
           </w:pPr>
-          <w:hyperlink w:anchor="_Toc231668183" w:history="1">
+          <w:hyperlink w:anchor="_Toc232454743" w:history="1">
             <w:r>
               <w:rPr>
                 <w:rStyle w:val="Hyperlink"/>
@@ -5430,7 +5439,7 @@
                 <w:bCs/>
                 <w:noProof/>
               </w:rPr>
-              <w:t>REFERÊNCIAS BIBLIOGRÁFICAS</w:t>
+              <w:t>APÊNDICE A -  (criados pelo autor)</w:t>
             </w:r>
             <w:r>
               <w:rPr>
@@ -5451,7 +5460,7 @@
                 <w:noProof/>
                 <w:webHidden/>
               </w:rPr>
-              <w:instrText xml:space="preserve"> PAGEREF _Toc231668183 \h </w:instrText>
+              <w:instrText xml:space="preserve"> PAGEREF _Toc232454743 \h </w:instrText>
             </w:r>
             <w:r>
               <w:rPr>
@@ -5471,7 +5480,7 @@
                 <w:noProof/>
                 <w:webHidden/>
               </w:rPr>
-              <w:t>52</w:t>
+              <w:t>62</w:t>
             </w:r>
             <w:r>
               <w:rPr>
@@ -5492,78 +5501,7 @@
               <w:lang w:eastAsia="pt-BR"/>
             </w:rPr>
           </w:pPr>
-          <w:hyperlink w:anchor="_Toc231668184" w:history="1">
-            <w:r>
-              <w:rPr>
-                <w:rStyle w:val="Hyperlink"/>
-                <w:rFonts w:eastAsiaTheme="majorEastAsia" w:cs="Arial"/>
-                <w:b/>
-                <w:bCs/>
-                <w:noProof/>
-              </w:rPr>
-              <w:t>APÊNDICE A -  (criados pelo autor)</w:t>
-            </w:r>
-            <w:r>
-              <w:rPr>
-                <w:noProof/>
-                <w:webHidden/>
-              </w:rPr>
-              <w:tab/>
-            </w:r>
-            <w:r>
-              <w:rPr>
-                <w:noProof/>
-                <w:webHidden/>
-              </w:rPr>
-              <w:fldChar w:fldCharType="begin"/>
-            </w:r>
-            <w:r>
-              <w:rPr>
-                <w:noProof/>
-                <w:webHidden/>
-              </w:rPr>
-              <w:instrText xml:space="preserve"> PAGEREF _Toc231668184 \h </w:instrText>
-            </w:r>
-            <w:r>
-              <w:rPr>
-                <w:noProof/>
-                <w:webHidden/>
-              </w:rPr>
-            </w:r>
-            <w:r>
-              <w:rPr>
-                <w:noProof/>
-                <w:webHidden/>
-              </w:rPr>
-              <w:fldChar w:fldCharType="separate"/>
-            </w:r>
-            <w:r>
-              <w:rPr>
-                <w:noProof/>
-                <w:webHidden/>
-              </w:rPr>
-              <w:t>54</w:t>
-            </w:r>
-            <w:r>
-              <w:rPr>
-                <w:noProof/>
-                <w:webHidden/>
-              </w:rPr>
-              <w:fldChar w:fldCharType="end"/>
-            </w:r>
-          </w:hyperlink>
-        </w:p>
-        <w:p>
-          <w:pPr>
-            <w:pStyle w:val="Sumrio1"/>
-            <w:rPr>
-              <w:rFonts w:asciiTheme="minorHAnsi" w:eastAsiaTheme="minorEastAsia" w:hAnsiTheme="minorHAnsi"/>
-              <w:noProof/>
-              <w:sz w:val="22"/>
-              <w:lang w:eastAsia="pt-BR"/>
-            </w:rPr>
-          </w:pPr>
-          <w:hyperlink w:anchor="_Toc231668185" w:history="1">
+          <w:hyperlink w:anchor="_Toc232454744" w:history="1">
             <w:r>
               <w:rPr>
                 <w:rStyle w:val="Hyperlink"/>
@@ -5593,7 +5531,7 @@
                 <w:noProof/>
                 <w:webHidden/>
               </w:rPr>
-              <w:instrText xml:space="preserve"> PAGEREF _Toc231668185 \h </w:instrText>
+              <w:instrText xml:space="preserve"> PAGEREF _Toc232454744 \h </w:instrText>
             </w:r>
             <w:r>
               <w:rPr>
@@ -5613,7 +5551,7 @@
                 <w:noProof/>
                 <w:webHidden/>
               </w:rPr>
-              <w:t>54</w:t>
+              <w:t>62</w:t>
             </w:r>
             <w:r>
               <w:rPr>
@@ -5707,7 +5645,7 @@
         </w:numPr>
         <w:ind w:left="284"/>
       </w:pPr>
-      <w:bookmarkStart w:id="2" w:name="_Toc231668166"/>
+      <w:bookmarkStart w:id="2" w:name="_Toc232454726"/>
       <w:r>
         <w:t>INTRODUÇÃO</w:t>
       </w:r>
@@ -5772,7 +5710,15 @@
         <w:suppressAutoHyphens/>
       </w:pPr>
       <w:r>
-        <w:t>Objetivos {  -geral (O que, para que) (+-1)</w:t>
+        <w:t xml:space="preserve">Objetivos </w:t>
+      </w:r>
+      <w:proofErr w:type="gramStart"/>
+      <w:r>
+        <w:t>{  -</w:t>
+      </w:r>
+      <w:proofErr w:type="gramEnd"/>
+      <w:r>
+        <w:t>geral (O que, para que) (+-1)</w:t>
       </w:r>
       <w:r>
         <w:tab/>
@@ -5792,8 +5738,13 @@
       <w:pPr>
         <w:ind w:left="1788" w:firstLine="336"/>
       </w:pPr>
-      <w:r>
-        <w:t>{  -especifico (Etapas p/ atingir objetivo geral) (n)</w:t>
+      <w:proofErr w:type="gramStart"/>
+      <w:r>
+        <w:t>{  -</w:t>
+      </w:r>
+      <w:proofErr w:type="gramEnd"/>
+      <w:r>
+        <w:t>especifico (Etapas p/ atingir objetivo geral) (n)</w:t>
       </w:r>
       <w:r>
         <w:tab/>
@@ -5809,8 +5760,13 @@
         </w:numPr>
         <w:suppressAutoHyphens/>
       </w:pPr>
-      <w:r>
-        <w:t>Hipótese(1)</w:t>
+      <w:proofErr w:type="gramStart"/>
+      <w:r>
+        <w:t>Hipótese(</w:t>
+      </w:r>
+      <w:proofErr w:type="gramEnd"/>
+      <w:r>
+        <w:t>1)</w:t>
       </w:r>
     </w:p>
     <w:p>
@@ -5822,8 +5778,13 @@
         </w:numPr>
         <w:suppressAutoHyphens/>
       </w:pPr>
-      <w:r>
-        <w:t>Justificativa(1)</w:t>
+      <w:proofErr w:type="gramStart"/>
+      <w:r>
+        <w:t>Justificativa(</w:t>
+      </w:r>
+      <w:proofErr w:type="gramEnd"/>
+      <w:r>
+        <w:t>1)</w:t>
       </w:r>
     </w:p>
     <w:p>
@@ -5835,8 +5796,13 @@
         </w:numPr>
         <w:suppressAutoHyphens/>
       </w:pPr>
-      <w:r>
-        <w:t>Metodologia(1)</w:t>
+      <w:proofErr w:type="gramStart"/>
+      <w:r>
+        <w:t>Metodologia(</w:t>
+      </w:r>
+      <w:proofErr w:type="gramEnd"/>
+      <w:r>
+        <w:t>1)</w:t>
       </w:r>
     </w:p>
     <w:p>
@@ -5921,8 +5887,15 @@
           <w:rFonts w:eastAsia="Arial" w:cs="Arial"/>
           <w:szCs w:val="24"/>
         </w:rPr>
+        <w:t xml:space="preserve">Outro elemento indispensável é a justificativa, na qual o autor explica por que o estudo é importante. A justificativa pode abordar a relevância social do tema, sua </w:t>
+      </w:r>
+      <w:r>
+        <w:rPr>
+          <w:rFonts w:eastAsia="Arial" w:cs="Arial"/>
+          <w:szCs w:val="24"/>
+        </w:rPr>
         <w:lastRenderedPageBreak/>
-        <w:t>Outro elemento indispensável é a justificativa, na qual o autor explica por que o estudo é importante. A justificativa pode abordar a relevância social do tema, sua contribuição para a área acadêmica, a existência de lacunas na literatura ou a aplicabilidade prática dos resultados. Nesse momento, o pesquisador demonstra a pertinência da investigação e reforça o valor do trabalho que será desenvolvido.</w:t>
+        <w:t>contribuição para a área acadêmica, a existência de lacunas na literatura ou a aplicabilidade prática dos resultados. Nesse momento, o pesquisador demonstra a pertinência da investigação e reforça o valor do trabalho que será desenvolvido.</w:t>
       </w:r>
     </w:p>
     <w:p>
@@ -5991,7 +5964,7 @@
         </w:numPr>
         <w:ind w:left="426"/>
       </w:pPr>
-      <w:bookmarkStart w:id="5" w:name="_Toc231668167"/>
+      <w:bookmarkStart w:id="5" w:name="_Toc232454727"/>
       <w:r>
         <w:t>Estrutura do Trabalho</w:t>
       </w:r>
@@ -6037,22 +6010,38 @@
           <w:rFonts w:eastAsia="Arial" w:cs="Arial"/>
           <w:szCs w:val="24"/>
         </w:rPr>
-        <w:t>vê-se .....</w:t>
-      </w:r>
-    </w:p>
-    <w:p>
-      <w:pPr>
-        <w:jc w:val="both"/>
+        <w:t>vê-se</w:t>
+      </w:r>
+      <w:proofErr w:type="gramStart"/>
+      <w:r>
         <w:rPr>
           <w:rFonts w:eastAsia="Arial" w:cs="Arial"/>
           <w:szCs w:val="24"/>
         </w:rPr>
-      </w:pPr>
+        <w:t xml:space="preserve"> ....</w:t>
+      </w:r>
+      <w:proofErr w:type="gramEnd"/>
       <w:r>
         <w:rPr>
           <w:rFonts w:eastAsia="Arial" w:cs="Arial"/>
           <w:szCs w:val="24"/>
         </w:rPr>
+        <w:t>.</w:t>
+      </w:r>
+    </w:p>
+    <w:p>
+      <w:pPr>
+        <w:jc w:val="both"/>
+        <w:rPr>
+          <w:rFonts w:eastAsia="Arial" w:cs="Arial"/>
+          <w:szCs w:val="24"/>
+        </w:rPr>
+      </w:pPr>
+      <w:r>
+        <w:rPr>
+          <w:rFonts w:eastAsia="Arial" w:cs="Arial"/>
+          <w:szCs w:val="24"/>
+        </w:rPr>
         <w:t>O</w:t>
       </w:r>
       <w:r>
@@ -6088,12 +6077,21 @@
       <w:pPr>
         <w:jc w:val="both"/>
       </w:pPr>
+      <w:proofErr w:type="gramStart"/>
       <w:r>
         <w:rPr>
           <w:rFonts w:eastAsia="Arial" w:cs="Arial"/>
           <w:szCs w:val="24"/>
         </w:rPr>
-        <w:t>Continue.....</w:t>
+        <w:t>Continue....</w:t>
+      </w:r>
+      <w:proofErr w:type="gramEnd"/>
+      <w:r>
+        <w:rPr>
+          <w:rFonts w:eastAsia="Arial" w:cs="Arial"/>
+          <w:szCs w:val="24"/>
+        </w:rPr>
+        <w:t>.</w:t>
       </w:r>
     </w:p>
     <w:p/>
@@ -6142,13 +6140,12 @@
           <w:numId w:val="2"/>
         </w:numPr>
       </w:pPr>
-      <w:bookmarkStart w:id="7" w:name="_Toc231668168"/>
+      <w:bookmarkStart w:id="7" w:name="_Toc232454728"/>
       <w:commentRangeStart w:id="8"/>
       <w:r>
         <w:lastRenderedPageBreak/>
         <w:t>FUNDAMENTAÇÃO TEÓRICA</w:t>
       </w:r>
-      <w:bookmarkEnd w:id="7"/>
       <w:commentRangeEnd w:id="8"/>
       <w:r>
         <w:rPr>
@@ -6159,6 +6156,7 @@
         </w:rPr>
         <w:commentReference w:id="8"/>
       </w:r>
+      <w:bookmarkEnd w:id="7"/>
     </w:p>
     <w:p>
       <w:pPr>
@@ -6196,7 +6194,7 @@
           <w:rFonts w:eastAsia="Arial"/>
         </w:rPr>
       </w:pPr>
-      <w:bookmarkStart w:id="9" w:name="_Toc231668169"/>
+      <w:bookmarkStart w:id="9" w:name="_Toc232454729"/>
       <w:r>
         <w:rPr>
           <w:rFonts w:eastAsia="Arial"/>
@@ -6279,12 +6277,7 @@
         <w:t xml:space="preserve">Além disso, </w:t>
       </w:r>
       <w:r>
-        <w:t>as habilidades de</w:t>
-      </w:r>
-      <w:bookmarkStart w:id="10" w:name="_GoBack"/>
-      <w:bookmarkEnd w:id="10"/>
-      <w:r>
-        <w:t xml:space="preserve"> leitura que as crianças e os jovens desenvolvem na escola</w:t>
+        <w:t>as habilidades de leitura que as crianças e os jovens desenvolvem na escola</w:t>
       </w:r>
       <w:r>
         <w:t xml:space="preserve"> são extremamente necessárias</w:t>
@@ -6601,7 +6594,7 @@
         <w:keepNext/>
         <w:ind w:firstLine="0"/>
       </w:pPr>
-      <w:bookmarkStart w:id="11" w:name="_Toc226306083"/>
+      <w:bookmarkStart w:id="10" w:name="_Toc226306083"/>
       <w:r>
         <w:t xml:space="preserve">Tabela </w:t>
       </w:r>
@@ -6641,7 +6634,7 @@
       <w:r>
         <w:t>Níveis de alfabetismo e escolaridade da população brasileira</w:t>
       </w:r>
-      <w:bookmarkEnd w:id="11"/>
+      <w:bookmarkEnd w:id="10"/>
     </w:p>
     <w:tbl>
       <w:tblPr>
@@ -7931,7 +7924,10 @@
         <w:t xml:space="preserve"> precoce e preventiva</w:t>
       </w:r>
       <w:r>
-        <w:t>, a qual tende a minimizar</w:t>
+        <w:t xml:space="preserve">, a qual tende a </w:t>
+      </w:r>
+      <w:r>
+        <w:t>minimizar</w:t>
       </w:r>
       <w:r>
         <w:t xml:space="preserve"> os problemas</w:t>
@@ -7970,6 +7966,104 @@
         <w:textAlignment w:val="baseline"/>
       </w:pPr>
       <w:r>
+        <w:t xml:space="preserve">Além das habilidades relacionadas à leitura e à escrita, o desenvolvimento cognitivo infantil também envolve a construção do pensamento matemático. Nesse contexto, destaca-se o senso numérico, considerado um conceito fundamental para a compreensão da aprendizagem matemática e para a identificação precoce de possíveis dificuldades nessa área. </w:t>
+      </w:r>
+      <w:r>
+        <w:t>O</w:t>
+      </w:r>
+      <w:r>
+        <w:t xml:space="preserve"> senso numérico está diretamente relacionado à </w:t>
+      </w:r>
+      <w:r>
+        <w:lastRenderedPageBreak/>
+        <w:t>capacidade de compreender números, quantidades e relações matemáticas, sendo essencial tanto para a prevenção quanto para a intervenção em dificuldades de aprendizagem</w:t>
+      </w:r>
+      <w:r>
+        <w:t xml:space="preserve"> (CORSO 2010)</w:t>
+      </w:r>
+      <w:r>
+        <w:t>.</w:t>
+      </w:r>
+    </w:p>
+    <w:p>
+      <w:pPr>
+        <w:jc w:val="both"/>
+        <w:textAlignment w:val="baseline"/>
+      </w:pPr>
+      <w:r>
+        <w:t>Embora não exista um consenso único sobre sua definição, o senso numérico pode ser entendido como a facilidade e a flexibilidade na compreensão e manipulação dos números. Essa habilidade envolve desde comparações simples de quantidades até a elaboração de estratégias para resolver problemas matemáticos mais complexos, permitindo que o indivíduo interprete, comunique e utilize informações quantitativas em diferentes situações do cotidiano (CORSO, 2010).</w:t>
+      </w:r>
+    </w:p>
+    <w:p>
+      <w:pPr>
+        <w:jc w:val="both"/>
+        <w:textAlignment w:val="baseline"/>
+      </w:pPr>
+      <w:r>
+        <w:t>Pesquisas apontam que crianças com dificuldades em matemática frequentemente apresentam déficits relacionados ao senso numérico, o que compromete a compreensão de conceitos como quantificação, comparação e associação entre valores. Dessa forma, o desenvolvimento dessa competência desde os primeiros anos de escolarização torna-se um fator importante para o sucesso da aprendizagem matemática.</w:t>
+      </w:r>
+    </w:p>
+    <w:p>
+      <w:pPr>
+        <w:jc w:val="both"/>
+        <w:textAlignment w:val="baseline"/>
+      </w:pPr>
+      <w:r>
+        <w:t xml:space="preserve">De acordo com a instituição </w:t>
+      </w:r>
+      <w:proofErr w:type="spellStart"/>
+      <w:r>
+        <w:t>Kumon</w:t>
+      </w:r>
+      <w:proofErr w:type="spellEnd"/>
+      <w:r>
+        <w:t xml:space="preserve"> (2024), é muito comum as crianças sentirem dificuldade em matemática em algum momento. Existem muitas razões que desencadeiam esse ocorrido, pode ser por falta concentração até falta sólida em conceitos fundamentais. É necessário reconhecer essas dificuldades e buscar estratégias eficazes para superá-las, pois não significa que seja necessariamente uma falta de habilidade. As dificuldades em matemática podem ter diversas causas, incluindo problemas auditivos, visuais, de leitura e escrita, além de dificuldades de concentração, ansiedade e transtornos de aprendizagem, como a </w:t>
+      </w:r>
+      <w:proofErr w:type="spellStart"/>
+      <w:r>
+        <w:t>discalculia</w:t>
+      </w:r>
+      <w:proofErr w:type="spellEnd"/>
+      <w:r>
+        <w:t>. Esses fatores podem prejudicar a compreensão dos conceitos matemáticos, a interpretação de problemas e a realização de cálculos.</w:t>
+      </w:r>
+    </w:p>
+    <w:p>
+      <w:pPr>
+        <w:jc w:val="both"/>
+        <w:textAlignment w:val="baseline"/>
+      </w:pPr>
+      <w:r>
+        <w:t xml:space="preserve"> De acordo com Smith e </w:t>
+      </w:r>
+      <w:proofErr w:type="spellStart"/>
+      <w:r>
+        <w:t>Strich</w:t>
+      </w:r>
+      <w:proofErr w:type="spellEnd"/>
+      <w:r>
+        <w:t xml:space="preserve"> (2001, p.34 apud EVENTO, 2015) perturbações externas podem influenciar em surgimento das dificuldades de aprendizagem, o ambiente e a condição em que vive e na escola podem fazer uma significante diferença para a absorção de conteúdo, porém outros pontos do ambiente influenciam a capacidade do aluno aprender, como alimentação e sono inadequados, e que até mesmo pequenas dificuldades podem tornarem-se em grandes problemas quando o ambiente escolar se torna inapropriado. </w:t>
+      </w:r>
+    </w:p>
+    <w:p>
+      <w:pPr>
+        <w:jc w:val="both"/>
+        <w:textAlignment w:val="baseline"/>
+      </w:pPr>
+      <w:r>
+        <w:t xml:space="preserve">Superar as dificuldades em matemática é importante não apenas para o desempenho escolar, mas também para o desenvolvimento de habilidades essenciais </w:t>
+      </w:r>
+      <w:r>
+        <w:lastRenderedPageBreak/>
+        <w:t>para a vida. O domínio da matemática contribui para melhores resultados acadêmicos, facilita a aprendizagem de disciplinas relacionadas, amplia oportunidades profissionais e fortalece o raciocínio lógico. Além disso, auxilia na gestão financeira e no desenvolvimento de competências tecnológicas e computacionais, cada vez mais valorizadas na sociedade e no mercado de trabalho (KUMON, 2024).</w:t>
+      </w:r>
+    </w:p>
+    <w:p>
+      <w:pPr>
+        <w:jc w:val="both"/>
+        <w:textAlignment w:val="baseline"/>
+      </w:pPr>
+      <w:r>
         <w:t>Além de tudo, a ausência de um</w:t>
       </w:r>
       <w:r>
@@ -8051,7 +8145,6 @@
         <w:textAlignment w:val="baseline"/>
       </w:pPr>
       <w:r>
-        <w:lastRenderedPageBreak/>
         <w:t xml:space="preserve">De acordo com </w:t>
       </w:r>
       <w:r>
@@ -8337,6 +8430,7 @@
         <w:textAlignment w:val="baseline"/>
       </w:pPr>
       <w:r>
+        <w:lastRenderedPageBreak/>
         <w:t>Neste sentido, observa-se que o</w:t>
       </w:r>
       <w:r>
@@ -8447,11 +8541,11 @@
           <w:numId w:val="2"/>
         </w:numPr>
       </w:pPr>
-      <w:bookmarkStart w:id="12" w:name="_Toc231668170"/>
+      <w:bookmarkStart w:id="11" w:name="_Toc232454730"/>
       <w:r>
         <w:t>Características cognitivas da faixa etária</w:t>
       </w:r>
-      <w:bookmarkEnd w:id="12"/>
+      <w:bookmarkEnd w:id="11"/>
     </w:p>
     <w:p>
       <w:pPr>
@@ -8465,724 +8559,505 @@
         <w:textAlignment w:val="baseline"/>
       </w:pPr>
       <w:r>
+        <w:t xml:space="preserve">Para compreender as características cognitivas do público-alvo deste projeto, é fundamental delimitar o conceito de geração, uma vez que o contexto socio-histórico molda as formas de pensar e aprender. </w:t>
+      </w:r>
+      <w:r>
+        <w:t xml:space="preserve">Segundo o sociólogo Pilcher (1994 </w:t>
+      </w:r>
+      <w:r>
+        <w:rPr>
+          <w:i/>
+        </w:rPr>
+        <w:t xml:space="preserve">apud </w:t>
+      </w:r>
+      <w:r>
+        <w:t xml:space="preserve">INDALÉCIO; RIBEIRO M., 2013), um grupo ou conjunto de pessoas dentro de uma população que vivencia os mesmos acontecimentos significativos em um determinado período de tempo, </w:t>
+      </w:r>
+      <w:r>
+        <w:t>define-se como geração</w:t>
+      </w:r>
+      <w:r>
+        <w:t>. De acordo com o Dicionário da Língua Portuguesa Aurélio o significado da palavra geração seria “sf. 2. Cada grau de filiação de pai e filho. [...]. 4. O espaço de tempo (aproximadamente 25 anos) que vai de uma geração [...] a outra” (FERREIRA, 2010, p. 377). Entretanto, de acordo com alguns autores, não se tem mais utilizado o intervalo dos 25 anos. Ratificam e complementam que períodos ou conclusões temporais que especificam uma geração vêm acompanhando o raciocínio de aceleração tecnológica sobre os modos sociais de experiência e existência, diminuindo-se, cada vez mais, de 25 para 20 ou mesmo 10 anos.</w:t>
+      </w:r>
+    </w:p>
+    <w:p>
+      <w:r>
+        <w:t xml:space="preserve">Nesse </w:t>
+      </w:r>
+      <w:r>
+        <w:t>cenário de transição acelerada,</w:t>
+      </w:r>
+      <w:r>
+        <w:t xml:space="preserve"> </w:t>
+      </w:r>
+      <w:r>
+        <w:t>Toledo, Albuquerque e Magalhães</w:t>
+      </w:r>
+      <w:r>
+        <w:t xml:space="preserve"> (2012)</w:t>
+      </w:r>
+      <w:r>
+        <w:t xml:space="preserve"> afirmam que os </w:t>
+      </w:r>
+      <w:r>
+        <w:t xml:space="preserve">indivíduos </w:t>
+      </w:r>
+      <w:r>
+        <w:t xml:space="preserve">nascidos </w:t>
+      </w:r>
+      <w:r>
+        <w:t>a partir d</w:t>
+      </w:r>
+      <w:r>
+        <w:t xml:space="preserve">e 2010 </w:t>
+      </w:r>
+      <w:r>
+        <w:t>pertencem à</w:t>
+      </w:r>
+      <w:r>
+        <w:t xml:space="preserve"> geração alfa. </w:t>
+      </w:r>
+      <w:r>
+        <w:t>O</w:t>
+      </w:r>
+      <w:r>
+        <w:t xml:space="preserve"> mun</w:t>
+      </w:r>
+      <w:r>
+        <w:t xml:space="preserve">do que conhecem desde cedo é conectado à internet. Amaro (2015) observa que a tecnologia vem ocupando espaço na educação e sendo modificada </w:t>
+      </w:r>
+      <w:r>
+        <w:t>como instrumento e meio de apoio à</w:t>
+      </w:r>
+      <w:r>
+        <w:t xml:space="preserve"> educação. O R</w:t>
+      </w:r>
+      <w:r>
+        <w:t>eferencial Curricular</w:t>
+      </w:r>
+      <w:r>
+        <w:t xml:space="preserve"> Nacional para a Educação Infantil</w:t>
+      </w:r>
+      <w:r>
+        <w:t xml:space="preserve"> (BRASIL, 1998</w:t>
+      </w:r>
+      <w:r>
+        <w:t>) propõe</w:t>
+      </w:r>
+      <w:r>
+        <w:t xml:space="preserve"> </w:t>
+      </w:r>
+      <w:r>
+        <w:t>um</w:t>
+      </w:r>
+      <w:r>
+        <w:t xml:space="preserve">a </w:t>
+      </w:r>
+      <w:r>
+        <w:t>prática</w:t>
+      </w:r>
+      <w:r>
+        <w:t xml:space="preserve"> pedagógica </w:t>
+      </w:r>
+      <w:r>
+        <w:t>voltada</w:t>
+      </w:r>
+      <w:r>
+        <w:t xml:space="preserve"> </w:t>
+      </w:r>
+      <w:r>
+        <w:t>à</w:t>
+      </w:r>
+      <w:r>
+        <w:t xml:space="preserve"> interação </w:t>
+      </w:r>
+      <w:r>
+        <w:t>entre diferentes áreas do conhecimento, incluindo a tecnologia</w:t>
+      </w:r>
+      <w:r>
+        <w:t>.</w:t>
+      </w:r>
+      <w:r>
+        <w:t xml:space="preserve"> Ainda é descrito sobre os cenários de aprendizagem em que se faz necessário construir novos conhecimentos na interação com novos obstáculos. Uma boa prática na </w:t>
+      </w:r>
+      <w:r>
         <w:lastRenderedPageBreak/>
-        <w:t xml:space="preserve">Para compreender as características cognitivas do público-alvo deste projeto, é fundamental delimitar o conceito de geração, uma vez que o contexto </w:t>
-      </w:r>
-      <w:proofErr w:type="spellStart"/>
-      <w:r>
-        <w:t>socio</w:t>
-      </w:r>
-      <w:proofErr w:type="spellEnd"/>
-      <w:r>
-        <w:t xml:space="preserve">-histórico molda as formas de pensar e aprender. </w:t>
-      </w:r>
-      <w:r>
-        <w:t xml:space="preserve">Segundo o sociólogo Pilcher (1994 </w:t>
+        <w:t xml:space="preserve">educação deve </w:t>
+      </w:r>
+      <w:r>
+        <w:t>buscar situações de aprendizagem</w:t>
+      </w:r>
+      <w:r>
+        <w:t xml:space="preserve"> que repitam contextos cotidianos, como, por exemplo, escrever, ler, contar, entre outros.</w:t>
+      </w:r>
+    </w:p>
+    <w:p>
+      <w:r>
+        <w:t>Considerando esse contexto tecnológico, torna-se necessário compreender as características cognitivas das crianças que compõem essa geração.</w:t>
+      </w:r>
+    </w:p>
+    <w:p>
+      <w:r>
+        <w:t xml:space="preserve">Além dos aspectos cognitivos, é importante compreender que as crianças são seres sociais envolvidos, desde muito novas, em uma sociedade já construída (SANTOS, 2016). </w:t>
+      </w:r>
+      <w:r>
+        <w:t>Através</w:t>
+      </w:r>
+      <w:r>
+        <w:t xml:space="preserve"> </w:t>
+      </w:r>
+      <w:r>
+        <w:t>de</w:t>
+      </w:r>
+      <w:r>
+        <w:t xml:space="preserve"> décadas históricas do Passado, a socialização na educação infantil era comprometida como uma gradativa inclusão dos sujeitos na sociedade, quando se observam os fatos</w:t>
+      </w:r>
+      <w:r>
+        <w:t xml:space="preserve"> tais</w:t>
+      </w:r>
+      <w:r>
+        <w:t xml:space="preserve"> como são e tais como sempre foram, </w:t>
+      </w:r>
+      <w:r>
+        <w:t>impressiona</w:t>
+      </w:r>
+      <w:r>
+        <w:t xml:space="preserve"> que toda educação consiste num esforço contínuo para impor à criança maneiras de ver, de sentir e de agir às quais ela não teria chegado espontaneamente (DURKHEIM, 2007 apud SANTOS, 2020, p.7). </w:t>
+      </w:r>
+    </w:p>
+    <w:p>
+      <w:r>
+        <w:t xml:space="preserve">Ao projetar para crianças, é necessário considerar o estágio de desenvolvimento cognitivo em que se encontram. Segundo a teoria de Piaget, citada por Fontoura e Pereira (2012), crianças </w:t>
+      </w:r>
+      <w:r>
+        <w:t>em idade</w:t>
+      </w:r>
+      <w:r>
+        <w:t xml:space="preserve"> pré-escolar</w:t>
+      </w:r>
+      <w:r>
+        <w:t>,</w:t>
+      </w:r>
+      <w:r>
+        <w:t xml:space="preserve"> aproximadamente de 2 a 7 anos</w:t>
+      </w:r>
+      <w:r>
+        <w:t>,</w:t>
+      </w:r>
+      <w:r>
+        <w:t xml:space="preserve"> operam no estágio pré-operacional, caracterizado pelo surgimento da função simbólica. </w:t>
+      </w:r>
+    </w:p>
+    <w:p>
+      <w:r>
+        <w:t xml:space="preserve">No Design Educacional, isso se traduz na capacidade da criança de interagir com ícones e representações digitais como representações de objetos reais. </w:t>
+      </w:r>
+      <w:r>
+        <w:t>Além disso, as crianças da geração alfa estão constantes expostas a conteúdos midiáticos e culturais. G</w:t>
+      </w:r>
+      <w:r>
+        <w:t>rande parte das informações c</w:t>
+      </w:r>
+      <w:r>
+        <w:t xml:space="preserve">onsumidas </w:t>
+      </w:r>
+      <w:r>
+        <w:t xml:space="preserve">por esse público, </w:t>
+      </w:r>
+      <w:r>
+        <w:t>como filmes, músicas</w:t>
+      </w:r>
+      <w:r>
+        <w:t xml:space="preserve"> e </w:t>
+      </w:r>
+      <w:r>
+        <w:t>produções</w:t>
+      </w:r>
+      <w:r>
+        <w:t xml:space="preserve"> da</w:t>
+      </w:r>
+      <w:r>
+        <w:t xml:space="preserve"> indústria da fantasia infantil e juvenil</w:t>
+      </w:r>
+      <w:r>
+        <w:t>, apresenta</w:t>
+      </w:r>
+      <w:r>
+        <w:t xml:space="preserve"> rápida propagação</w:t>
+      </w:r>
+      <w:r>
+        <w:t xml:space="preserve"> por meios dos diferentes canais de</w:t>
+      </w:r>
+      <w:r>
+        <w:t xml:space="preserve"> comunicação acessíveis</w:t>
+      </w:r>
+      <w:r>
+        <w:t xml:space="preserve"> (AMARO, 2015). </w:t>
+      </w:r>
+    </w:p>
+    <w:p>
+      <w:r>
+        <w:t>Além dos aspectos relacionados à linguagem e à interação, elementos visuais também exercem influência no desenvolvimento cognitivo infantil. Estudos sobre a psicologia das cores indicam que as cores podem impactar a atenção, a criatividade, a concentração e a aprendizagem das crianças (ZAVARIZZI, 2024). O reconhecimento de cores constitui uma etapa importante do desenvolvimento cognitivo, contribuindo para a linguagem, a coordenação motora e a expressão de sentimentos. Nesse contexto, diferentes tonalidades podem despertar estímulos distintos, sendo as cores mais vibrantes associadas ao aumento do interesse, da curiosidade e da exploração do ambiente (MOURA; SANTOS</w:t>
+      </w:r>
+      <w:r>
+        <w:t xml:space="preserve"> A., 2023</w:t>
+      </w:r>
+      <w:r>
+        <w:t xml:space="preserve">). A Base Nacional Comum Curricular também reconhece a relevância das cores no </w:t>
+      </w:r>
+      <w:r>
+        <w:lastRenderedPageBreak/>
+        <w:t>desenvolvimento infantil por meio do campo de experiência "Traços, sons, cores e formas", destacando seu papel na construção de percepções e formas de expressão (SANTOS, A., 202</w:t>
+      </w:r>
+      <w:r>
+        <w:t>6</w:t>
+      </w:r>
+      <w:r>
+        <w:t>). Dessa forma, a utilização consciente de elementos visuais e cores em recursos educacionais pode contribuir para a criação de experiências mais atrativas, favorecendo o engajamento e o aprendizado das crianças.</w:t>
+      </w:r>
+    </w:p>
+    <w:p>
+      <w:r>
+        <w:t xml:space="preserve">De acordo com </w:t>
+      </w:r>
+      <w:proofErr w:type="spellStart"/>
+      <w:r>
+        <w:t>Zauche</w:t>
+      </w:r>
+      <w:proofErr w:type="spellEnd"/>
+      <w:r>
+        <w:t xml:space="preserve"> </w:t>
       </w:r>
       <w:r>
         <w:rPr>
           <w:i/>
         </w:rPr>
-        <w:t xml:space="preserve">apud </w:t>
-      </w:r>
-      <w:r>
-        <w:rPr>
-          <w:highlight w:val="yellow"/>
-        </w:rPr>
-        <w:t>INDALÉCIO</w:t>
-      </w:r>
-      <w:r>
-        <w:t xml:space="preserve">; RIBEIRO M., 2013), um grupo ou conjunto de pessoas dentro de uma população que vivencia os mesmos acontecimentos significativos em um determinado período de tempo, </w:t>
-      </w:r>
-      <w:r>
-        <w:t>define-se como geração</w:t>
-      </w:r>
-      <w:r>
-        <w:t>. De acordo com o Dicionário da Língua Portuguesa Aurélio o significado da palavra geração seria “sf. 2. Cada grau de filiação de pai e filho. [...]. 4. O espaço de tempo (aproximadamente 25 anos) que vai de uma geração [...] a outra” (</w:t>
-      </w:r>
-      <w:r>
-        <w:rPr>
-          <w:highlight w:val="yellow"/>
-        </w:rPr>
-        <w:t>FERREIRA</w:t>
-      </w:r>
-      <w:r>
-        <w:t>, 2010, p. 377). Entretanto, de acordo com alguns autores, não se tem mais utilizado o intervalo dos 25 anos. Ratificam e complementam que períodos ou conclusões temporais que especificam uma geração vêm acompanhando o raciocínio de aceleração tecnológica sobre os modos sociais de experiência e existência, diminuindo-se, cada vez mais, de 25 para 20 ou mesmo 10 anos.</w:t>
-      </w:r>
-    </w:p>
-    <w:p>
-      <w:r>
-        <w:rPr>
-          <w:highlight w:val="yellow"/>
-        </w:rPr>
-        <w:t xml:space="preserve">Nesse </w:t>
-      </w:r>
-      <w:r>
-        <w:rPr>
-          <w:highlight w:val="yellow"/>
-        </w:rPr>
-        <w:t>cenário de transição acelerada,</w:t>
-      </w:r>
-      <w:r>
-        <w:rPr>
-          <w:highlight w:val="yellow"/>
-        </w:rPr>
+        <w:t>et al.</w:t>
+      </w:r>
+      <w:r>
+        <w:t xml:space="preserve"> (2016 </w:t>
+      </w:r>
+      <w:r>
+        <w:rPr>
+          <w:i/>
+        </w:rPr>
+        <w:t>apud</w:t>
+      </w:r>
+      <w:r>
         <w:t xml:space="preserve"> </w:t>
       </w:r>
       <w:r>
-        <w:rPr>
-          <w:highlight w:val="yellow"/>
-        </w:rPr>
-        <w:t>Toledo, Albuquerque e Magalhães</w:t>
-      </w:r>
-      <w:r>
-        <w:t xml:space="preserve"> (2012)</w:t>
-      </w:r>
-      <w:r>
-        <w:t xml:space="preserve"> afirmam que os </w:t>
-      </w:r>
-      <w:r>
-        <w:t xml:space="preserve">indivíduos </w:t>
-      </w:r>
-      <w:r>
-        <w:t xml:space="preserve">nascidos </w:t>
-      </w:r>
-      <w:r>
-        <w:t>a partir d</w:t>
-      </w:r>
-      <w:r>
-        <w:t xml:space="preserve">e 2010 </w:t>
-      </w:r>
-      <w:r>
-        <w:t>pertencem à</w:t>
-      </w:r>
-      <w:r>
-        <w:t xml:space="preserve"> geração alfa. </w:t>
-      </w:r>
-      <w:r>
-        <w:t>O</w:t>
-      </w:r>
-      <w:r>
-        <w:t xml:space="preserve"> mun</w:t>
-      </w:r>
-      <w:r>
-        <w:t xml:space="preserve">do que conhecem desde cedo é conectado à internet. </w:t>
-      </w:r>
-      <w:r>
-        <w:rPr>
-          <w:highlight w:val="yellow"/>
-        </w:rPr>
-        <w:t>Amaro (2015)</w:t>
-      </w:r>
-      <w:r>
-        <w:t xml:space="preserve"> observa que a tecnologia vem ocupando espaço na educação e sendo modificada </w:t>
-      </w:r>
-      <w:r>
-        <w:t>como instrumento e meio de apoio à</w:t>
-      </w:r>
-      <w:r>
-        <w:t xml:space="preserve"> educação. O R</w:t>
-      </w:r>
-      <w:r>
-        <w:t>eferencial Curricular</w:t>
-      </w:r>
-      <w:r>
-        <w:t xml:space="preserve"> Nacional para a Educação Infantil</w:t>
-      </w:r>
-      <w:r>
-        <w:t xml:space="preserve"> (B</w:t>
-      </w:r>
-      <w:r>
-        <w:rPr>
-          <w:highlight w:val="yellow"/>
-        </w:rPr>
-        <w:t>RASI</w:t>
-      </w:r>
-      <w:r>
-        <w:t>L, 1998</w:t>
-      </w:r>
-      <w:r>
-        <w:t>) propõe</w:t>
+        <w:t>S</w:t>
+      </w:r>
+      <w:r>
+        <w:t>AR</w:t>
+      </w:r>
+      <w:r>
+        <w:t>G</w:t>
+      </w:r>
+      <w:r>
+        <w:t>IANI;</w:t>
+      </w:r>
+      <w:r>
+        <w:t xml:space="preserve"> M</w:t>
+      </w:r>
+      <w:r>
+        <w:t xml:space="preserve">ALUF, </w:t>
+      </w:r>
+      <w:r>
+        <w:t>2018)</w:t>
+      </w:r>
+      <w:r>
+        <w:t xml:space="preserve"> o desenvolvimento cognitivo está correlacionado ao desenvolvimento linguístico.</w:t>
+      </w:r>
+      <w:r>
+        <w:t xml:space="preserve"> As crianças se tornam mais hábeis em expressar seus pensamentos, ideias, sentimentos e compreender os processos com as pessoas ao seu redor quanto melhor for a sua linguagem.</w:t>
+      </w:r>
+      <w:r>
+        <w:t xml:space="preserve"> Os currículos de Educação Infantil </w:t>
+      </w:r>
+      <w:r>
+        <w:t>enfatizam na recomendação de</w:t>
+      </w:r>
+      <w:r>
+        <w:t xml:space="preserve"> promover e estimular </w:t>
+      </w:r>
+      <w:r>
+        <w:t xml:space="preserve">atividades com a linguagem oral na pré-escola. </w:t>
+      </w:r>
+      <w:r>
+        <w:t>Contudo</w:t>
+      </w:r>
+      <w:r>
+        <w:t xml:space="preserve">, </w:t>
+      </w:r>
+      <w:r>
+        <w:t xml:space="preserve">apesar de </w:t>
+      </w:r>
+      <w:r>
+        <w:t>a linguagem escrita est</w:t>
+      </w:r>
+      <w:r>
+        <w:t>ar</w:t>
       </w:r>
       <w:r>
         <w:t xml:space="preserve"> </w:t>
       </w:r>
       <w:r>
-        <w:t>um</w:t>
-      </w:r>
-      <w:r>
-        <w:t xml:space="preserve">a </w:t>
-      </w:r>
-      <w:r>
-        <w:t>prática</w:t>
-      </w:r>
-      <w:r>
-        <w:t xml:space="preserve"> pedagógica </w:t>
-      </w:r>
-      <w:r>
-        <w:t>voltada</w:t>
+        <w:t xml:space="preserve">presente </w:t>
+      </w:r>
+      <w:r>
+        <w:t>no cotidiano das crianças</w:t>
+      </w:r>
+      <w:r>
+        <w:t xml:space="preserve"> e</w:t>
+      </w:r>
+      <w:r>
+        <w:t xml:space="preserve"> contrib</w:t>
+      </w:r>
+      <w:r>
+        <w:t>uir</w:t>
       </w:r>
       <w:r>
         <w:t xml:space="preserve"> </w:t>
       </w:r>
       <w:r>
-        <w:t>à</w:t>
-      </w:r>
-      <w:r>
-        <w:t xml:space="preserve"> interação </w:t>
-      </w:r>
-      <w:r>
-        <w:t>entre diferentes áreas do conhecimento, incluindo a tecnologia</w:t>
-      </w:r>
-      <w:r>
-        <w:t>.</w:t>
-      </w:r>
-      <w:r>
-        <w:t xml:space="preserve"> Ainda é descrito sobre os cenários de aprendizagem em que se faz necessário construir novos conhecimentos na interação com novos obstáculos. Uma boa prática na educação deve </w:t>
-      </w:r>
-      <w:r>
-        <w:t>buscar situações de aprendizagem</w:t>
-      </w:r>
-      <w:r>
-        <w:t xml:space="preserve"> que repitam contextos cotidianos, como, por exemplo, escrever, ler, contar, entre outros.</w:t>
-      </w:r>
-    </w:p>
-    <w:p>
-      <w:r>
-        <w:t>Considerando esse contexto tecnológico, torna-se necessário compreender as características cognitivas das crianças que compõem essa geração.</w:t>
-      </w:r>
-    </w:p>
-    <w:p>
-      <w:r>
-        <w:t>Além dos aspectos cognitivos, é importante compreender que as crianças são seres sociais envolvidos, desde muito novas, em uma sociedade já construída (</w:t>
-      </w:r>
-      <w:r>
-        <w:rPr>
-          <w:highlight w:val="yellow"/>
-        </w:rPr>
-        <w:t>SANTOS</w:t>
-      </w:r>
-      <w:r>
-        <w:t xml:space="preserve">, 2016). </w:t>
-      </w:r>
-      <w:r>
-        <w:t>Através</w:t>
-      </w:r>
+        <w:t xml:space="preserve">para </w:t>
+      </w:r>
+      <w:r>
+        <w:t>o desenvolvimento cognitivo</w:t>
+      </w:r>
+      <w:r>
+        <w:t xml:space="preserve">, sua abordagem nesse nível de ensino ainda é frequentemente postergada e alvo de controvérsias entre profissionais da área (ARCE; MARTINS, 2007 </w:t>
+      </w:r>
+      <w:r>
+        <w:rPr>
+          <w:i/>
+        </w:rPr>
+        <w:t>apud</w:t>
+      </w:r>
+      <w:r>
+        <w:t xml:space="preserve"> SAR</w:t>
+      </w:r>
+      <w:r>
+        <w:t>GIANI</w:t>
+      </w:r>
+      <w:r>
+        <w:t>; MALUF, 2018).</w:t>
+      </w:r>
+    </w:p>
+    <w:p>
+      <w:r>
+        <w:t>A relevância desse estímulo foi evidenciada no estudo para facilitar a alfabetização infantil de</w:t>
+      </w:r>
+      <w:r>
+        <w:t xml:space="preserve"> Hart e </w:t>
+      </w:r>
+      <w:proofErr w:type="spellStart"/>
+      <w:r>
+        <w:t>Risley</w:t>
+      </w:r>
+      <w:proofErr w:type="spellEnd"/>
+      <w:r>
+        <w:t xml:space="preserve"> (2003 apud AMORIM, 2016),</w:t>
+      </w:r>
+      <w:r>
+        <w:t xml:space="preserve"> e</w:t>
+      </w:r>
+      <w:r>
+        <w:t xml:space="preserve">les observaram famílias de alta, média e baixa renda. Descobriram que 85% a 98% das palavras ditas pelas crianças aos três anos eram faladas pelos pais. </w:t>
+      </w:r>
+      <w:r>
+        <w:t>Além disso, verificaram que crianças de famílias com maior renda eram expostas a uma quantidade significativamente maior de palavras por hora do que aquelas de famílias de baixa renda. Com isso, concluíram que a participação da família desde os primeiros anos de vida é fundamental para a formação de leitores e escritores, não sendo a escola a única responsável por esse processo.</w:t>
+      </w:r>
+      <w:r>
+        <w:t xml:space="preserve"> De acordo com Burger (2010 </w:t>
+      </w:r>
+      <w:r>
+        <w:rPr>
+          <w:i/>
+        </w:rPr>
+        <w:t>apud</w:t>
+      </w:r>
+      <w:r>
+        <w:t xml:space="preserve"> SARGIANI; MALUF, 2018)</w:t>
+      </w:r>
+      <w:r>
+        <w:t>,</w:t>
+      </w:r>
+      <w:r>
+        <w:t xml:space="preserve"> postergar </w:t>
+      </w:r>
+      <w:r>
+        <w:t xml:space="preserve">estímulos importantes ao desenvolvimento durante o processo </w:t>
+      </w:r>
+      <w:r>
+        <w:t>de escolarização</w:t>
+      </w:r>
+      <w:r>
+        <w:t xml:space="preserve"> pode gerar diversos efeitos negativos ao longo da vida. Entretanto, programas educacionais de qualidade podem minimizar essas desvantagens de forma duradoura.</w:t>
+      </w:r>
+    </w:p>
+    <w:p>
+      <w:pPr>
+        <w:jc w:val="both"/>
+        <w:textAlignment w:val="baseline"/>
+      </w:pPr>
+      <w:r>
+        <w:t>É</w:t>
+      </w:r>
+      <w:r>
+        <w:t xml:space="preserve"> nessa lacuna entre a necessidade de estímulo linguístico e as demandas da Geração Alfa que </w:t>
+      </w:r>
+      <w:r>
+        <w:t xml:space="preserve">o Design Educacional o projeto para o público infantil deve ser compreendido além da estética, atuando como uma interface de interação entre a criança e o seu entorno. Conforme defendem Fontoura e Pereira (2012), o ser humano possui uma capacidade inata de 'desenhar o mundo', planejando e executando escolhas de forma intencional desde a infância. Nesse sentido, o design para crianças </w:t>
+      </w:r>
+      <w:r>
+        <w:lastRenderedPageBreak/>
+        <w:t xml:space="preserve">deve ser projetado para estimular essa autonomia, transformando o usuário </w:t>
+      </w:r>
+      <w:r>
+        <w:t>em um agente capaz de resolver problemas cotidianos</w:t>
+      </w:r>
+      <w:r>
+        <w:t xml:space="preserve"> e toma</w:t>
+      </w:r>
+      <w:r>
+        <w:t>r</w:t>
+      </w:r>
+      <w:r>
+        <w:t xml:space="preserve"> decisões estéticas e funcionais dentro do ambiente do jogo, estimulando</w:t>
+      </w:r>
+      <w:r>
+        <w:t>-o</w:t>
+      </w:r>
+      <w:r>
+        <w:t xml:space="preserve"> a tomar decisões próprias e aprender com as falhas mostrando o desejo de melhorar e evoluir dentro da plataforma.</w:t>
+      </w:r>
+    </w:p>
+    <w:p>
       <w:r>
         <w:t xml:space="preserve"> </w:t>
       </w:r>
       <w:r>
-        <w:t>de</w:t>
-      </w:r>
-      <w:r>
-        <w:t xml:space="preserve"> décadas históricas do Passado, a socialização na educação infantil era comprometida como uma gradativa inclusão dos sujeitos na sociedade, quando se observam os fatos</w:t>
-      </w:r>
-      <w:r>
-        <w:t xml:space="preserve"> tais</w:t>
-      </w:r>
-      <w:r>
-        <w:t xml:space="preserve"> como são e tais como sempre foram, </w:t>
-      </w:r>
-      <w:r>
-        <w:t>impressiona</w:t>
-      </w:r>
-      <w:r>
-        <w:t xml:space="preserve"> que toda educação consiste num esforço contínuo para impor à criança </w:t>
-      </w:r>
-      <w:r>
-        <w:lastRenderedPageBreak/>
-        <w:t>maneiras de ver, de sentir e de agir às quais ela não teria chegado espontaneamente (</w:t>
-      </w:r>
-      <w:r>
-        <w:rPr>
-          <w:highlight w:val="yellow"/>
-        </w:rPr>
-        <w:t>DURKHEIM, 2007 apud SANTOS</w:t>
-      </w:r>
-      <w:r>
-        <w:t xml:space="preserve">, 2020, p.7). </w:t>
-      </w:r>
-    </w:p>
-    <w:p>
-      <w:r>
-        <w:t xml:space="preserve">Ao projetar para crianças, é necessário considerar o estágio de desenvolvimento cognitivo em que se encontram. Segundo a teoria de Piaget, citada por </w:t>
-      </w:r>
-      <w:r>
-        <w:rPr>
-          <w:highlight w:val="yellow"/>
-        </w:rPr>
-        <w:t>Fontoura e Pereira</w:t>
-      </w:r>
-      <w:r>
-        <w:t xml:space="preserve"> (2012), crianças </w:t>
-      </w:r>
-      <w:r>
-        <w:t>em idade</w:t>
-      </w:r>
-      <w:r>
-        <w:t xml:space="preserve"> pré-escolar</w:t>
-      </w:r>
-      <w:r>
-        <w:t>,</w:t>
-      </w:r>
-      <w:r>
-        <w:t xml:space="preserve"> aproximadamente de 2 a 7 anos</w:t>
-      </w:r>
-      <w:r>
-        <w:t>,</w:t>
-      </w:r>
-      <w:r>
-        <w:t xml:space="preserve"> operam no estágio pré-operacional, caracterizado pelo surgimento da função simbólica. </w:t>
-      </w:r>
-    </w:p>
-    <w:p>
-      <w:r>
-        <w:t xml:space="preserve">No Design Educacional, isso se traduz na capacidade da criança de interagir com ícones e representações digitais como representações de objetos reais. </w:t>
-      </w:r>
-      <w:r>
-        <w:t>Além disso, as crianças da geração alfa estão constantes expostas a conteúdos midiáticos e culturais. G</w:t>
-      </w:r>
-      <w:r>
-        <w:t>rande parte das informações c</w:t>
-      </w:r>
-      <w:r>
-        <w:t xml:space="preserve">onsumidas </w:t>
-      </w:r>
-      <w:r>
-        <w:t xml:space="preserve">por esse público, </w:t>
-      </w:r>
-      <w:r>
-        <w:t>como filmes, músicas</w:t>
-      </w:r>
-      <w:r>
-        <w:t xml:space="preserve"> e </w:t>
-      </w:r>
-      <w:r>
-        <w:t>produções</w:t>
-      </w:r>
-      <w:r>
-        <w:t xml:space="preserve"> da</w:t>
-      </w:r>
-      <w:r>
-        <w:t xml:space="preserve"> indústria da fantasia infantil e juvenil</w:t>
-      </w:r>
-      <w:r>
-        <w:t>, apresenta</w:t>
-      </w:r>
-      <w:r>
-        <w:t xml:space="preserve"> rápida propagação</w:t>
-      </w:r>
-      <w:r>
-        <w:t xml:space="preserve"> por meios dos diferentes canais de</w:t>
-      </w:r>
-      <w:r>
-        <w:t xml:space="preserve"> comunicação acessíveis</w:t>
-      </w:r>
-      <w:r>
-        <w:t xml:space="preserve"> (</w:t>
-      </w:r>
-      <w:r>
-        <w:t>AMARO</w:t>
-      </w:r>
-      <w:r>
-        <w:t xml:space="preserve">, 2015). </w:t>
-      </w:r>
-    </w:p>
-    <w:p>
-      <w:r>
-        <w:t>Além dos aspectos relacionados à linguagem e à interação, elementos visuais também exercem influência no desenvolvimento cognitivo infantil. Estudos sobre a psicologia das cores indicam que as cores podem impactar a atenção, a criatividade, a concentração e a aprendizagem das crianças (</w:t>
-      </w:r>
-      <w:r>
-        <w:rPr>
-          <w:highlight w:val="yellow"/>
-        </w:rPr>
-        <w:t>ZAVARIZZI,</w:t>
-      </w:r>
-      <w:r>
-        <w:t xml:space="preserve"> 2024). O reconhecimento de cores constitui uma etapa importante do desenvolvimento cognitivo, contribuindo para a linguagem, a coordenação motora e a expressão de sentimentos. Nesse contexto, diferentes tonalidades podem despertar estímulos distintos, sendo as cores mais vibrantes associadas ao aumento do interesse, da curiosidade e da exploração do ambiente (M</w:t>
-      </w:r>
-      <w:r>
-        <w:rPr>
-          <w:highlight w:val="yellow"/>
-        </w:rPr>
-        <w:t>OUR</w:t>
-      </w:r>
-      <w:r>
-        <w:t xml:space="preserve">A; </w:t>
-      </w:r>
-      <w:r>
-        <w:rPr>
-          <w:highlight w:val="yellow"/>
-        </w:rPr>
-        <w:t>SANTOS</w:t>
-      </w:r>
-      <w:r>
-        <w:t xml:space="preserve"> A., 2023</w:t>
-      </w:r>
-      <w:r>
-        <w:t>). A Base Nacional Comum Curricular também reconhece a relevância das cores no desenvolvimento infantil por meio do campo de experiência "Traços, sons, cores e formas", destacando seu papel na construção de percepções e formas de expressão (</w:t>
-      </w:r>
-      <w:r>
-        <w:rPr>
-          <w:highlight w:val="yellow"/>
-        </w:rPr>
-        <w:t>SANTOS, A., 202</w:t>
-      </w:r>
-      <w:r>
-        <w:t>6</w:t>
-      </w:r>
-      <w:r>
-        <w:t>). Dessa forma, a utilização consciente de elementos visuais e cores em recursos educacionais pode contribuir para a criação de experiências mais atrativas, favorecendo o engajamento e o aprendizado das crianças.</w:t>
-      </w:r>
-    </w:p>
-    <w:p>
-      <w:r>
-        <w:t xml:space="preserve">De acordo </w:t>
-      </w:r>
-      <w:r>
-        <w:rPr>
-          <w:highlight w:val="yellow"/>
-        </w:rPr>
-        <w:t xml:space="preserve">com </w:t>
-      </w:r>
-      <w:proofErr w:type="spellStart"/>
-      <w:r>
-        <w:rPr>
-          <w:highlight w:val="yellow"/>
-        </w:rPr>
-        <w:t>Zauche</w:t>
-      </w:r>
-      <w:proofErr w:type="spellEnd"/>
-      <w:r>
-        <w:rPr>
-          <w:highlight w:val="yellow"/>
-        </w:rPr>
-        <w:t xml:space="preserve"> </w:t>
-      </w:r>
-      <w:r>
-        <w:rPr>
-          <w:i/>
-          <w:highlight w:val="yellow"/>
-        </w:rPr>
-        <w:t>et al.</w:t>
-      </w:r>
-      <w:r>
-        <w:rPr>
-          <w:highlight w:val="yellow"/>
-        </w:rPr>
-        <w:t xml:space="preserve"> (2016 </w:t>
-      </w:r>
-      <w:r>
-        <w:rPr>
-          <w:i/>
-          <w:highlight w:val="yellow"/>
-        </w:rPr>
-        <w:t>apud</w:t>
-      </w:r>
-      <w:r>
-        <w:rPr>
-          <w:highlight w:val="yellow"/>
-        </w:rPr>
-        <w:t xml:space="preserve"> </w:t>
-      </w:r>
-      <w:r>
-        <w:rPr>
-          <w:highlight w:val="yellow"/>
-        </w:rPr>
-        <w:t>S</w:t>
-      </w:r>
-      <w:r>
-        <w:rPr>
-          <w:highlight w:val="yellow"/>
-        </w:rPr>
-        <w:t>AR</w:t>
-      </w:r>
-      <w:r>
-        <w:rPr>
-          <w:highlight w:val="yellow"/>
-        </w:rPr>
-        <w:t>G</w:t>
-      </w:r>
-      <w:r>
-        <w:rPr>
-          <w:highlight w:val="yellow"/>
-        </w:rPr>
-        <w:t>IANI;</w:t>
-      </w:r>
-      <w:r>
-        <w:rPr>
-          <w:highlight w:val="yellow"/>
-        </w:rPr>
-        <w:t xml:space="preserve"> M</w:t>
-      </w:r>
-      <w:r>
-        <w:rPr>
-          <w:highlight w:val="yellow"/>
-        </w:rPr>
-        <w:t xml:space="preserve">ALUF, </w:t>
-      </w:r>
-      <w:r>
-        <w:rPr>
-          <w:highlight w:val="yellow"/>
-        </w:rPr>
-        <w:t>2018</w:t>
-      </w:r>
-      <w:r>
-        <w:t>)</w:t>
-      </w:r>
-      <w:r>
-        <w:t xml:space="preserve"> o desenvolvimento cognitivo está correlacionado ao desenvolvimento linguístico.</w:t>
-      </w:r>
-      <w:r>
-        <w:t xml:space="preserve"> As crianças se tornam mais hábeis em expressar seus pensamentos, ideias, sentimentos e compreender os processos com as pessoas ao seu redor quanto melhor for a sua linguagem.</w:t>
-      </w:r>
-      <w:r>
-        <w:t xml:space="preserve"> Os currículos de Educação Infantil </w:t>
-      </w:r>
-      <w:r>
-        <w:t xml:space="preserve">enfatizam na </w:t>
-      </w:r>
-      <w:r>
-        <w:lastRenderedPageBreak/>
-        <w:t>recomendação de</w:t>
-      </w:r>
-      <w:r>
-        <w:t xml:space="preserve"> promover e estimular </w:t>
-      </w:r>
-      <w:r>
-        <w:t xml:space="preserve">atividades com a linguagem oral na pré-escola. </w:t>
-      </w:r>
-      <w:r>
-        <w:t>Contudo</w:t>
-      </w:r>
+        <w:t>Para</w:t>
+      </w:r>
+      <w:r>
+        <w:t xml:space="preserve"> a criança, o 'brincar de construir' é uma das formas mais ricas de </w:t>
+      </w:r>
+      <w:proofErr w:type="spellStart"/>
+      <w:r>
+        <w:t>metarrepresentação</w:t>
+      </w:r>
+      <w:proofErr w:type="spellEnd"/>
       <w:r>
         <w:t xml:space="preserve">, </w:t>
       </w:r>
       <w:r>
-        <w:t xml:space="preserve">apesar de </w:t>
-      </w:r>
-      <w:r>
-        <w:t>a linguagem escrita est</w:t>
-      </w:r>
-      <w:r>
-        <w:t>ar</w:t>
-      </w:r>
-      <w:r>
-        <w:t xml:space="preserve"> </w:t>
-      </w:r>
-      <w:r>
-        <w:t xml:space="preserve">presente </w:t>
-      </w:r>
-      <w:r>
-        <w:t>no cotidiano das crianças</w:t>
-      </w:r>
-      <w:r>
-        <w:t xml:space="preserve"> e</w:t>
-      </w:r>
-      <w:r>
-        <w:t xml:space="preserve"> contrib</w:t>
-      </w:r>
-      <w:r>
-        <w:t>uir</w:t>
-      </w:r>
-      <w:r>
-        <w:t xml:space="preserve"> </w:t>
-      </w:r>
-      <w:r>
-        <w:t xml:space="preserve">para </w:t>
-      </w:r>
-      <w:r>
-        <w:t>o desenvolvimento cognitivo</w:t>
-      </w:r>
-      <w:r>
-        <w:t xml:space="preserve">, sua abordagem nesse nível de ensino ainda é frequentemente postergada e alvo de controvérsias entre profissionais da área (ARCE; MARTINS, 2007 </w:t>
-      </w:r>
-      <w:r>
-        <w:rPr>
-          <w:i/>
-        </w:rPr>
-        <w:t>apud</w:t>
-      </w:r>
-      <w:r>
-        <w:t xml:space="preserve"> SAR</w:t>
-      </w:r>
-      <w:r>
-        <w:t>GIANI</w:t>
-      </w:r>
-      <w:r>
-        <w:t>; MALUF, 2018).</w:t>
-      </w:r>
-    </w:p>
-    <w:p>
-      <w:r>
-        <w:t>A relevância desse estímulo foi evidenciada no estudo</w:t>
-      </w:r>
-      <w:r>
-        <w:t xml:space="preserve"> </w:t>
-      </w:r>
-      <w:r>
-        <w:t>para facilitar a alfabetização infantil</w:t>
-      </w:r>
-      <w:r>
-        <w:t xml:space="preserve"> </w:t>
-      </w:r>
-      <w:r>
-        <w:rPr>
-          <w:highlight w:val="yellow"/>
-        </w:rPr>
-        <w:t>de</w:t>
-      </w:r>
-      <w:r>
-        <w:rPr>
-          <w:highlight w:val="yellow"/>
-        </w:rPr>
-        <w:t xml:space="preserve"> Hart e </w:t>
-      </w:r>
-      <w:proofErr w:type="spellStart"/>
-      <w:r>
-        <w:rPr>
-          <w:highlight w:val="yellow"/>
-        </w:rPr>
-        <w:t>Risley</w:t>
-      </w:r>
-      <w:proofErr w:type="spellEnd"/>
-      <w:r>
-        <w:rPr>
-          <w:highlight w:val="yellow"/>
-        </w:rPr>
-        <w:t xml:space="preserve"> (2003 apud AMORIM, 2016</w:t>
-      </w:r>
-      <w:r>
-        <w:t>),</w:t>
-      </w:r>
-      <w:r>
-        <w:t xml:space="preserve"> e</w:t>
-      </w:r>
-      <w:r>
-        <w:t xml:space="preserve">les observaram famílias de alta, média e baixa renda. Descobriram que 85% a 98% das palavras ditas pelas crianças aos três anos eram faladas pelos pais. </w:t>
-      </w:r>
-      <w:r>
-        <w:t>Além disso, verificaram que crianças de famílias com maior renda eram expostas a uma quantidade significativamente maior de palavras por hora do que aquelas de famílias de baixa renda. Com isso, concluíram que a participação da família desde os primeiros anos de vida é fundamental para a formação de leitores e escritores, não sendo a escola a única responsável por esse processo.</w:t>
-      </w:r>
-      <w:r>
-        <w:t xml:space="preserve"> De acordo com Burger </w:t>
-      </w:r>
-      <w:r>
-        <w:rPr>
-          <w:highlight w:val="yellow"/>
-        </w:rPr>
-        <w:t xml:space="preserve">(2010 </w:t>
-      </w:r>
-      <w:r>
-        <w:rPr>
-          <w:i/>
-          <w:highlight w:val="yellow"/>
-        </w:rPr>
-        <w:t>apud</w:t>
-      </w:r>
-      <w:r>
-        <w:rPr>
-          <w:highlight w:val="yellow"/>
-        </w:rPr>
-        <w:t xml:space="preserve"> SARGIANI; MALUF, 2018</w:t>
-      </w:r>
-      <w:r>
-        <w:t>)</w:t>
-      </w:r>
-      <w:r>
-        <w:t>,</w:t>
-      </w:r>
-      <w:r>
-        <w:t xml:space="preserve"> postergar </w:t>
-      </w:r>
-      <w:r>
-        <w:t xml:space="preserve">estímulos importantes ao desenvolvimento durante o processo </w:t>
-      </w:r>
-      <w:r>
-        <w:t>de escolarização</w:t>
-      </w:r>
-      <w:r>
-        <w:t xml:space="preserve"> pode gerar diversos efeitos negativos ao longo da vida. Entretanto, programas educacionais de qualidade podem minimizar essas desvantagens de forma duradoura.</w:t>
-      </w:r>
-    </w:p>
-    <w:p>
-      <w:pPr>
-        <w:jc w:val="both"/>
-        <w:textAlignment w:val="baseline"/>
-      </w:pPr>
-      <w:r>
-        <w:t>É</w:t>
-      </w:r>
-      <w:r>
-        <w:t xml:space="preserve"> nessa lacuna entre a necessidade de estímulo linguístico e as demandas da Geração Alfa que </w:t>
-      </w:r>
-      <w:r>
-        <w:t xml:space="preserve">o Design Educacional o projeto para o público infantil deve ser compreendido além da estética, atuando como uma interface de interação entre a criança e o seu entorno. Conforme defendem </w:t>
-      </w:r>
-      <w:r>
-        <w:rPr>
-          <w:highlight w:val="yellow"/>
-        </w:rPr>
-        <w:t>Fontoura e Pereira</w:t>
-      </w:r>
-      <w:r>
-        <w:t xml:space="preserve"> (2012), o ser humano possui uma capacidade inata de 'desenhar o mundo', planejando e executando escolhas de forma intencional desde a infância. Nesse sentido, o design para crianças deve ser projetado para estimular essa autonomia, transformando o usuário </w:t>
-      </w:r>
-      <w:r>
-        <w:t>em um agente capaz de resolver problemas cotidianos</w:t>
-      </w:r>
-      <w:r>
-        <w:t xml:space="preserve"> e toma</w:t>
-      </w:r>
-      <w:r>
-        <w:t>r</w:t>
-      </w:r>
-      <w:r>
-        <w:t xml:space="preserve"> decisões estéticas e funcionais dentro do ambiente do jogo, estimulando</w:t>
-      </w:r>
-      <w:r>
-        <w:t>-o</w:t>
-      </w:r>
-      <w:r>
-        <w:t xml:space="preserve"> a tomar decisões próprias e aprender com as falhas mostrando o desejo de melhorar e evoluir dentro da plataforma.</w:t>
-      </w:r>
-    </w:p>
-    <w:p>
-      <w:r>
-        <w:t xml:space="preserve"> </w:t>
-      </w:r>
-      <w:r>
-        <w:t>Para</w:t>
-      </w:r>
-      <w:r>
-        <w:t xml:space="preserve"> a criança, o 'brincar de construir' é uma das formas mais ricas de </w:t>
-      </w:r>
-      <w:proofErr w:type="spellStart"/>
-      <w:r>
-        <w:t>metarrepresentação</w:t>
-      </w:r>
-      <w:proofErr w:type="spellEnd"/>
-      <w:r>
-        <w:t xml:space="preserve">, </w:t>
-      </w:r>
-      <w:r>
         <w:t xml:space="preserve">na qual um </w:t>
       </w:r>
       <w:r>
-        <w:t>objeto passa a simbolizar outro, permitindo a exploração de regras e a aquisição de linguagem (</w:t>
-      </w:r>
-      <w:r>
-        <w:rPr>
-          <w:highlight w:val="yellow"/>
-        </w:rPr>
-        <w:t>BRUNER, 1973; VYGOTSKY, 1989</w:t>
-      </w:r>
-      <w:r>
-        <w:t xml:space="preserve">). Portanto, ao desenvolver o design de um jogo educativo, é fundamental que as mecânicas permitam que a criança manipule elementos e visualize os resultados </w:t>
-      </w:r>
-      <w:r>
-        <w:lastRenderedPageBreak/>
-        <w:t>de suas ações, garantindo que o aprendizado ocorra de forma espontânea e prazerosa, respeitando a natureza curiosa e exploratória do desenvolvimento infantil.</w:t>
+        <w:t>objeto passa a simbolizar outro, permitindo a exploração de regras e a aquisição de linguagem (BRUNER, 1973; VYGOTSKY, 1989). Portanto, ao desenvolver o design de um jogo educativo, é fundamental que as mecânicas permitam que a criança manipule elementos e visualize os resultados de suas ações, garantindo que o aprendizado ocorra de forma espontânea e prazerosa, respeitando a natureza curiosa e exploratória do desenvolvimento infantil.</w:t>
       </w:r>
     </w:p>
     <w:p>
@@ -9193,22 +9068,7 @@
         <w:t>permitindo sua evolução e melhora</w:t>
       </w:r>
       <w:r>
-        <w:t xml:space="preserve"> com o passar do tempo através do jogo, representando ações do cotidiano da criança</w:t>
-      </w:r>
-      <w:r>
-        <w:t xml:space="preserve"> (</w:t>
-      </w:r>
-      <w:r>
-        <w:rPr>
-          <w:highlight w:val="yellow"/>
-        </w:rPr>
-        <w:t>FONTOURA; PEREIRA,</w:t>
-      </w:r>
-      <w:r>
-        <w:t xml:space="preserve"> 2012)</w:t>
-      </w:r>
-      <w:r>
-        <w:t>.</w:t>
+        <w:t xml:space="preserve"> com o passar do tempo através do jogo, representando ações do cotidiano da criança (FONTOURA; PEREIRA, 2012).</w:t>
       </w:r>
     </w:p>
     <w:p>
@@ -9235,14 +9095,14 @@
           <w:rFonts w:eastAsia="Arial"/>
         </w:rPr>
       </w:pPr>
-      <w:bookmarkStart w:id="13" w:name="_Toc231668171"/>
+      <w:bookmarkStart w:id="12" w:name="_Toc232454731"/>
       <w:r>
         <w:rPr>
           <w:rFonts w:eastAsia="Arial"/>
         </w:rPr>
         <w:t>Importância do lúdico no aprendizado infantil</w:t>
       </w:r>
-      <w:bookmarkEnd w:id="13"/>
+      <w:bookmarkEnd w:id="12"/>
     </w:p>
     <w:p>
       <w:pPr>
@@ -9305,7 +9165,11 @@
         <w:t>Portanto</w:t>
       </w:r>
       <w:r>
-        <w:t>, esses elementos são vistos como auxiliares que contribuem para o desenvolvimento infantil. Assim, independentemente de onde e quando o brincar se desenvolveu, ele proporciona à criança momentos valiosos, nos quais ela constrói sua visão de mundo (SILVA,</w:t>
+        <w:t xml:space="preserve">, esses elementos são vistos como auxiliares que contribuem para o desenvolvimento infantil. Assim, independentemente de onde e quando o brincar se desenvolveu, ele proporciona à </w:t>
+      </w:r>
+      <w:r>
+        <w:lastRenderedPageBreak/>
+        <w:t>criança momentos valiosos, nos quais ela constrói sua visão de mundo (SILVA,</w:t>
       </w:r>
       <w:r>
         <w:t xml:space="preserve"> E.,</w:t>
@@ -9413,195 +9277,192 @@
         <w:t xml:space="preserve"> sua realização</w:t>
       </w:r>
       <w:r>
+        <w:t xml:space="preserve"> não é possível </w:t>
+      </w:r>
+      <w:r>
+        <w:t>(SANTOS, 2024)</w:t>
+      </w:r>
+      <w:r>
+        <w:t>.</w:t>
+      </w:r>
+      <w:r>
         <w:t xml:space="preserve"> </w:t>
       </w:r>
       <w:r>
+        <w:t xml:space="preserve">Por fim, (KISHIMOTO, 2001 </w:t>
+      </w:r>
+      <w:r>
+        <w:rPr>
+          <w:i/>
+        </w:rPr>
+        <w:t>apud</w:t>
+      </w:r>
+      <w:r>
+        <w:t xml:space="preserve"> SANTOS, 2024)</w:t>
+      </w:r>
+      <w:r>
+        <w:t xml:space="preserve"> afirma que</w:t>
+      </w:r>
+      <w:r>
+        <w:t xml:space="preserve"> em circunstâncias sociais, o jogo assume um significado </w:t>
+      </w:r>
+      <w:r>
+        <w:t xml:space="preserve">e imagem </w:t>
+      </w:r>
+      <w:r>
+        <w:t xml:space="preserve">que cada sociedade lhe atribui. </w:t>
+      </w:r>
+    </w:p>
+    <w:p>
+      <w:r>
+        <w:t>Podemos chamar de jogo as atividades que possuem as seguintes cara</w:t>
+      </w:r>
+      <w:r>
+        <w:t>c</w:t>
+      </w:r>
+      <w:r>
+        <w:t xml:space="preserve">terísticas básicas: 1) caso necessário os jogadores podem mudar as regras durante a prática; 2) pode estimular tanto uma competição quanto a cooperação; 3) </w:t>
+      </w:r>
+      <w:r>
+        <w:t>pode ser jogado em grupo ou individualmente; 4) proporcionar recompensa intrínseca, ou se</w:t>
+      </w:r>
+      <w:r>
+        <w:t>ja</w:t>
+      </w:r>
+      <w:r>
+        <w:t>,</w:t>
+      </w:r>
+      <w:r>
+        <w:t xml:space="preserve"> sensação de prazer ao jogar. Assim</w:t>
+      </w:r>
+      <w:r>
+        <w:t xml:space="preserve">, o jogador é aquele que faz parte de uma atividade tendo em vista o prazer que lhe é proporcionado (RONDINELI, 2024 </w:t>
+      </w:r>
+      <w:r>
+        <w:rPr>
+          <w:i/>
+        </w:rPr>
+        <w:t xml:space="preserve">apud </w:t>
+      </w:r>
+      <w:r>
+        <w:t>SANTOS, 2024).</w:t>
+      </w:r>
+    </w:p>
+    <w:p>
+      <w:pPr>
+        <w:jc w:val="both"/>
+        <w:textAlignment w:val="baseline"/>
+      </w:pPr>
+      <w:r>
+        <w:t xml:space="preserve">Por sua vez, </w:t>
+      </w:r>
+      <w:r>
+        <w:t xml:space="preserve">o esporte envolve proeza física, esforço físico ou o uso de atividades motoras. Assim, o conceito se delimita, </w:t>
+      </w:r>
+      <w:r>
+        <w:t xml:space="preserve">uma vez que </w:t>
+      </w:r>
+      <w:r>
+        <w:t xml:space="preserve">diferentes atividades físicas nitidamente variam em sua caracterização de habilidade motora, esforço ou proeza </w:t>
+      </w:r>
+      <w:r>
+        <w:t>(BARBANTI, 2006)</w:t>
+      </w:r>
+      <w:r>
+        <w:t>.</w:t>
+      </w:r>
+    </w:p>
+    <w:p>
+      <w:pPr>
+        <w:jc w:val="both"/>
+        <w:textAlignment w:val="baseline"/>
+      </w:pPr>
+      <w:r>
+        <w:t>Existe</w:t>
+      </w:r>
+      <w:r>
+        <w:t>m</w:t>
+      </w:r>
+      <w:r>
+        <w:t xml:space="preserve"> três condições a se considerar no desenvolvimento de uma definição de esporte: 1) o esporte diz respeito a um tipo específico de atividade; 2) depende das condições onde a atividade acontece; 3) depende da orientação subjetiva dos participantes </w:t>
+      </w:r>
+      <w:r>
+        <w:t>envolvidos</w:t>
+      </w:r>
+      <w:r>
+        <w:t xml:space="preserve"> na atividade</w:t>
+      </w:r>
+      <w:r>
+        <w:t xml:space="preserve"> (BARBANTI, 2006).</w:t>
+      </w:r>
+    </w:p>
+    <w:p>
+      <w:pPr>
+        <w:jc w:val="both"/>
+        <w:textAlignment w:val="baseline"/>
+      </w:pPr>
+      <w:r>
+        <w:t>A partir dessas considerações, podemos evidenciar que o jogo, diferentemente do esporte, não se limita à competição estruturada ou ao desempenho físico, por envolver facetas emocionais, sociais e cognitivas, assumindo</w:t>
+      </w:r>
+      <w:r>
+        <w:t>, portanto,</w:t>
+      </w:r>
+      <w:r>
+        <w:t xml:space="preserve"> um papel mais amplo no desenvolvimento infantil. Santos (2024) afirma</w:t>
+      </w:r>
+      <w:r>
+        <w:t>,</w:t>
+      </w:r>
+      <w:r>
+        <w:t xml:space="preserve"> </w:t>
+      </w:r>
+      <w:r>
+        <w:t>a partir de estudos realizados</w:t>
+      </w:r>
+      <w:r>
+        <w:t>,</w:t>
+      </w:r>
+      <w:r>
+        <w:t xml:space="preserve"> </w:t>
+      </w:r>
+      <w:r>
+        <w:t xml:space="preserve">que </w:t>
+      </w:r>
+      <w:r>
+        <w:t>as atividades lúdicas possuem grande valor na aprendizagem significativa das crianças</w:t>
+      </w:r>
+      <w:r>
+        <w:t xml:space="preserve"> em processo de alfabetização.</w:t>
+      </w:r>
+      <w:r>
+        <w:t xml:space="preserve"> </w:t>
+      </w:r>
+      <w:r>
+        <w:t>D</w:t>
+      </w:r>
+      <w:r>
+        <w:t>e</w:t>
+      </w:r>
+      <w:r>
+        <w:t>ss</w:t>
+      </w:r>
+      <w:r>
+        <w:t xml:space="preserve">a </w:t>
+      </w:r>
+      <w:r>
+        <w:t>forma,</w:t>
+      </w:r>
+      <w:r>
+        <w:t xml:space="preserve"> não </w:t>
+      </w:r>
+      <w:r>
+        <w:t>dev</w:t>
+      </w:r>
+      <w:r>
+        <w:t xml:space="preserve">em ser </w:t>
+      </w:r>
+      <w:r>
         <w:lastRenderedPageBreak/>
-        <w:t xml:space="preserve">não é possível </w:t>
-      </w:r>
-      <w:r>
-        <w:t>(SANTOS, 2024)</w:t>
-      </w:r>
-      <w:r>
-        <w:t>.</w:t>
-      </w:r>
-      <w:r>
-        <w:t xml:space="preserve"> </w:t>
-      </w:r>
-      <w:r>
-        <w:t xml:space="preserve">Por fim, (KISHIMOTO, 2001 </w:t>
-      </w:r>
-      <w:r>
-        <w:rPr>
-          <w:i/>
-        </w:rPr>
-        <w:t>apud</w:t>
-      </w:r>
-      <w:r>
-        <w:t xml:space="preserve"> SANTOS, 2024)</w:t>
-      </w:r>
-      <w:r>
-        <w:t xml:space="preserve"> afirma que</w:t>
-      </w:r>
-      <w:r>
-        <w:t xml:space="preserve"> em circunstâncias sociais, o jogo assume um significado </w:t>
-      </w:r>
-      <w:r>
-        <w:t xml:space="preserve">e imagem </w:t>
-      </w:r>
-      <w:r>
-        <w:t xml:space="preserve">que cada sociedade lhe atribui. </w:t>
-      </w:r>
-    </w:p>
-    <w:p>
-      <w:r>
-        <w:t>Podemos chamar de jogo as atividades que possuem as seguintes cara</w:t>
-      </w:r>
-      <w:r>
-        <w:t>c</w:t>
-      </w:r>
-      <w:r>
-        <w:t xml:space="preserve">terísticas básicas: 1) caso necessário os jogadores podem mudar as regras durante a prática; 2) pode estimular tanto uma competição quanto a cooperação; 3) </w:t>
-      </w:r>
-      <w:r>
-        <w:t>pode ser jogado em grupo ou individualmente; 4) proporcionar recompensa intrínseca, ou se</w:t>
-      </w:r>
-      <w:r>
-        <w:t>ja</w:t>
-      </w:r>
-      <w:r>
-        <w:t>,</w:t>
-      </w:r>
-      <w:r>
-        <w:t xml:space="preserve"> sensação de prazer ao jogar. Assim</w:t>
-      </w:r>
-      <w:r>
-        <w:t xml:space="preserve">, o jogador é aquele que faz parte de uma atividade tendo em vista o prazer que lhe é proporcionado (RONDINELI, 2024 </w:t>
-      </w:r>
-      <w:r>
-        <w:rPr>
-          <w:i/>
-        </w:rPr>
-        <w:t xml:space="preserve">apud </w:t>
-      </w:r>
-      <w:r>
-        <w:t>SANTOS, 2024).</w:t>
-      </w:r>
-    </w:p>
-    <w:p>
-      <w:pPr>
-        <w:jc w:val="both"/>
-        <w:textAlignment w:val="baseline"/>
-      </w:pPr>
-      <w:r>
-        <w:t xml:space="preserve">Por sua vez, </w:t>
-      </w:r>
-      <w:r>
-        <w:t xml:space="preserve">o esporte envolve proeza física, esforço físico ou o uso de atividades motoras. Assim, o conceito se delimita, </w:t>
-      </w:r>
-      <w:r>
-        <w:t xml:space="preserve">uma vez que </w:t>
-      </w:r>
-      <w:r>
-        <w:t xml:space="preserve">diferentes atividades físicas nitidamente variam em sua caracterização de habilidade motora, esforço ou proeza </w:t>
-      </w:r>
-      <w:r>
-        <w:t>(BARBANTI, 2006)</w:t>
-      </w:r>
-      <w:r>
-        <w:t>.</w:t>
-      </w:r>
-    </w:p>
-    <w:p>
-      <w:pPr>
-        <w:jc w:val="both"/>
-        <w:textAlignment w:val="baseline"/>
-      </w:pPr>
-      <w:r>
-        <w:t>Existe</w:t>
-      </w:r>
-      <w:r>
-        <w:t>m</w:t>
-      </w:r>
-      <w:r>
-        <w:t xml:space="preserve"> três condições a se considerar no desenvolvimento de uma definição de esporte: 1) o esporte diz respeito a um tipo específico de atividade; 2) depende das condições onde a atividade acontece; 3) depende da orientação subjetiva dos participantes </w:t>
-      </w:r>
-      <w:r>
-        <w:t>envolvidos</w:t>
-      </w:r>
-      <w:r>
-        <w:t xml:space="preserve"> na atividade</w:t>
-      </w:r>
-      <w:r>
-        <w:t xml:space="preserve"> (BARBANTI, 2006).</w:t>
-      </w:r>
-    </w:p>
-    <w:p>
-      <w:pPr>
-        <w:jc w:val="both"/>
-        <w:textAlignment w:val="baseline"/>
-      </w:pPr>
-      <w:r>
-        <w:t>A partir dessas considerações, podemos evidenciar que o jogo, diferentemente do esporte, não se limita à competição estruturada ou ao desempenho físico, por envolver facetas emocionais, sociais e cognitivas, assumindo</w:t>
-      </w:r>
-      <w:r>
-        <w:t>, portanto,</w:t>
-      </w:r>
-      <w:r>
-        <w:t xml:space="preserve"> um papel mais amplo no desenvolvimento infantil. Santos (2024) afirma</w:t>
-      </w:r>
-      <w:r>
-        <w:t>,</w:t>
-      </w:r>
-      <w:r>
-        <w:t xml:space="preserve"> </w:t>
-      </w:r>
-      <w:r>
-        <w:t>a partir de estudos realizados</w:t>
-      </w:r>
-      <w:r>
-        <w:t>,</w:t>
-      </w:r>
-      <w:r>
-        <w:t xml:space="preserve"> </w:t>
-      </w:r>
-      <w:r>
-        <w:t xml:space="preserve">que </w:t>
-      </w:r>
-      <w:r>
-        <w:t>as atividades lúdicas possuem grande valor na aprendizagem significativa das crianças</w:t>
-      </w:r>
-      <w:r>
-        <w:t xml:space="preserve"> em processo de alfabetização.</w:t>
-      </w:r>
-      <w:r>
-        <w:t xml:space="preserve"> </w:t>
-      </w:r>
-      <w:r>
-        <w:t>D</w:t>
-      </w:r>
-      <w:r>
-        <w:t>e</w:t>
-      </w:r>
-      <w:r>
-        <w:t>ss</w:t>
-      </w:r>
-      <w:r>
-        <w:t xml:space="preserve">a </w:t>
-      </w:r>
-      <w:r>
-        <w:t>forma,</w:t>
-      </w:r>
-      <w:r>
-        <w:t xml:space="preserve"> não </w:t>
-      </w:r>
-      <w:r>
-        <w:t>dev</w:t>
-      </w:r>
-      <w:r>
-        <w:t xml:space="preserve">em ser </w:t>
-      </w:r>
-      <w:r>
         <w:t>compreendid</w:t>
       </w:r>
       <w:r>
@@ -9707,7 +9568,6 @@
         <w:rPr>
           <w:rFonts w:cs="Arial"/>
         </w:rPr>
-        <w:lastRenderedPageBreak/>
         <w:t>A educação infantil é considerada a primeira etapa da educação básica (título V, capítulo II, seção II, art. 29), tendo como finalidade o desenvolvimento integral da criança até seis anos de idade. O texto legal marca ainda a complementaridade entre as instituições de educação infantil e a família. (</w:t>
       </w:r>
       <w:r>
@@ -9990,7 +9850,11 @@
         <w:t xml:space="preserve"> o aprendizado, além de estimular a criação de novas perspectivas e ideias. Diante disso, é de suma importância</w:t>
       </w:r>
       <w:r>
-        <w:t xml:space="preserve"> reconhecer que cada criança é única, com seu ritmo de aprendizado e suas particularidades. Portanto, o professor precisa exercer sua função com sensibilidade e paciência, respeitando o tempo de cada aluno.</w:t>
+        <w:t xml:space="preserve"> reconhecer que cada criança é única, </w:t>
+      </w:r>
+      <w:r>
+        <w:lastRenderedPageBreak/>
+        <w:t>com seu ritmo de aprendizado e suas particularidades. Portanto, o professor precisa exercer sua função com sensibilidade e paciência, respeitando o tempo de cada aluno.</w:t>
       </w:r>
     </w:p>
     <w:p>
@@ -10071,71 +9935,185 @@
         <w:t>outro re</w:t>
       </w:r>
       <w:r>
-        <w:t xml:space="preserve">latou que o </w:t>
-      </w:r>
+        <w:t>latou que o faz apenas ocasionalmente</w:t>
+      </w:r>
+      <w:r>
+        <w:t xml:space="preserve">. </w:t>
+      </w:r>
+      <w:r>
+        <w:t>Diante d</w:t>
+      </w:r>
+      <w:r>
+        <w:t>essas re</w:t>
+      </w:r>
+      <w:r>
+        <w:t>s</w:t>
+      </w:r>
+      <w:r>
+        <w:t>postas</w:t>
+      </w:r>
+      <w:r>
+        <w:t xml:space="preserve">, </w:t>
+      </w:r>
+      <w:r>
+        <w:t>observa-se</w:t>
+      </w:r>
+      <w:r>
+        <w:t xml:space="preserve"> que</w:t>
+      </w:r>
+      <w:r>
+        <w:t>, apesar do reconhecimento da</w:t>
+      </w:r>
+      <w:r>
+        <w:t xml:space="preserve"> importância </w:t>
+      </w:r>
+      <w:r>
+        <w:t>do lúdico</w:t>
+      </w:r>
+      <w:r>
+        <w:t>, essa</w:t>
+      </w:r>
+      <w:r>
+        <w:t>s</w:t>
+      </w:r>
+      <w:r>
+        <w:t xml:space="preserve"> atividade</w:t>
+      </w:r>
+      <w:r>
+        <w:t>s</w:t>
+      </w:r>
+      <w:r>
+        <w:t xml:space="preserve"> nem sempre são planejadas </w:t>
+      </w:r>
+      <w:r>
+        <w:t>previamente. Essa realidade evidencia que, por diversos fatores, incluindo a sobrecarga de trabalho docente, o planejamento adequado tem sido colocado em segundo plano, levando à adoção de práticas pedagógicas mais improvisadas</w:t>
+      </w:r>
+      <w:r>
+        <w:t xml:space="preserve"> (SILVA,</w:t>
+      </w:r>
+      <w:r>
+        <w:t xml:space="preserve"> E.,</w:t>
+      </w:r>
+      <w:r>
+        <w:t xml:space="preserve"> 2014).</w:t>
+      </w:r>
+    </w:p>
+    <w:p>
+      <w:pPr>
+        <w:jc w:val="both"/>
+        <w:textAlignment w:val="baseline"/>
+      </w:pPr>
+      <w:r>
+        <w:t>Lagoa (2025) analisa como a organização do ambiente educativo, a seleção de materiais, o tempo destinado ao brincar e a mediação pedagógica influenciam a criatividade infantil.</w:t>
+      </w:r>
+      <w:r>
+        <w:t xml:space="preserve"> Os dados recolhidos durante entrevistas realizadas às professoras de infância apo</w:t>
+      </w:r>
+      <w:r>
+        <w:t>ntam algumas barreiras ao</w:t>
+      </w:r>
+      <w:r>
+        <w:t xml:space="preserve"> incentivo da criatividade, </w:t>
+      </w:r>
+      <w:r>
+        <w:t xml:space="preserve">como </w:t>
+      </w:r>
+      <w:r>
+        <w:t xml:space="preserve">a falta de recursos adequados para exploração criativa; a diversidade nas visões dos alunos sobre o que representa um material estimulante; e por vezes, a dificuldade em </w:t>
+      </w:r>
+      <w:r>
+        <w:t>conciliar</w:t>
+      </w:r>
+      <w:r>
+        <w:t xml:space="preserve"> as expectativas pedagógicas com a liberdade criativa infantil.</w:t>
+      </w:r>
+    </w:p>
+    <w:p>
+      <w:pPr>
+        <w:jc w:val="both"/>
+        <w:textAlignment w:val="baseline"/>
+      </w:pPr>
+      <w:r>
+        <w:t>A f</w:t>
+      </w:r>
+      <w:r>
+        <w:t>alta de recursos didáticos, como materiais pedagógicos, lúdicos, adaptados e tecnológicos, impacta negativamente a aprendizagem dos alunos</w:t>
+      </w:r>
+      <w:r>
+        <w:t>, e</w:t>
+      </w:r>
+      <w:r>
+        <w:t xml:space="preserve">specialmente em escolas localizadas em regiões mais vulneráveis, que </w:t>
+      </w:r>
+      <w:r>
+        <w:t>enfrentam</w:t>
+      </w:r>
+      <w:r>
+        <w:t xml:space="preserve"> limitações econômicas e estruturais </w:t>
+      </w:r>
+      <w:r>
+        <w:t xml:space="preserve">(SILVA, </w:t>
+      </w:r>
+      <w:r>
+        <w:t>P</w:t>
+      </w:r>
+      <w:r>
+        <w:t>.; FILHO,</w:t>
+      </w:r>
+      <w:r>
+        <w:t xml:space="preserve"> 2024</w:t>
+      </w:r>
+      <w:r>
+        <w:t>)</w:t>
+      </w:r>
+      <w:r>
+        <w:t>.</w:t>
+      </w:r>
+      <w:r>
+        <w:t xml:space="preserve"> </w:t>
+      </w:r>
+    </w:p>
+    <w:p>
+      <w:pPr>
+        <w:jc w:val="both"/>
+        <w:textAlignment w:val="baseline"/>
+      </w:pPr>
+      <w:r>
+        <w:t>Pesquisas revelam como a ausência de materiais adequados prejudica o desenvolvimento dos alunos, t</w:t>
+      </w:r>
+      <w:r>
+        <w:t>a</w:t>
+      </w:r>
+      <w:r>
+        <w:t xml:space="preserve">nto no aspecto cognitivo quanto no social e emocional. Bem como, o estudo </w:t>
+      </w:r>
+      <w:r>
+        <w:t xml:space="preserve">evidencia </w:t>
+      </w:r>
+      <w:r>
+        <w:t xml:space="preserve">a </w:t>
+      </w:r>
+      <w:r>
+        <w:t>relevância da Lei n° 13.146/2015, que reforça a essencialidade de um sistema educacional inclusivo e adaptado, o que frequentemente não é atendido devido à falta de recursos financeiros. Essa deficiência impacta negativamente os alunos, especialmente em um mundo cada vez mais competitivo e digital</w:t>
+      </w:r>
+      <w:r>
+        <w:t xml:space="preserve"> (</w:t>
+      </w:r>
+      <w:r>
+        <w:t>SILVA, P.; FILHO, 2024)</w:t>
+      </w:r>
+      <w:r>
+        <w:t>.</w:t>
+      </w:r>
+    </w:p>
+    <w:p>
+      <w:pPr>
+        <w:jc w:val="both"/>
+        <w:textAlignment w:val="baseline"/>
+      </w:pPr>
       <w:r>
         <w:lastRenderedPageBreak/>
-        <w:t>faz apenas ocasionalmente</w:t>
-      </w:r>
-      <w:r>
-        <w:t xml:space="preserve">. </w:t>
-      </w:r>
-      <w:r>
-        <w:t>Diante d</w:t>
-      </w:r>
-      <w:r>
-        <w:t>essas re</w:t>
-      </w:r>
-      <w:r>
-        <w:t>s</w:t>
-      </w:r>
-      <w:r>
-        <w:t>postas</w:t>
-      </w:r>
-      <w:r>
-        <w:t xml:space="preserve">, </w:t>
-      </w:r>
-      <w:r>
-        <w:t>observa-se</w:t>
-      </w:r>
-      <w:r>
-        <w:t xml:space="preserve"> que</w:t>
-      </w:r>
-      <w:r>
-        <w:t>, apesar do reconhecimento da</w:t>
-      </w:r>
-      <w:r>
-        <w:t xml:space="preserve"> importância </w:t>
-      </w:r>
-      <w:r>
-        <w:t>do lúdico</w:t>
-      </w:r>
-      <w:r>
-        <w:t>, essa</w:t>
-      </w:r>
-      <w:r>
-        <w:t>s</w:t>
-      </w:r>
-      <w:r>
-        <w:t xml:space="preserve"> atividade</w:t>
-      </w:r>
-      <w:r>
-        <w:t>s</w:t>
-      </w:r>
-      <w:r>
-        <w:t xml:space="preserve"> nem sempre são planejadas </w:t>
-      </w:r>
-      <w:r>
-        <w:t>previamente. Essa realidade evidencia que, por diversos fatores, incluindo a sobrecarga de trabalho docente, o planejamento adequado tem sido colocado em segundo plano, levando à adoção de práticas pedagógicas mais improvisadas</w:t>
-      </w:r>
-      <w:r>
-        <w:t xml:space="preserve"> (SILVA,</w:t>
-      </w:r>
-      <w:r>
-        <w:t xml:space="preserve"> E.,</w:t>
-      </w:r>
-      <w:r>
-        <w:t xml:space="preserve"> 2014).</w:t>
+        <w:t>A escrita não é a única matéria que as crianças possuem dificuldade e muitas vezes o aprendizado é postergado para os anos seguintes, consequentemente o entendimento dos assuntos se torna cada vez mais abstrato.</w:t>
       </w:r>
     </w:p>
     <w:p>
@@ -10144,28 +10122,10 @@
         <w:textAlignment w:val="baseline"/>
       </w:pPr>
       <w:r>
-        <w:t>Lagoa (2025) analisa como a organização do ambiente educativo, a seleção de materiais, o tempo destinado ao brincar e a mediação pedagógica influenciam a criatividade infantil.</w:t>
-      </w:r>
-      <w:r>
-        <w:t xml:space="preserve"> Os dados recolhidos durante entrevistas realizadas às professoras de infância apo</w:t>
-      </w:r>
-      <w:r>
-        <w:t>ntam algumas barreiras ao</w:t>
-      </w:r>
-      <w:r>
-        <w:t xml:space="preserve"> incentivo da criatividade, </w:t>
-      </w:r>
-      <w:r>
-        <w:t xml:space="preserve">como </w:t>
-      </w:r>
-      <w:r>
-        <w:t xml:space="preserve">a falta de recursos adequados para exploração criativa; a diversidade nas visões dos alunos sobre o que representa um material estimulante; e por vezes, a dificuldade em </w:t>
-      </w:r>
-      <w:r>
-        <w:t>conciliar</w:t>
-      </w:r>
-      <w:r>
-        <w:t xml:space="preserve"> as expectativas pedagógicas com a liberdade criativa infantil.</w:t>
+        <w:t>De acordo com Corso (2010) “O senso numérico é um conceito de funda mental importância para a área das dificuldades de aprendizagem na matemática, tanto no que diz respeito à intervenção como à prevenção.”</w:t>
+      </w:r>
+      <w:r>
+        <w:t>. Pesquisas apontam que crianças com problemas na matemática apresentam dificuldade no senso numérico, que muitas vezes pode ser identificada desde cedo. Por apresentar dificuldades no senso numérico, o aluno não absorve de forma gratificante com os contextos como quantificar, relacionar e comprar.</w:t>
       </w:r>
     </w:p>
     <w:p>
@@ -10174,44 +10134,76 @@
         <w:textAlignment w:val="baseline"/>
       </w:pPr>
       <w:r>
-        <w:t>A f</w:t>
-      </w:r>
-      <w:r>
-        <w:t>alta de recursos didáticos, como materiais pedagógicos, lúdicos, adaptados e tecnológicos, impacta negativamente a aprendizagem dos alunos</w:t>
-      </w:r>
-      <w:r>
-        <w:t>, e</w:t>
-      </w:r>
-      <w:r>
-        <w:t xml:space="preserve">specialmente em escolas localizadas em regiões mais vulneráveis, que </w:t>
-      </w:r>
-      <w:r>
-        <w:t>enfrentam</w:t>
-      </w:r>
-      <w:r>
-        <w:t xml:space="preserve"> limitações econômicas e estruturais </w:t>
-      </w:r>
-      <w:r>
-        <w:t xml:space="preserve">(SILVA, </w:t>
-      </w:r>
-      <w:r>
-        <w:t>P</w:t>
-      </w:r>
-      <w:r>
-        <w:t>.; FILHO,</w:t>
-      </w:r>
-      <w:r>
-        <w:t xml:space="preserve"> 2024</w:t>
-      </w:r>
-      <w:r>
-        <w:t>)</w:t>
-      </w:r>
-      <w:r>
-        <w:t>.</w:t>
+        <w:t xml:space="preserve">Não existe um consenso na literatura com relação ao conceito de senso numérico. Considerando de modo geral, se refere à facilidade e à flexibilidade com os números e à sua compreensão. </w:t>
+      </w:r>
+      <w:r>
+        <w:t>Se o</w:t>
+      </w:r>
+      <w:r>
+        <w:t xml:space="preserve"> indivíduo possuir senso numéric</w:t>
+      </w:r>
+      <w:r>
+        <w:t>o é possível alcançar a compreensão do significado dos números até o desenvolvimento de estratégia para problemas complexos de matemática; as comparações simples de magnitudes até a invenção de métodos para realizar operações; desde reconhecimento de falhas numéricas grosseiras até o uso de processos quantitativos para comunicar, processar e interpretar informação (CORSO, 2010).</w:t>
+      </w:r>
+    </w:p>
+    <w:p>
+      <w:pPr>
+        <w:jc w:val="both"/>
+        <w:textAlignment w:val="baseline"/>
+      </w:pPr>
+      <w:r>
+        <w:t xml:space="preserve">De acordo com a instituição </w:t>
+      </w:r>
+      <w:proofErr w:type="spellStart"/>
+      <w:r>
+        <w:t>Kumon</w:t>
+      </w:r>
+      <w:proofErr w:type="spellEnd"/>
+      <w:r>
+        <w:t xml:space="preserve"> (2024), é muito comum as crianças sentirem dificuldade em matemática em algum momento. Existem muitas razões que desencadeiam esse ocorrido, pode ser por falta concentração até falta sólida em conceitos fundamentais. É necessário reconhecer essas dificuldades e buscar estratégias eficazes para superá-las, pois não significa que seja necessariamente uma falta de habilidade.</w:t>
+      </w:r>
+    </w:p>
+    <w:p>
+      <w:pPr>
+        <w:jc w:val="both"/>
+        <w:textAlignment w:val="baseline"/>
+      </w:pPr>
+      <w:r>
+        <w:t xml:space="preserve">As dificuldades em matemática podem ter diversas causas, incluindo problemas auditivos, visuais, de leitura e escrita, além de dificuldades de concentração, ansiedade e transtornos de aprendizagem, como a discalculia. Esses fatores podem prejudicar a compreensão dos conceitos matemáticos, a interpretação de problemas e a realização de cálculos (KUMON, 2024). </w:t>
+      </w:r>
+    </w:p>
+    <w:p>
+      <w:pPr>
+        <w:jc w:val="both"/>
+        <w:textAlignment w:val="baseline"/>
+      </w:pPr>
+      <w:r>
+        <w:t xml:space="preserve">De acordo com Smith e </w:t>
+      </w:r>
+      <w:proofErr w:type="spellStart"/>
+      <w:r>
+        <w:t>Strich</w:t>
+      </w:r>
+      <w:proofErr w:type="spellEnd"/>
+      <w:r>
+        <w:t xml:space="preserve"> (2001, p.34</w:t>
       </w:r>
       <w:r>
         <w:t xml:space="preserve"> </w:t>
       </w:r>
+      <w:r>
+        <w:rPr>
+          <w:i/>
+        </w:rPr>
+        <w:t xml:space="preserve">apud </w:t>
+      </w:r>
+      <w:r>
+        <w:t xml:space="preserve">EVENTO, 2015) perturbações externas podem influenciar em surgimento das dificuldades de aprendizagem, o ambiente e a condição em que vive e na escola podem fazer uma significante diferença para a absorção de conteúdo, porém outros pontos do ambiente influenciam a capacidade do aluno aprender, como alimentação e sono inadequados, e que até </w:t>
+      </w:r>
+      <w:r>
+        <w:lastRenderedPageBreak/>
+        <w:t>mesmo pequenas dificuldades podem tornarem-se em grandes problemas quando o ambiente escolar se torna inapropriado.</w:t>
+      </w:r>
     </w:p>
     <w:p>
       <w:pPr>
@@ -10219,31 +10211,7 @@
         <w:textAlignment w:val="baseline"/>
       </w:pPr>
       <w:r>
-        <w:t>Pesquisas revelam como a ausência de materiais adequados prejudica o desenvolvimento dos alunos, t</w:t>
-      </w:r>
-      <w:r>
-        <w:t>a</w:t>
-      </w:r>
-      <w:r>
-        <w:t xml:space="preserve">nto no aspecto cognitivo quanto no social e emocional. Bem como, o estudo </w:t>
-      </w:r>
-      <w:r>
-        <w:t xml:space="preserve">evidencia </w:t>
-      </w:r>
-      <w:r>
-        <w:t xml:space="preserve">a </w:t>
-      </w:r>
-      <w:r>
-        <w:t>relevância da Lei n° 13.146/2015, que reforça a essencialidade de um sistema educacional inclusivo e adaptado, o que frequentemente não é atendido devido à falta de recursos financeiros. Essa deficiência impacta negativamente os alunos, especialmente em um mundo cada vez mais competitivo e digital</w:t>
-      </w:r>
-      <w:r>
-        <w:t xml:space="preserve"> (</w:t>
-      </w:r>
-      <w:r>
-        <w:t>SILVA, P.; FILHO, 2024)</w:t>
-      </w:r>
-      <w:r>
-        <w:t>.</w:t>
+        <w:t xml:space="preserve">Superar as dificuldades em matemática é importante não apenas para o desempenho escolar, mas também para o desenvolvimento de habilidades essenciais para a vida. O domínio da matemática contribui para melhores resultados acadêmicos, facilita a aprendizagem de disciplinas relacionadas, amplia oportunidades profissionais e fortalece o raciocínio lógico. Além disso, auxilia na gestão financeira e no desenvolvimento de competências tecnológicas e computacionais, cada vez mais valorizadas na sociedade e no mercado de trabalho (KUMON, 2024). </w:t>
       </w:r>
     </w:p>
     <w:p>
@@ -10313,398 +10281,1405 @@
           <w:numId w:val="2"/>
         </w:numPr>
       </w:pPr>
-      <w:bookmarkStart w:id="14" w:name="_Toc231668172"/>
-      <w:r>
-        <w:t xml:space="preserve">Uso da tecnologia no processo educacional </w:t>
-      </w:r>
+      <w:bookmarkStart w:id="13" w:name="_Toc232454732"/>
+      <w:r>
+        <w:t>Uso da tecnologia no processo educacional</w:t>
+      </w:r>
+      <w:bookmarkEnd w:id="13"/>
+      <w:r>
+        <w:t xml:space="preserve"> </w:t>
+      </w:r>
+    </w:p>
+    <w:p>
+      <w:pPr>
+        <w:ind w:firstLine="0"/>
+      </w:pPr>
+    </w:p>
+    <w:p>
+      <w:pPr>
+        <w:jc w:val="both"/>
+        <w:textAlignment w:val="baseline"/>
+      </w:pPr>
+      <w:r>
+        <w:t>Silvério, Ferreira e Azevedo (2022) discutem que o</w:t>
+      </w:r>
+      <w:r>
+        <w:t xml:space="preserve"> mundo contemporâneo é marcado pela ampla presença das Tecnologias da Informação e Comunicação (</w:t>
+      </w:r>
+      <w:proofErr w:type="spellStart"/>
+      <w:r>
+        <w:t>TICs</w:t>
+      </w:r>
+      <w:proofErr w:type="spellEnd"/>
+      <w:r>
+        <w:t>), que vêm transformando significativamente as formas de comunicação, acesso à informação e construção do conhecimento. Nesse contexto, a educação também passou a ser influenciada por essas mudanças, incorporando recursos tecnológicos capazes de ampliar as possibilidades de ensino e aprendizagem</w:t>
+      </w:r>
+      <w:r>
+        <w:t>.</w:t>
+      </w:r>
+      <w:r>
+        <w:t xml:space="preserve"> Segundo Almeida (2004</w:t>
+      </w:r>
+      <w:r>
+        <w:t xml:space="preserve"> </w:t>
+      </w:r>
+      <w:r>
+        <w:rPr>
+          <w:i/>
+        </w:rPr>
+        <w:t>apud</w:t>
+      </w:r>
+      <w:r>
+        <w:t xml:space="preserve"> SILVÉRIO; FERREIRA; AZEVEDO, 2022</w:t>
+      </w:r>
+      <w:r>
+        <w:t xml:space="preserve">), a inserção das </w:t>
+      </w:r>
+      <w:proofErr w:type="spellStart"/>
+      <w:r>
+        <w:t>TIC</w:t>
+      </w:r>
+      <w:r>
+        <w:t>’</w:t>
+      </w:r>
+      <w:r>
+        <w:t>s</w:t>
+      </w:r>
+      <w:proofErr w:type="spellEnd"/>
+      <w:r>
+        <w:t xml:space="preserve"> no ambiente educacional permite romper os limites físicos da sala de aula, conectando a escola a diferentes espaços produtores de conhecimento e à sociedade da informação.</w:t>
+      </w:r>
+    </w:p>
+    <w:p>
+      <w:pPr>
+        <w:jc w:val="both"/>
+        <w:textAlignment w:val="baseline"/>
+      </w:pPr>
+      <w:r>
+        <w:t>O avanço tecnológico ocorreu de forma acelerada ao longo do século XXI, tornando o acesso à informação mais rápido e acessível para diferentes grupos sociais. Como consequência, crianças cada vez mais jovens passaram a conviver diariamente com dispositivos digitais, incorporando-os em suas atividades de comunicação, entretenimento e aprendizagem</w:t>
+      </w:r>
+      <w:r>
+        <w:t xml:space="preserve"> (SILVÉRIO; FERREIRA; AZEVEDO, 2022)</w:t>
+      </w:r>
+      <w:r>
+        <w:t>.</w:t>
+      </w:r>
+      <w:r>
+        <w:t xml:space="preserve"> Nesse cenário, </w:t>
+      </w:r>
+      <w:r>
+        <w:t xml:space="preserve">os estudantes chegam à escola trazendo conhecimentos </w:t>
+      </w:r>
+      <w:r>
+        <w:lastRenderedPageBreak/>
+        <w:t>prévios adquiridos por meio das mídias e das tecnologias presentes em seu cotidiano, exigindo que tais experiências sejam consideradas durante o processo educativo</w:t>
+      </w:r>
+      <w:r>
+        <w:t xml:space="preserve"> (BARBOSA; </w:t>
+      </w:r>
+      <w:r>
+        <w:rPr>
+          <w:i/>
+        </w:rPr>
+        <w:t>et al.</w:t>
+      </w:r>
+      <w:r>
+        <w:rPr>
+          <w:i/>
+        </w:rPr>
+        <w:t>,</w:t>
+      </w:r>
+      <w:r>
+        <w:t xml:space="preserve"> 2014 </w:t>
+      </w:r>
+      <w:r>
+        <w:rPr>
+          <w:i/>
+        </w:rPr>
+        <w:t>apud</w:t>
+      </w:r>
+      <w:r>
+        <w:t xml:space="preserve"> SILVÉRIO; FERREIRA; AZEVEDO, 2022)</w:t>
+      </w:r>
+      <w:r>
+        <w:t>.</w:t>
+      </w:r>
+    </w:p>
+    <w:p>
+      <w:pPr>
+        <w:jc w:val="both"/>
+        <w:textAlignment w:val="baseline"/>
+      </w:pPr>
+      <w:r>
+        <w:t>Esse fenômeno está relacionado ao conceito de nativos digitais, utilizado para designar indivíduos que cresceram em contato constante com tecnologias digitais e que as utilizam de forma espontânea em diversas atividades do cotidiano (PRENSKY, 2001; FRANCO, 2013; LINNE, 2014</w:t>
+      </w:r>
+      <w:r>
+        <w:t xml:space="preserve"> </w:t>
+      </w:r>
+      <w:r>
+        <w:rPr>
+          <w:i/>
+        </w:rPr>
+        <w:t xml:space="preserve">apud </w:t>
+      </w:r>
+      <w:r>
+        <w:t>GUERIN, 2020</w:t>
+      </w:r>
+      <w:r>
+        <w:t>). Entretanto, Franco (2013) ressalta que o termo não deve ser associado exclusivamente à idade, uma vez que o acesso às tecnologias ainda ocorre de maneira desigual entre diferentes grupos sociais.</w:t>
+      </w:r>
+    </w:p>
+    <w:p>
+      <w:pPr>
+        <w:jc w:val="both"/>
+        <w:textAlignment w:val="baseline"/>
+      </w:pPr>
+      <w:r>
+        <w:t xml:space="preserve">Diante dessa realidade, a utilização das </w:t>
+      </w:r>
+      <w:proofErr w:type="spellStart"/>
+      <w:r>
+        <w:t>TIC</w:t>
+      </w:r>
+      <w:r>
+        <w:t>’</w:t>
+      </w:r>
+      <w:r>
+        <w:t>s</w:t>
+      </w:r>
+      <w:proofErr w:type="spellEnd"/>
+      <w:r>
+        <w:t xml:space="preserve"> na educação torna-se cada vez mais necessária. Almeida e Prado (1999</w:t>
+      </w:r>
+      <w:r>
+        <w:t xml:space="preserve"> </w:t>
+      </w:r>
+      <w:r>
+        <w:rPr>
+          <w:i/>
+        </w:rPr>
+        <w:t>apud</w:t>
+      </w:r>
+      <w:r>
+        <w:t xml:space="preserve"> </w:t>
+      </w:r>
+      <w:r>
+        <w:t>SILVÉRIO; FERREIRA; AZEVEDO, 2022</w:t>
+      </w:r>
+      <w:r>
+        <w:t xml:space="preserve">) afirmam que as tecnologias podem potencializar mudanças nos processos de ensino e aprendizagem, contribuindo para o desenvolvimento da criatividade, da autonomia, da capacidade crítica e da participação ativa dos estudantes. Da mesma forma, </w:t>
+      </w:r>
+      <w:proofErr w:type="spellStart"/>
+      <w:r>
+        <w:t>Castells</w:t>
+      </w:r>
+      <w:proofErr w:type="spellEnd"/>
+      <w:r>
+        <w:t xml:space="preserve"> (1999) destaca que a capacidade de utilizar e adaptar as tecnologias às necessidades de cada contexto constitui uma competência essencial na sociedade contemporânea.</w:t>
+      </w:r>
+    </w:p>
+    <w:p>
+      <w:pPr>
+        <w:jc w:val="both"/>
+        <w:textAlignment w:val="baseline"/>
+      </w:pPr>
+      <w:r>
+        <w:t xml:space="preserve">Nesse sentido, a integração das </w:t>
+      </w:r>
+      <w:proofErr w:type="spellStart"/>
+      <w:r>
+        <w:t>TICs</w:t>
+      </w:r>
+      <w:proofErr w:type="spellEnd"/>
+      <w:r>
+        <w:t xml:space="preserve"> ao currículo escolar não deve ocorrer apenas como um recurso complementar, mas como uma estratégia capaz de ampliar as oportunidades de aprendizagem e aproximar a escola da realidade vivenciada pelos alunos. Além disso, as tecnologias podem auxiliar tanto professores quanto estudantes, favorecendo a comunicação, o acesso a </w:t>
+      </w:r>
+      <w:proofErr w:type="spellStart"/>
+      <w:r>
+        <w:t>conteúdos</w:t>
+      </w:r>
+      <w:proofErr w:type="spellEnd"/>
+      <w:r>
+        <w:t xml:space="preserve"> diversificados e a construção colaborativa do conhecimento (GHAVIFEKR; ROSDY, 20</w:t>
+      </w:r>
+      <w:r>
+        <w:t>22</w:t>
+      </w:r>
+      <w:r>
+        <w:t>).</w:t>
+      </w:r>
+    </w:p>
+    <w:p>
+      <w:pPr>
+        <w:jc w:val="both"/>
+        <w:textAlignment w:val="baseline"/>
+      </w:pPr>
+      <w:r>
+        <w:t xml:space="preserve">Entretanto, embora os benefícios sejam amplamente discutidos, existem posicionamentos críticos em relação ao uso das tecnologias na educação. </w:t>
+      </w:r>
+      <w:proofErr w:type="spellStart"/>
+      <w:r>
+        <w:t>Cuban</w:t>
+      </w:r>
+      <w:proofErr w:type="spellEnd"/>
+      <w:r>
+        <w:t xml:space="preserve">, </w:t>
+      </w:r>
+      <w:proofErr w:type="spellStart"/>
+      <w:r>
+        <w:t>Kirkpatrick</w:t>
+      </w:r>
+      <w:proofErr w:type="spellEnd"/>
+      <w:r>
+        <w:t xml:space="preserve"> e Peck (2018</w:t>
+      </w:r>
+      <w:r>
+        <w:t xml:space="preserve"> </w:t>
+      </w:r>
+      <w:r>
+        <w:rPr>
+          <w:i/>
+        </w:rPr>
+        <w:t>apud</w:t>
+      </w:r>
+      <w:r>
+        <w:t xml:space="preserve"> GUERIN, 2020</w:t>
+      </w:r>
+      <w:r>
+        <w:t xml:space="preserve">) argumentam que a simples inserção de recursos tecnológicos não garante mudanças significativas nos processos de ensino, podendo apenas reproduzir práticas pedagógicas já existentes. De forma semelhante, </w:t>
+      </w:r>
+      <w:proofErr w:type="spellStart"/>
+      <w:r>
+        <w:t>Monke</w:t>
+      </w:r>
+      <w:proofErr w:type="spellEnd"/>
+      <w:r>
+        <w:t xml:space="preserve"> (2006</w:t>
+      </w:r>
+      <w:r>
+        <w:t xml:space="preserve"> </w:t>
+      </w:r>
+      <w:r>
+        <w:rPr>
+          <w:i/>
+        </w:rPr>
+        <w:t>apud</w:t>
+      </w:r>
+      <w:r>
+        <w:t xml:space="preserve"> GUERIN, 2020</w:t>
+      </w:r>
+      <w:r>
+        <w:t>) alerta que o uso inadequado da tecnologia pode desviar a atenção dos alunos de aprendizagens consideradas essenciais. Philip e Garcia (2013</w:t>
+      </w:r>
+      <w:r>
+        <w:t xml:space="preserve"> </w:t>
+      </w:r>
+      <w:r>
+        <w:rPr>
+          <w:i/>
+        </w:rPr>
+        <w:t>apud</w:t>
+      </w:r>
+      <w:r>
+        <w:t xml:space="preserve"> GUERIN, 2020</w:t>
+      </w:r>
+      <w:r>
+        <w:t xml:space="preserve">) reforçam essa perspectiva ao afirmarem que a tecnologia, por si só, não ensina. Segundo os autores, seu potencial </w:t>
+      </w:r>
+      <w:r>
+        <w:lastRenderedPageBreak/>
+        <w:t>educativo depende diretamente da atuação do professor e da forma como os recursos são incorporados às práticas pedagógicas.</w:t>
+      </w:r>
+    </w:p>
+    <w:p>
+      <w:pPr>
+        <w:jc w:val="both"/>
+        <w:textAlignment w:val="baseline"/>
+      </w:pPr>
+      <w:r>
+        <w:t>Dessa forma, compreende-se que a tecnologia não deve substituir o educador nem ser considerada a solução isolada para os desafios da educação. Seu papel consiste em atuar como ferramenta de apoio ao processo de ensino e aprendizagem, potencializando metodologias que promovam maior engajamento, participação e construção do conhecimento. Nesse contexto, surgem estratégias pedagógicas que utilizam os recursos tecnológicos de forma planejada e significativa, dentre as quais se destaca a gamificação.</w:t>
+      </w:r>
+    </w:p>
+    <w:p>
+      <w:pPr>
+        <w:jc w:val="both"/>
+        <w:textAlignment w:val="baseline"/>
+      </w:pPr>
+    </w:p>
+    <w:p>
+      <w:pPr>
+        <w:pStyle w:val="PargrafodaLista"/>
+        <w:numPr>
+          <w:ilvl w:val="1"/>
+          <w:numId w:val="2"/>
+        </w:numPr>
+        <w:rPr>
+          <w:rStyle w:val="Forte"/>
+        </w:rPr>
+      </w:pPr>
+      <w:r>
+        <w:rPr>
+          <w:rStyle w:val="Forte"/>
+        </w:rPr>
+        <w:t>Gamificação como estratégia</w:t>
+      </w:r>
+    </w:p>
+    <w:p>
+      <w:pPr>
+        <w:pStyle w:val="PargrafodaLista"/>
+        <w:ind w:left="792" w:firstLine="0"/>
+        <w:rPr>
+          <w:rStyle w:val="Forte"/>
+        </w:rPr>
+      </w:pPr>
+    </w:p>
+    <w:p>
+      <w:r>
+        <w:t xml:space="preserve">A origem da palavra gamificação vem do inglês </w:t>
+      </w:r>
+      <w:proofErr w:type="spellStart"/>
+      <w:r>
+        <w:rPr>
+          <w:i/>
+        </w:rPr>
+        <w:t>gamificatio</w:t>
+      </w:r>
+      <w:proofErr w:type="spellEnd"/>
+      <w:r>
+        <w:t xml:space="preserve">, ambos com o mesmo significado. O termo foi utilizado pela primeira vez pelo programador britânico de videogames Nick </w:t>
+      </w:r>
+      <w:proofErr w:type="spellStart"/>
+      <w:r>
+        <w:t>Pelling</w:t>
+      </w:r>
+      <w:proofErr w:type="spellEnd"/>
+      <w:r>
+        <w:t>, em 2002, entretanto, somente recebeu relevância a partir de 2010. Posteriormente a esse período, o conceito de jogos como um meio de aprendizado foi se torna</w:t>
+      </w:r>
+      <w:bookmarkStart w:id="14" w:name="_GoBack"/>
       <w:bookmarkEnd w:id="14"/>
+      <w:r>
+        <w:t xml:space="preserve">ndo mais presente dentro das salas de aula e em vários ambientes educacionais (SANTOS, A., </w:t>
+      </w:r>
+      <w:r>
+        <w:rPr>
+          <w:i/>
+        </w:rPr>
+        <w:t>et al.</w:t>
+      </w:r>
+      <w:r>
+        <w:t xml:space="preserve">, 2024). </w:t>
+      </w:r>
+    </w:p>
+    <w:p>
+      <w:r>
+        <w:t xml:space="preserve">Na contemporaneidade, a onipresença da conectividade digital — que abrange desde o entretenimento infantil até as interações sociais globais — fomenta a necessidade de adaptar essas dinâmicas ao contexto pedagógico. Nesse cenário, surge a gamificação, definida como a transposição de elementos e mecânicas de design de jogos para ambientes externos ao entretenimento original. </w:t>
+      </w:r>
+    </w:p>
+    <w:p>
+      <w:r>
+        <w:t xml:space="preserve">Em breves palavras, utilizando a gamificação como estratégia a criança pode desenvolver competências e habilidades, como por exemplo: raciocínio lógico, criatividade, perseverança e entre outros (SANTOS, A., </w:t>
+      </w:r>
+      <w:r>
+        <w:rPr>
+          <w:i/>
+        </w:rPr>
+        <w:t>et al</w:t>
+      </w:r>
+      <w:r>
+        <w:t>., 2024).</w:t>
+      </w:r>
+    </w:p>
+    <w:p>
+      <w:r>
+        <w:t xml:space="preserve">Ao utilizar o lúdico como ferramenta estratégica, é possível converter atividades educacionais em experiências mais envolventes e imersivas. Há anos, a prática é apontada como um dos principais vetores de inovação e transformação na educação. </w:t>
+      </w:r>
+    </w:p>
+    <w:p>
+      <w:r>
+        <w:t xml:space="preserve">A eficácia da gamificação como estratégia pedagógica é corroborada por estudos práticos, como o desenvolvido por </w:t>
+      </w:r>
+      <w:proofErr w:type="spellStart"/>
+      <w:r>
+        <w:t>Kaminski</w:t>
+      </w:r>
+      <w:proofErr w:type="spellEnd"/>
+      <w:r>
+        <w:t xml:space="preserve">, Silva e </w:t>
+      </w:r>
+      <w:proofErr w:type="spellStart"/>
+      <w:r>
+        <w:t>Boscarioli</w:t>
+      </w:r>
+      <w:proofErr w:type="spellEnd"/>
+      <w:r>
+        <w:t xml:space="preserve"> (2018). Ao analisarem a aplicação de dinâmicas </w:t>
+      </w:r>
+      <w:proofErr w:type="spellStart"/>
+      <w:r>
+        <w:t>gamificadas</w:t>
+      </w:r>
+      <w:proofErr w:type="spellEnd"/>
+      <w:r>
+        <w:t xml:space="preserve"> — incluindo debates, caça ao tesouro via QR Codes e o uso da plataforma </w:t>
+      </w:r>
+      <w:proofErr w:type="spellStart"/>
+      <w:r>
+        <w:t>Kahoot</w:t>
+      </w:r>
+      <w:proofErr w:type="spellEnd"/>
+      <w:r>
+        <w:t xml:space="preserve"> — com alunos do 5º ano do </w:t>
+      </w:r>
+      <w:r>
+        <w:lastRenderedPageBreak/>
+        <w:t xml:space="preserve">ensino fundamental, as autoras observaram um aumento expressivo no entusiasmo e no envolvimento discente. Essa experiência prática ratifica a perspectiva de Moran (2018), que aponta a linguagem dos jogos como um vetor essencial para aproximar o conteúdo escolar da realidade do estudante, tornando a aprendizagem mais ágil e motivadora. </w:t>
+      </w:r>
+    </w:p>
+    <w:p>
+      <w:r>
+        <w:t xml:space="preserve">Mais do que o mero entretenimento, os resultados desse estudo demonstram que a gamificação fomenta o protagonismo do aluno. Ao transformar o ambiente de sala de aula em um espaço de interação ativa, as mecânicas de jogo rompem com a passividade tradicional, garantindo que o engajamento se mantenha constante durante todas as etapas do processo educativo. Tal evidência reforça a viabilidade de se projetar soluções digitais que utilizem esses mesmos princípios para atingir objetivos pedagógicos específicos. </w:t>
+      </w:r>
+    </w:p>
+    <w:p>
+      <w:r>
+        <w:t xml:space="preserve">De acordo com Felipe Oliveira, professor de Robótica do Colégio etapa (2021, </w:t>
+      </w:r>
+      <w:r>
+        <w:rPr>
+          <w:i/>
+        </w:rPr>
+        <w:t xml:space="preserve">apud </w:t>
+      </w:r>
+      <w:r>
+        <w:t xml:space="preserve">SANTOS, A., </w:t>
+      </w:r>
+      <w:r>
+        <w:rPr>
+          <w:i/>
+        </w:rPr>
+        <w:t>et al</w:t>
+      </w:r>
+      <w:r>
+        <w:t xml:space="preserve">., 2024) com a incorporação do sistema do jogo, ocorre por causa do engajamento e o prazer que eles sentem ao concluir a missão, descobrir coisas novas e conquistar recompensas. </w:t>
+      </w:r>
+    </w:p>
+    <w:p>
+      <w:r>
+        <w:t>Diante das evidências de que a gamificação potencializa a absorção de conteúdos complexos, a criação de jogos digitais personalizados emerge como uma alternativa promissora para a Educação Infantil. Diferente de ferramentas genéricas, o desenvolvimento de um artefato digital focado em objetivos pedagógicos específicos permite alinhar o ritmo de aprendizado às necessidades da faixa etária, unindo a interatividade tecnológica ao suporte didático necessário. Dessa forma, a transição do ambiente puramente lúdico para o educacional ocorre de maneira fluida, estabelecendo o jogo não apenas como um recurso de apoio, mas como um ambiente central para a exploração e o protagonismo da criança no meio digital.</w:t>
+      </w:r>
+    </w:p>
+    <w:p>
+      <w:pPr>
+        <w:pStyle w:val="PargrafodaLista"/>
+        <w:ind w:left="792" w:firstLine="0"/>
+        <w:rPr>
+          <w:rStyle w:val="Forte"/>
+        </w:rPr>
+      </w:pPr>
+    </w:p>
+    <w:p>
+      <w:pPr>
+        <w:pStyle w:val="PargrafodaLista"/>
+        <w:numPr>
+          <w:ilvl w:val="1"/>
+          <w:numId w:val="2"/>
+        </w:numPr>
+        <w:rPr>
+          <w:rStyle w:val="Forte"/>
+        </w:rPr>
+      </w:pPr>
+      <w:r>
+        <w:rPr>
+          <w:rStyle w:val="Forte"/>
+        </w:rPr>
+        <w:t>Desenvolvimento de jogos digitais</w:t>
+      </w:r>
+    </w:p>
+    <w:p>
+      <w:pPr>
+        <w:rPr>
+          <w:rStyle w:val="Forte"/>
+        </w:rPr>
+      </w:pPr>
+    </w:p>
+    <w:p>
+      <w:pPr>
+        <w:rPr>
+          <w:rStyle w:val="Forte"/>
+          <w:b w:val="0"/>
+        </w:rPr>
+      </w:pPr>
+      <w:r>
+        <w:rPr>
+          <w:rStyle w:val="Forte"/>
+          <w:b w:val="0"/>
+        </w:rPr>
+        <w:t xml:space="preserve">A arte de criar jogos é denominada desenvolvimento de jogos, um processo que abrange desde a concepção da ideia até o planejamento, design, programação, testes e lançamento do produto final. Durante esse processo, é necessário considerar aspectos como mecânicas de jogo, sistemas de recompensas, engajamento dos jogadores, design de fases e a experiência proporcionada ao usuário (ROSA, 2024). Além das atividades relacionadas à programação, o </w:t>
+      </w:r>
+      <w:r>
+        <w:rPr>
+          <w:rStyle w:val="Forte"/>
+          <w:b w:val="0"/>
+        </w:rPr>
+        <w:lastRenderedPageBreak/>
+        <w:t>desenvolvedor de jogos deve acompanhar as tendências do mercado e as preferências dos jogadores, podendo especializar-se em áreas como inteligência artificial, design de níveis, narrativa, animação e experiência do usuário (HENRIQUE, 2024).</w:t>
+      </w:r>
+    </w:p>
+    <w:p>
+      <w:pPr>
+        <w:rPr>
+          <w:rStyle w:val="Forte"/>
+          <w:b w:val="0"/>
+        </w:rPr>
+      </w:pPr>
+      <w:r>
+        <w:rPr>
+          <w:rStyle w:val="Forte"/>
+          <w:b w:val="0"/>
+        </w:rPr>
+        <w:t xml:space="preserve">Antes do surgimento das modernas </w:t>
+      </w:r>
+      <w:proofErr w:type="spellStart"/>
+      <w:r>
+        <w:rPr>
+          <w:rStyle w:val="Forte"/>
+          <w:b w:val="0"/>
+        </w:rPr>
+        <w:t>engines</w:t>
+      </w:r>
+      <w:proofErr w:type="spellEnd"/>
+      <w:r>
+        <w:rPr>
+          <w:rStyle w:val="Forte"/>
+          <w:b w:val="0"/>
+        </w:rPr>
+        <w:t xml:space="preserve"> de desenvolvimento, a criação de softwares e jogos dependia amplamente da utilização de </w:t>
+      </w:r>
+      <w:proofErr w:type="spellStart"/>
+      <w:r>
+        <w:rPr>
+          <w:rStyle w:val="Forte"/>
+          <w:b w:val="0"/>
+        </w:rPr>
+        <w:t>APIs</w:t>
+      </w:r>
+      <w:proofErr w:type="spellEnd"/>
+      <w:r>
+        <w:rPr>
+          <w:rStyle w:val="Forte"/>
+          <w:b w:val="0"/>
+        </w:rPr>
+        <w:t xml:space="preserve"> (</w:t>
+      </w:r>
+      <w:proofErr w:type="spellStart"/>
+      <w:r>
+        <w:rPr>
+          <w:rStyle w:val="Forte"/>
+          <w:b w:val="0"/>
+          <w:i/>
+        </w:rPr>
+        <w:t>Application</w:t>
+      </w:r>
+      <w:proofErr w:type="spellEnd"/>
+      <w:r>
+        <w:rPr>
+          <w:rStyle w:val="Forte"/>
+          <w:b w:val="0"/>
+          <w:i/>
+        </w:rPr>
+        <w:t xml:space="preserve"> </w:t>
+      </w:r>
+      <w:proofErr w:type="spellStart"/>
+      <w:r>
+        <w:rPr>
+          <w:rStyle w:val="Forte"/>
+          <w:b w:val="0"/>
+          <w:i/>
+        </w:rPr>
+        <w:t>Programming</w:t>
+      </w:r>
+      <w:proofErr w:type="spellEnd"/>
+      <w:r>
+        <w:rPr>
+          <w:rStyle w:val="Forte"/>
+          <w:b w:val="0"/>
+          <w:i/>
+        </w:rPr>
+        <w:t xml:space="preserve"> Interfaces</w:t>
+      </w:r>
+      <w:r>
+        <w:rPr>
+          <w:rStyle w:val="Forte"/>
+          <w:b w:val="0"/>
+        </w:rPr>
+        <w:t xml:space="preserve">). Segundo a IBM (2024), uma API consiste em um conjunto de regras e protocolos que permite a comunicação entre diferentes aplicações, possibilitando a troca de dados, recursos e funcionalidades. Por meio das </w:t>
+      </w:r>
+      <w:proofErr w:type="spellStart"/>
+      <w:r>
+        <w:rPr>
+          <w:rStyle w:val="Forte"/>
+          <w:b w:val="0"/>
+        </w:rPr>
+        <w:t>APIs</w:t>
+      </w:r>
+      <w:proofErr w:type="spellEnd"/>
+      <w:r>
+        <w:rPr>
+          <w:rStyle w:val="Forte"/>
+          <w:b w:val="0"/>
+        </w:rPr>
+        <w:t xml:space="preserve">, desenvolvedores podem integrar serviços e recursos externos aos seus sistemas sem a necessidade de desenvolvê-los integralmente do zero. Além de acelerar o desenvolvimento, as </w:t>
+      </w:r>
+      <w:proofErr w:type="spellStart"/>
+      <w:r>
+        <w:rPr>
+          <w:rStyle w:val="Forte"/>
+          <w:b w:val="0"/>
+        </w:rPr>
+        <w:t>APIs</w:t>
+      </w:r>
+      <w:proofErr w:type="spellEnd"/>
+      <w:r>
+        <w:rPr>
+          <w:rStyle w:val="Forte"/>
+          <w:b w:val="0"/>
+        </w:rPr>
+        <w:t xml:space="preserve"> contribuem para a segurança dos sistemas, uma vez que disponibilizam apenas as informações necessárias para cada solicitação, mantendo ocultos os detalhes internos da aplicação. Dessa forma, elas desempenham um papel fundamental na construção de softwares modernos, servindo como ponte de comunicação entre diferentes componentes e serviços digitais.</w:t>
+      </w:r>
+    </w:p>
+    <w:p>
+      <w:pPr>
+        <w:rPr>
+          <w:rStyle w:val="Forte"/>
+          <w:b w:val="0"/>
+        </w:rPr>
+      </w:pPr>
+      <w:r>
+        <w:rPr>
+          <w:rStyle w:val="Forte"/>
+          <w:b w:val="0"/>
+        </w:rPr>
+        <w:t xml:space="preserve">O desenvolvimento de software e de jogos foi amplamente beneficiado pelo surgimento dos frameworks. Segundo a AWS (2024), um framework consiste em uma coleção de componentes reutilizáveis que fornece recursos, bibliotecas, </w:t>
+      </w:r>
+      <w:proofErr w:type="spellStart"/>
+      <w:r>
+        <w:rPr>
+          <w:rStyle w:val="Forte"/>
+          <w:b w:val="0"/>
+        </w:rPr>
+        <w:t>APIs</w:t>
+      </w:r>
+      <w:proofErr w:type="spellEnd"/>
+      <w:r>
+        <w:rPr>
+          <w:rStyle w:val="Forte"/>
+          <w:b w:val="0"/>
+        </w:rPr>
+        <w:t xml:space="preserve"> e padrões de desenvolvimento capazes de acelerar a criação de aplicações. Essas estruturas permitem reduzir o tempo de desenvolvimento, aumentar a qualidade do código, melhorar a segurança, facilitar a manutenção e evitar a repetição de funcionalidades já implementadas. Dessa forma, os desenvolvedores podem concentrar seus esforços na lógica específica do projeto em vez de recriar componentes básicos de software (AWS, 2024).</w:t>
+      </w:r>
+    </w:p>
+    <w:p>
+      <w:pPr>
+        <w:rPr>
+          <w:rStyle w:val="Forte"/>
+          <w:b w:val="0"/>
+        </w:rPr>
+      </w:pPr>
+      <w:r>
+        <w:rPr>
+          <w:rStyle w:val="Forte"/>
+          <w:b w:val="0"/>
+        </w:rPr>
+        <w:t xml:space="preserve">No contexto do desenvolvimento de jogos, frameworks como </w:t>
+      </w:r>
+      <w:proofErr w:type="spellStart"/>
+      <w:r>
+        <w:rPr>
+          <w:rStyle w:val="Forte"/>
+          <w:b w:val="0"/>
+        </w:rPr>
+        <w:t>OpenGL</w:t>
+      </w:r>
+      <w:proofErr w:type="spellEnd"/>
+      <w:r>
+        <w:rPr>
+          <w:rStyle w:val="Forte"/>
+          <w:b w:val="0"/>
+        </w:rPr>
+        <w:t xml:space="preserve"> e </w:t>
+      </w:r>
+      <w:proofErr w:type="spellStart"/>
+      <w:r>
+        <w:rPr>
+          <w:rStyle w:val="Forte"/>
+          <w:b w:val="0"/>
+        </w:rPr>
+        <w:t>libGDX</w:t>
+      </w:r>
+      <w:proofErr w:type="spellEnd"/>
+      <w:r>
+        <w:rPr>
+          <w:rStyle w:val="Forte"/>
+          <w:b w:val="0"/>
+        </w:rPr>
+        <w:t xml:space="preserve"> contribuíram para simplificar a implementação de recursos gráficos e outras funcionalidades essenciais (ROSA, 2024). Entretanto, a utilização dessas ferramentas ainda exigia conhecimentos técnicos mais avançados, especialmente em programação. Como consequência, surgiram as </w:t>
+      </w:r>
+      <w:proofErr w:type="spellStart"/>
+      <w:r>
+        <w:rPr>
+          <w:rStyle w:val="Forte"/>
+          <w:b w:val="0"/>
+        </w:rPr>
+        <w:t>engines</w:t>
+      </w:r>
+      <w:proofErr w:type="spellEnd"/>
+      <w:r>
+        <w:rPr>
+          <w:rStyle w:val="Forte"/>
+          <w:b w:val="0"/>
+        </w:rPr>
+        <w:t xml:space="preserve"> de jogos, ferramentas que expandem os recursos oferecidos pelos frameworks por meio de ambientes de desenvolvimento mais completos e acessíveis.</w:t>
+      </w:r>
+    </w:p>
+    <w:p>
+      <w:pPr>
+        <w:rPr>
+          <w:rStyle w:val="Forte"/>
+          <w:b w:val="0"/>
+        </w:rPr>
+      </w:pPr>
+      <w:r>
+        <w:rPr>
+          <w:rStyle w:val="Forte"/>
+          <w:b w:val="0"/>
+        </w:rPr>
+        <w:t xml:space="preserve">De acordo com </w:t>
+      </w:r>
+      <w:proofErr w:type="spellStart"/>
+      <w:r>
+        <w:rPr>
+          <w:rStyle w:val="Forte"/>
+          <w:b w:val="0"/>
+        </w:rPr>
+        <w:t>Charleaux</w:t>
+      </w:r>
+      <w:proofErr w:type="spellEnd"/>
+      <w:r>
+        <w:rPr>
+          <w:rStyle w:val="Forte"/>
+          <w:b w:val="0"/>
+        </w:rPr>
+        <w:t xml:space="preserve"> e Toledo (2024), uma </w:t>
+      </w:r>
+      <w:proofErr w:type="spellStart"/>
+      <w:r>
+        <w:rPr>
+          <w:rStyle w:val="Forte"/>
+          <w:b w:val="0"/>
+        </w:rPr>
+        <w:t>engine</w:t>
+      </w:r>
+      <w:proofErr w:type="spellEnd"/>
+      <w:r>
+        <w:rPr>
+          <w:rStyle w:val="Forte"/>
+          <w:b w:val="0"/>
+        </w:rPr>
+        <w:t xml:space="preserve"> de jogos é um software que fornece toda a estrutura necessária para o desenvolvimento de jogos </w:t>
+      </w:r>
+      <w:r>
+        <w:rPr>
+          <w:rStyle w:val="Forte"/>
+          <w:b w:val="0"/>
+        </w:rPr>
+        <w:lastRenderedPageBreak/>
+        <w:t>eletrônicos, disponibilizando ferramentas para criação de gráficos, animações, física, sons, inteligência artificial e demais componentes do sistema. Essas plataformas funcionam como uma base pronta para o desenvolvimento, permitindo que os profissionais reutilizem recursos e integrem diferentes elementos sem a necessidade de construir toda a infraestrutura do projeto do zero.</w:t>
+      </w:r>
+    </w:p>
+    <w:p>
+      <w:pPr>
+        <w:rPr>
+          <w:rStyle w:val="Forte"/>
+          <w:b w:val="0"/>
+        </w:rPr>
+      </w:pPr>
+      <w:proofErr w:type="spellStart"/>
+      <w:r>
+        <w:rPr>
+          <w:rStyle w:val="Forte"/>
+          <w:b w:val="0"/>
+        </w:rPr>
+        <w:t>Engines</w:t>
+      </w:r>
+      <w:proofErr w:type="spellEnd"/>
+      <w:r>
+        <w:rPr>
+          <w:rStyle w:val="Forte"/>
+          <w:b w:val="0"/>
+        </w:rPr>
+        <w:t xml:space="preserve"> como </w:t>
+      </w:r>
+      <w:proofErr w:type="spellStart"/>
+      <w:r>
+        <w:rPr>
+          <w:rStyle w:val="Forte"/>
+          <w:b w:val="0"/>
+        </w:rPr>
+        <w:t>Unity</w:t>
+      </w:r>
+      <w:proofErr w:type="spellEnd"/>
+      <w:r>
+        <w:rPr>
+          <w:rStyle w:val="Forte"/>
+          <w:b w:val="0"/>
+        </w:rPr>
+        <w:t xml:space="preserve">, </w:t>
+      </w:r>
+      <w:proofErr w:type="spellStart"/>
+      <w:r>
+        <w:rPr>
+          <w:rStyle w:val="Forte"/>
+          <w:b w:val="0"/>
+        </w:rPr>
+        <w:t>Unreal</w:t>
+      </w:r>
+      <w:proofErr w:type="spellEnd"/>
+      <w:r>
+        <w:rPr>
+          <w:rStyle w:val="Forte"/>
+          <w:b w:val="0"/>
+        </w:rPr>
+        <w:t xml:space="preserve"> </w:t>
+      </w:r>
+      <w:proofErr w:type="spellStart"/>
+      <w:r>
+        <w:rPr>
+          <w:rStyle w:val="Forte"/>
+          <w:b w:val="0"/>
+        </w:rPr>
+        <w:t>Engine</w:t>
+      </w:r>
+      <w:proofErr w:type="spellEnd"/>
+      <w:r>
+        <w:rPr>
+          <w:rStyle w:val="Forte"/>
+          <w:b w:val="0"/>
+        </w:rPr>
+        <w:t xml:space="preserve">, </w:t>
+      </w:r>
+      <w:proofErr w:type="spellStart"/>
+      <w:r>
+        <w:rPr>
+          <w:rStyle w:val="Forte"/>
+          <w:b w:val="0"/>
+        </w:rPr>
+        <w:t>GameMaker</w:t>
+      </w:r>
+      <w:proofErr w:type="spellEnd"/>
+      <w:r>
+        <w:rPr>
+          <w:rStyle w:val="Forte"/>
+          <w:b w:val="0"/>
+        </w:rPr>
+        <w:t xml:space="preserve"> e </w:t>
+      </w:r>
+      <w:proofErr w:type="spellStart"/>
+      <w:r>
+        <w:rPr>
+          <w:rStyle w:val="Forte"/>
+          <w:b w:val="0"/>
+        </w:rPr>
+        <w:t>Construct</w:t>
+      </w:r>
+      <w:proofErr w:type="spellEnd"/>
+      <w:r>
+        <w:rPr>
+          <w:rStyle w:val="Forte"/>
+          <w:b w:val="0"/>
+        </w:rPr>
+        <w:t xml:space="preserve"> popularizaram o desenvolvimento de jogos ao disponibilizarem interfaces gráficas intuitivas e diversas funcionalidades </w:t>
+      </w:r>
+      <w:proofErr w:type="spellStart"/>
+      <w:r>
+        <w:rPr>
+          <w:rStyle w:val="Forte"/>
+          <w:b w:val="0"/>
+        </w:rPr>
+        <w:t>pré</w:t>
+      </w:r>
+      <w:proofErr w:type="spellEnd"/>
+      <w:r>
+        <w:rPr>
+          <w:rStyle w:val="Forte"/>
+          <w:b w:val="0"/>
+        </w:rPr>
+        <w:t xml:space="preserve">-configuradas. Em alguns casos, essas ferramentas permitem que pessoas com pouca experiência em programação desenvolvam jogos completos utilizando recursos visuais e sistemas de programação simplificados (ROSA, 2024). Além disso, as </w:t>
+      </w:r>
+      <w:proofErr w:type="spellStart"/>
+      <w:r>
+        <w:rPr>
+          <w:rStyle w:val="Forte"/>
+          <w:b w:val="0"/>
+        </w:rPr>
+        <w:t>engines</w:t>
+      </w:r>
+      <w:proofErr w:type="spellEnd"/>
+      <w:r>
+        <w:rPr>
+          <w:rStyle w:val="Forte"/>
+          <w:b w:val="0"/>
+        </w:rPr>
+        <w:t xml:space="preserve"> oferecem mecanismos de reutilização de código, suporte </w:t>
+      </w:r>
+      <w:proofErr w:type="spellStart"/>
+      <w:r>
+        <w:rPr>
+          <w:rStyle w:val="Forte"/>
+          <w:b w:val="0"/>
+        </w:rPr>
+        <w:t>multiplataforma</w:t>
+      </w:r>
+      <w:proofErr w:type="spellEnd"/>
+      <w:r>
+        <w:rPr>
+          <w:rStyle w:val="Forte"/>
+          <w:b w:val="0"/>
+        </w:rPr>
+        <w:t xml:space="preserve"> e ferramentas para </w:t>
+      </w:r>
+      <w:proofErr w:type="spellStart"/>
+      <w:r>
+        <w:rPr>
+          <w:rStyle w:val="Forte"/>
+          <w:b w:val="0"/>
+        </w:rPr>
+        <w:t>renderização</w:t>
+      </w:r>
+      <w:proofErr w:type="spellEnd"/>
+      <w:r>
+        <w:rPr>
+          <w:rStyle w:val="Forte"/>
+          <w:b w:val="0"/>
+        </w:rPr>
+        <w:t xml:space="preserve"> gráfica, física, áudio e inteligência artificial, tornando-se atualmente uma das principais tecnologias empregadas pela indústria de jogos digitais (INDEED, 2024; CHARLEAUX; TOLEDO, 2024).</w:t>
+      </w:r>
+    </w:p>
+    <w:p>
+      <w:pPr>
+        <w:rPr>
+          <w:rStyle w:val="Forte"/>
+          <w:b w:val="0"/>
+        </w:rPr>
+      </w:pPr>
+      <w:r>
+        <w:rPr>
+          <w:rStyle w:val="Forte"/>
+          <w:b w:val="0"/>
+        </w:rPr>
+        <w:t xml:space="preserve">O desenvolvimento de jogos caracteriza-se pela integração de diversas áreas da tecnologia e do design. Além da programação responsável pela lógica e funcionamento do sistema, o processo envolve o design de interfaces, que define a forma como o usuário interage com o jogo, o design gráfico voltado à criação dos elementos visuais, a produção de animações e efeitos sonoros, a modelagem de dados, a inteligência artificial e os testes de software. Nesse contexto, </w:t>
+      </w:r>
+      <w:proofErr w:type="spellStart"/>
+      <w:r>
+        <w:rPr>
+          <w:rStyle w:val="Forte"/>
+          <w:b w:val="0"/>
+        </w:rPr>
+        <w:t>APIs</w:t>
+      </w:r>
+      <w:proofErr w:type="spellEnd"/>
+      <w:r>
+        <w:rPr>
+          <w:rStyle w:val="Forte"/>
+          <w:b w:val="0"/>
+        </w:rPr>
+        <w:t xml:space="preserve">, frameworks e </w:t>
+      </w:r>
+      <w:proofErr w:type="spellStart"/>
+      <w:r>
+        <w:rPr>
+          <w:rStyle w:val="Forte"/>
+          <w:b w:val="0"/>
+        </w:rPr>
+        <w:t>engines</w:t>
+      </w:r>
+      <w:proofErr w:type="spellEnd"/>
+      <w:r>
+        <w:rPr>
+          <w:rStyle w:val="Forte"/>
+          <w:b w:val="0"/>
+        </w:rPr>
+        <w:t xml:space="preserve"> atuam como ferramentas que auxiliam a integração dessas diferentes áreas, permitindo que profissionais de distintas especialidades trabalhem de forma colaborativa na construção de uma experiência digital completa (HENRIQUE, 2024; INDEED, 2024; ROSA, 2024).</w:t>
+      </w:r>
+    </w:p>
+    <w:p>
+      <w:pPr>
+        <w:rPr>
+          <w:rStyle w:val="Forte"/>
+          <w:b w:val="0"/>
+        </w:rPr>
+      </w:pPr>
+      <w:r>
+        <w:rPr>
+          <w:rStyle w:val="Forte"/>
+          <w:b w:val="0"/>
+        </w:rPr>
+        <w:t>Nesse contexto, desde estúdios independentes até grandes empresas podem desenvolver jogos digitais. Independentemente do porte da equipe, um jogo deve permitir que o jogador interaja com seus elementos e participe ativamente da experiência proposta (ROSA, 2024). Assim, a função dos desenvolvedores consiste em integrar a lógica computacional, os recursos visuais e as mecânicas de interação para proporcionar uma experiência significativa aos usuários (INDEED, 2024).</w:t>
+      </w:r>
+    </w:p>
+    <w:p>
+      <w:pPr>
+        <w:rPr>
+          <w:rStyle w:val="Forte"/>
+          <w:b w:val="0"/>
+        </w:rPr>
+      </w:pPr>
+    </w:p>
+    <w:p>
+      <w:pPr>
+        <w:pStyle w:val="PargrafodaLista"/>
+        <w:numPr>
+          <w:ilvl w:val="1"/>
+          <w:numId w:val="2"/>
+        </w:numPr>
+        <w:rPr>
+          <w:rStyle w:val="Forte"/>
+        </w:rPr>
+      </w:pPr>
+      <w:r>
+        <w:rPr>
+          <w:rStyle w:val="Forte"/>
+        </w:rPr>
+        <w:t>Engenharia de software</w:t>
+      </w:r>
+    </w:p>
+    <w:p>
+      <w:pPr>
+        <w:rPr>
+          <w:rStyle w:val="Forte"/>
+          <w:b w:val="0"/>
+        </w:rPr>
+      </w:pPr>
+    </w:p>
+    <w:p>
+      <w:pPr>
+        <w:rPr>
+          <w:rStyle w:val="Forte"/>
+          <w:b w:val="0"/>
+        </w:rPr>
+      </w:pPr>
+      <w:r>
+        <w:rPr>
+          <w:rStyle w:val="Forte"/>
+          <w:b w:val="0"/>
+        </w:rPr>
+        <w:lastRenderedPageBreak/>
+        <w:t xml:space="preserve">A Engenharia de Software é uma disciplina da engenharia voltada para o desenvolvimento, operação e manutenção de sistemas de software por meio de métodos sistemáticos, disciplinados e mensuráveis (IEEE </w:t>
+      </w:r>
+      <w:r>
+        <w:rPr>
+          <w:rStyle w:val="Forte"/>
+          <w:b w:val="0"/>
+          <w:i/>
+        </w:rPr>
+        <w:t>apud</w:t>
+      </w:r>
+      <w:r>
+        <w:rPr>
+          <w:rStyle w:val="Forte"/>
+          <w:b w:val="0"/>
+        </w:rPr>
+        <w:t xml:space="preserve"> DEVANER, 2024). Segundo Pressman (2006 </w:t>
+      </w:r>
+      <w:r>
+        <w:rPr>
+          <w:rStyle w:val="Forte"/>
+          <w:b w:val="0"/>
+          <w:i/>
+        </w:rPr>
+        <w:t>apud</w:t>
+      </w:r>
+      <w:r>
+        <w:rPr>
+          <w:rStyle w:val="Forte"/>
+          <w:b w:val="0"/>
+        </w:rPr>
+        <w:t xml:space="preserve"> DANILO, 2010), a Engenharia de Software consiste em uma abordagem estruturada para a produção de software, buscando garantir qualidade, eficiência e atendimento às necessidades dos usuários.</w:t>
+      </w:r>
+    </w:p>
+    <w:p>
+      <w:pPr>
+        <w:rPr>
+          <w:rStyle w:val="Forte"/>
+          <w:b w:val="0"/>
+        </w:rPr>
+      </w:pPr>
+      <w:r>
+        <w:rPr>
+          <w:rStyle w:val="Forte"/>
+          <w:b w:val="0"/>
+        </w:rPr>
+        <w:t xml:space="preserve">De acordo com </w:t>
+      </w:r>
+      <w:proofErr w:type="spellStart"/>
+      <w:r>
+        <w:rPr>
+          <w:rStyle w:val="Forte"/>
+          <w:b w:val="0"/>
+        </w:rPr>
+        <w:t>Devaner</w:t>
+      </w:r>
+      <w:proofErr w:type="spellEnd"/>
+      <w:r>
+        <w:rPr>
+          <w:rStyle w:val="Forte"/>
+          <w:b w:val="0"/>
+        </w:rPr>
+        <w:t xml:space="preserve"> (2024), a Engenharia de Software é fundamentada em um modelo de camadas composto por qualidade, processos, métodos e ferramentas. A qualidade constitui a base desse modelo, orientando o desenvolvimento de sistemas que apresentem desempenho adequado, usabilidade, acessibilidade, confiabilidade e tolerância a falhas. Os processos definem as etapas necessárias para a construção do software, abrangendo atividades como comunicação, planejamento, modelagem, construção e entrega.</w:t>
+      </w:r>
+    </w:p>
+    <w:p>
+      <w:pPr>
+        <w:rPr>
+          <w:rStyle w:val="Forte"/>
+          <w:b w:val="0"/>
+        </w:rPr>
+      </w:pPr>
+      <w:r>
+        <w:rPr>
+          <w:rStyle w:val="Forte"/>
+          <w:b w:val="0"/>
+        </w:rPr>
+        <w:t>Uma das primeiras etapas desse processo é o levantamento de requisitos, responsável por identificar as necessidades e funcionalidades que o sistema deve atender. Essa atividade é realizada junto aos usuários e demais partes interessadas, permitindo compreender as demandas do negócio e reduzir riscos de retrabalho. Para a obtenção dessas informações, podem ser utilizadas técnicas como entrevistas, observação, questionários, workshops e prototipação, contribuindo para uma definição mais precisa dos requisitos do sistema (NEVES, 2023).</w:t>
+      </w:r>
+    </w:p>
+    <w:p>
+      <w:pPr>
+        <w:rPr>
+          <w:rStyle w:val="Forte"/>
+          <w:b w:val="0"/>
+        </w:rPr>
+      </w:pPr>
+      <w:r>
+        <w:rPr>
+          <w:rStyle w:val="Forte"/>
+          <w:b w:val="0"/>
+        </w:rPr>
+        <w:t>Os métodos determinam como as etapas do desenvolvimento serão executadas, contribuindo para a organização e eficiência do processo. Nesse contexto, destacam-se as metodologias ágeis, que priorizam a colaboração entre equipes, a adaptação a mudanças e a entrega contínua de funcionalidades. Essas práticas permitem maior flexibilidade e alinhamento entre as necessidades dos usuários e o produto desenvolvido (DEVANER, 2024).</w:t>
+      </w:r>
+    </w:p>
+    <w:p>
+      <w:pPr>
+        <w:rPr>
+          <w:rStyle w:val="Forte"/>
+          <w:b w:val="0"/>
+        </w:rPr>
+      </w:pPr>
+      <w:r>
+        <w:rPr>
+          <w:rStyle w:val="Forte"/>
+          <w:b w:val="0"/>
+        </w:rPr>
+        <w:t>As ferramentas de Engenharia de Software oferecem suporte às diferentes fases do desenvolvimento, auxiliando na comunicação, modelagem, implementação, testes e entrega do sistema. Recursos como ferramentas de prototipação, ambientes de desenvolvimento, sistemas de controle de versão e plataformas de gerenciamento de projetos contribuem para a produtividade das equipes e para a qualidade do software produzido (DEVANER, 2024).</w:t>
+      </w:r>
+    </w:p>
+    <w:p>
+      <w:pPr>
+        <w:rPr>
+          <w:rStyle w:val="Forte"/>
+          <w:b w:val="0"/>
+        </w:rPr>
+      </w:pPr>
+      <w:r>
+        <w:rPr>
+          <w:rStyle w:val="Forte"/>
+          <w:b w:val="0"/>
+        </w:rPr>
+        <w:t xml:space="preserve">A qualidade de software está relacionada à capacidade de um sistema atender às necessidades dos usuários de forma confiável, eficiente e satisfatória </w:t>
+      </w:r>
+      <w:r>
+        <w:rPr>
+          <w:rStyle w:val="Forte"/>
+          <w:b w:val="0"/>
+        </w:rPr>
+        <w:lastRenderedPageBreak/>
+        <w:t>(JUNIOR S.; JUNIOR G., 2025). Além do funcionamento técnico adequado, a qualidade envolve aspectos como usabilidade, segurança, desempenho e experiência do usuário. Nesse contexto, os processos de QA (Garantia da Qualidade) desempenham papel fundamental na prevenção de falhas e na melhoria contínua do produto. A utilização de testes sistemáticos e automatizados permite identificar problemas ainda durante o desenvolvimento, reduzindo custos de correção e aumentando a confiabilidade do software (SUSNJARA; SMALLEY,</w:t>
+      </w:r>
+      <w:r>
+        <w:rPr>
+          <w:rStyle w:val="Forte"/>
+          <w:b w:val="0"/>
+        </w:rPr>
+        <w:t xml:space="preserve"> </w:t>
+      </w:r>
+      <w:r>
+        <w:rPr>
+          <w:rStyle w:val="Forte"/>
+          <w:b w:val="0"/>
+        </w:rPr>
+        <w:t>2025</w:t>
+      </w:r>
+      <w:r>
+        <w:rPr>
+          <w:rStyle w:val="Forte"/>
+          <w:b w:val="0"/>
+        </w:rPr>
+        <w:t>).</w:t>
+      </w:r>
+    </w:p>
+    <w:p>
+      <w:pPr>
+        <w:rPr>
+          <w:rStyle w:val="Forte"/>
+          <w:b w:val="0"/>
+        </w:rPr>
+      </w:pPr>
+      <w:r>
+        <w:rPr>
+          <w:rStyle w:val="Forte"/>
+          <w:b w:val="0"/>
+        </w:rPr>
+        <w:t xml:space="preserve">O engenheiro de software desempenha um papel fundamental nesse processo, atuando desde a análise dos requisitos até a manutenção do sistema após sua implantação. Suas atividades incluem a definição da arquitetura do software, o desenvolvimento de funcionalidades, a realização de testes e a implementação de melhorias contínuas, sempre buscando atender às necessidades dos usuários e garantir a qualidade do produto final (GUIA DA CARREIRA, 2018). Conforme destacam </w:t>
+      </w:r>
+      <w:proofErr w:type="spellStart"/>
+      <w:r>
+        <w:rPr>
+          <w:rStyle w:val="Forte"/>
+          <w:b w:val="0"/>
+        </w:rPr>
+        <w:t>Jalote</w:t>
+      </w:r>
+      <w:proofErr w:type="spellEnd"/>
+      <w:r>
+        <w:rPr>
+          <w:rStyle w:val="Forte"/>
+          <w:b w:val="0"/>
+        </w:rPr>
+        <w:t xml:space="preserve"> (2005 </w:t>
+      </w:r>
+      <w:r>
+        <w:rPr>
+          <w:rStyle w:val="Forte"/>
+          <w:b w:val="0"/>
+          <w:i/>
+        </w:rPr>
+        <w:t>apud</w:t>
+      </w:r>
+      <w:r>
+        <w:rPr>
+          <w:rStyle w:val="Forte"/>
+          <w:b w:val="0"/>
+        </w:rPr>
+        <w:t xml:space="preserve"> DANILO, 2010), um dos principais objetivos da Engenharia de Software é desenvolver soluções que resolvam os problemas dos usuários e promovam sua satisfação.</w:t>
+      </w:r>
+    </w:p>
+    <w:p>
+      <w:pPr>
+        <w:rPr>
+          <w:rStyle w:val="Forte"/>
+          <w:b w:val="0"/>
+        </w:rPr>
+      </w:pPr>
+      <w:r>
+        <w:rPr>
+          <w:rStyle w:val="Forte"/>
+          <w:b w:val="0"/>
+        </w:rPr>
+        <w:t xml:space="preserve">Após a implementação do sistema, torna-se necessária a realização de atividades de manutenção para garantir seu funcionamento adequado ao longo do tempo. Segundo </w:t>
+      </w:r>
+      <w:proofErr w:type="spellStart"/>
+      <w:r>
+        <w:rPr>
+          <w:rStyle w:val="Forte"/>
+          <w:b w:val="0"/>
+        </w:rPr>
+        <w:t>Seyffer</w:t>
+      </w:r>
+      <w:proofErr w:type="spellEnd"/>
+      <w:r>
+        <w:rPr>
+          <w:rStyle w:val="Forte"/>
+          <w:b w:val="0"/>
+        </w:rPr>
+        <w:t xml:space="preserve"> (2025), a manutenção de software compreende um conjunto de ações voltadas à correção de falhas, adaptação a novos ambientes, implementação de melhorias e otimização do desempenho do sistema. Essas atividades permitem que o software continue atendendo às necessidades dos usuários e do negócio, contribuindo para</w:t>
+      </w:r>
+      <w:r>
+        <w:rPr>
+          <w:rStyle w:val="Forte"/>
+          <w:b w:val="0"/>
+        </w:rPr>
+        <w:t xml:space="preserve"> sua evolução contínua e</w:t>
+      </w:r>
+      <w:r>
+        <w:rPr>
+          <w:rStyle w:val="Forte"/>
+          <w:b w:val="0"/>
+        </w:rPr>
+        <w:t xml:space="preserve"> prolongando seu ciclo de vida.</w:t>
+      </w:r>
+    </w:p>
+    <w:p>
+      <w:pPr>
+        <w:rPr>
+          <w:rStyle w:val="Forte"/>
+          <w:b w:val="0"/>
+        </w:rPr>
+      </w:pPr>
+      <w:r>
+        <w:rPr>
+          <w:rStyle w:val="Forte"/>
+          <w:b w:val="0"/>
+        </w:rPr>
+        <w:t>No contexto deste trabalho, os princípios da Engenharia de Software foram aplicados no desenvolvimento do jogo educacional, contribuindo para a organização das etapas do projeto, a definição dos requisitos, a modelagem das funcionalidades, a realização de testes e a implementação de uma solução voltada ao apoio do processo de aprendizagem infantil. A adoção dessas práticas possibilita o desenvolvimento de um software mais confiável, eficiente e alinhado às necessidades dos usuários, além de facilitar futuras manutenções e evoluções do sistema.</w:t>
+      </w:r>
+    </w:p>
+    <w:p>
+      <w:pPr>
+        <w:rPr>
+          <w:rStyle w:val="Forte"/>
+          <w:b w:val="0"/>
+        </w:rPr>
+      </w:pPr>
+    </w:p>
+    <w:p>
+      <w:pPr>
+        <w:pStyle w:val="PargrafodaLista"/>
+        <w:numPr>
+          <w:ilvl w:val="1"/>
+          <w:numId w:val="2"/>
+        </w:numPr>
+        <w:rPr>
+          <w:rStyle w:val="Forte"/>
+        </w:rPr>
+      </w:pPr>
+      <w:r>
+        <w:rPr>
+          <w:rStyle w:val="Forte"/>
+        </w:rPr>
+        <w:t>Interação Humano e Computador</w:t>
+      </w:r>
+    </w:p>
+    <w:p>
+      <w:pPr>
+        <w:rPr>
+          <w:rStyle w:val="Forte"/>
+        </w:rPr>
+      </w:pPr>
     </w:p>
     <w:p/>
     <w:p>
       <w:pPr>
-        <w:jc w:val="both"/>
-        <w:textAlignment w:val="baseline"/>
-      </w:pPr>
-      <w:r>
-        <w:lastRenderedPageBreak/>
-        <w:t>Silvério, Ferreira e Azevedo (2022) discutem que o</w:t>
-      </w:r>
-      <w:r>
-        <w:t xml:space="preserve"> mundo contemporâneo é marcado pela ampla presença das Tecnologias da Informação e Comunicação (</w:t>
-      </w:r>
-      <w:proofErr w:type="spellStart"/>
-      <w:r>
-        <w:t>TICs</w:t>
-      </w:r>
-      <w:proofErr w:type="spellEnd"/>
-      <w:r>
-        <w:t>), que vêm transformando significativamente as formas de comunicação, acesso à informação e construção do conhecimento. Nesse contexto, a educação também passou a ser influenciada por essas mudanças, incorporando recursos tecnológicos capazes de ampliar as possibilidades de ensino e aprendizagem</w:t>
-      </w:r>
-      <w:r>
-        <w:t>.</w:t>
-      </w:r>
-      <w:r>
-        <w:t xml:space="preserve"> Segundo Almeida (2004</w:t>
-      </w:r>
-      <w:r>
-        <w:t xml:space="preserve"> </w:t>
-      </w:r>
-      <w:r>
-        <w:rPr>
-          <w:i/>
-        </w:rPr>
-        <w:t>apud</w:t>
-      </w:r>
-      <w:r>
-        <w:t xml:space="preserve"> </w:t>
-      </w:r>
-      <w:r>
-        <w:rPr>
-          <w:highlight w:val="yellow"/>
-        </w:rPr>
-        <w:t>SILVÉRIO; FERREIRA; AZEVEDO, 2022</w:t>
-      </w:r>
-      <w:r>
-        <w:t xml:space="preserve">), a inserção das </w:t>
-      </w:r>
-      <w:proofErr w:type="spellStart"/>
-      <w:r>
-        <w:t>TIC</w:t>
-      </w:r>
-      <w:r>
-        <w:t>’</w:t>
-      </w:r>
-      <w:r>
-        <w:t>s</w:t>
-      </w:r>
-      <w:proofErr w:type="spellEnd"/>
-      <w:r>
-        <w:t xml:space="preserve"> no ambiente educacional permite romper os limites físicos da sala de aula, conectando a escola a diferentes espaços produtores de conhecimento e à sociedade da informação.</w:t>
-      </w:r>
-    </w:p>
-    <w:p>
-      <w:pPr>
-        <w:jc w:val="both"/>
-        <w:textAlignment w:val="baseline"/>
-      </w:pPr>
-      <w:r>
-        <w:t>O avanço tecnológico ocorreu de forma acelerada ao longo do século XXI, tornando o acesso à informação mais rápido e acessível para diferentes grupos sociais. Como consequência, crianças cada vez mais jovens passaram a conviver diariamente com dispositivos digitais, incorporando-os em suas atividades de comunicação, entretenimento e aprendizagem</w:t>
-      </w:r>
-      <w:r>
-        <w:t xml:space="preserve"> (SILVÉRIO; FERREIRA; AZEVEDO, 2022)</w:t>
-      </w:r>
-      <w:r>
-        <w:t>.</w:t>
-      </w:r>
-      <w:r>
-        <w:t xml:space="preserve"> Nesse cenário, </w:t>
-      </w:r>
-      <w:r>
-        <w:t>os estudantes chegam à escola trazendo conhecimentos prévios adquiridos por meio das mídias e das tecnologias presentes em seu cotidiano, exigindo que tais experiências sejam consideradas durante o processo educativo</w:t>
-      </w:r>
-      <w:r>
-        <w:t xml:space="preserve"> (BARBOSA; </w:t>
-      </w:r>
-      <w:r>
-        <w:rPr>
-          <w:i/>
-        </w:rPr>
-        <w:t>et al.</w:t>
-      </w:r>
-      <w:r>
-        <w:rPr>
-          <w:i/>
-        </w:rPr>
-        <w:t>,</w:t>
-      </w:r>
-      <w:r>
-        <w:t xml:space="preserve"> 2014 </w:t>
-      </w:r>
-      <w:r>
-        <w:rPr>
-          <w:i/>
-        </w:rPr>
-        <w:t>apud</w:t>
-      </w:r>
-      <w:r>
-        <w:t xml:space="preserve"> SILVÉRIO; FERREIRA; AZEVEDO, 2022)</w:t>
-      </w:r>
-      <w:r>
-        <w:t>.</w:t>
-      </w:r>
-    </w:p>
-    <w:p>
-      <w:pPr>
-        <w:jc w:val="both"/>
-        <w:textAlignment w:val="baseline"/>
-      </w:pPr>
-      <w:r>
-        <w:t>Esse fenômeno está relacionado ao conceito de nativos digitais, utilizado para designar indivíduos que cresceram em contato constante com tecnologias digitais e que as utilizam de forma espontânea em diversas atividades do cotidiano (</w:t>
-      </w:r>
-      <w:r>
-        <w:rPr>
-          <w:highlight w:val="cyan"/>
-        </w:rPr>
-        <w:t>PRENSKY, 2001; FRANCO, 2013; LINNE, 2014</w:t>
-      </w:r>
-      <w:r>
-        <w:rPr>
-          <w:highlight w:val="cyan"/>
-        </w:rPr>
-        <w:t xml:space="preserve"> </w:t>
-      </w:r>
-      <w:r>
-        <w:rPr>
-          <w:i/>
-          <w:highlight w:val="cyan"/>
-        </w:rPr>
-        <w:t xml:space="preserve">apud </w:t>
-      </w:r>
-      <w:r>
-        <w:rPr>
-          <w:highlight w:val="cyan"/>
-        </w:rPr>
-        <w:t>GUERIN, 2020</w:t>
-      </w:r>
-      <w:r>
-        <w:t>). Entretanto, Franco (2013) ressalta que o termo não deve ser associado exclusivamente à idade, uma vez que o acesso às tecnologias ainda ocorre de maneira desigual entre diferentes grupos sociais.</w:t>
-      </w:r>
-    </w:p>
-    <w:p>
-      <w:pPr>
-        <w:jc w:val="both"/>
-        <w:textAlignment w:val="baseline"/>
-      </w:pPr>
-      <w:r>
-        <w:t xml:space="preserve">Diante dessa realidade, a utilização das </w:t>
-      </w:r>
-      <w:proofErr w:type="spellStart"/>
-      <w:r>
-        <w:t>TIC</w:t>
-      </w:r>
-      <w:r>
-        <w:t>’</w:t>
-      </w:r>
-      <w:r>
-        <w:t>s</w:t>
-      </w:r>
-      <w:proofErr w:type="spellEnd"/>
-      <w:r>
-        <w:t xml:space="preserve"> na educação torna-se cada vez mais necessária. Almeida e Prado (1999</w:t>
-      </w:r>
-      <w:r>
-        <w:t xml:space="preserve"> </w:t>
-      </w:r>
-      <w:r>
-        <w:rPr>
-          <w:i/>
-        </w:rPr>
-        <w:t>apud</w:t>
-      </w:r>
-      <w:r>
-        <w:t xml:space="preserve"> </w:t>
-      </w:r>
-      <w:r>
-        <w:t>SILVÉRIO; FERREIRA; AZEVEDO, 2022</w:t>
-      </w:r>
-      <w:r>
-        <w:t>) afirmam que as tecnologias podem potencializar mudanças nos processos de ensino e aprendizagem, contribuindo para o desenvolvimento da criatividade, da autonomia, da capacidade crítica e da participação ativa dos estudantes. Da mesma forma</w:t>
-      </w:r>
-      <w:r>
-        <w:rPr>
-          <w:highlight w:val="green"/>
-        </w:rPr>
-        <w:t xml:space="preserve">, </w:t>
-      </w:r>
-      <w:proofErr w:type="spellStart"/>
-      <w:r>
-        <w:rPr>
-          <w:highlight w:val="green"/>
-        </w:rPr>
-        <w:t>Castells</w:t>
-      </w:r>
-      <w:proofErr w:type="spellEnd"/>
-      <w:r>
-        <w:rPr>
-          <w:highlight w:val="green"/>
-        </w:rPr>
-        <w:t xml:space="preserve"> (1999</w:t>
-      </w:r>
-      <w:r>
-        <w:t>) destaca que a capacidade de utilizar e adaptar as tecnologias às necessidades de cada contexto constitui uma competência essencial na sociedade contemporânea.</w:t>
-      </w:r>
-    </w:p>
-    <w:p>
-      <w:pPr>
-        <w:jc w:val="both"/>
-        <w:textAlignment w:val="baseline"/>
-      </w:pPr>
-    </w:p>
-    <w:p>
-      <w:pPr>
-        <w:jc w:val="both"/>
-        <w:textAlignment w:val="baseline"/>
-      </w:pPr>
-      <w:r>
-        <w:t xml:space="preserve">Nesse sentido, a integração das </w:t>
-      </w:r>
-      <w:proofErr w:type="spellStart"/>
-      <w:r>
-        <w:t>TICs</w:t>
-      </w:r>
-      <w:proofErr w:type="spellEnd"/>
-      <w:r>
-        <w:t xml:space="preserve"> ao currículo escolar não deve ocorrer apenas como um recurso complementar, mas como uma estratégia capaz de ampliar as oportunidades de aprendizagem e aproximar a escola da realidade vivenciada pelos alunos. Além disso, as tecnologias podem auxiliar tanto professores quanto estudantes, favorecendo a comunicação, o acesso a </w:t>
-      </w:r>
-      <w:proofErr w:type="spellStart"/>
-      <w:r>
-        <w:t>conteúdos</w:t>
-      </w:r>
-      <w:proofErr w:type="spellEnd"/>
-      <w:r>
-        <w:t xml:space="preserve"> diversificados e a construção colaborativa do conhecimento (</w:t>
-      </w:r>
-      <w:r>
-        <w:rPr>
-          <w:highlight w:val="yellow"/>
-        </w:rPr>
-        <w:t>GHAVIFEKR; ROSDY, 20</w:t>
-      </w:r>
-      <w:r>
-        <w:rPr>
-          <w:highlight w:val="yellow"/>
-        </w:rPr>
-        <w:t>22</w:t>
-      </w:r>
-      <w:r>
-        <w:t>).</w:t>
-      </w:r>
-    </w:p>
-    <w:p>
-      <w:pPr>
-        <w:jc w:val="both"/>
-        <w:textAlignment w:val="baseline"/>
-      </w:pPr>
-      <w:r>
-        <w:t xml:space="preserve">Entretanto, embora os benefícios sejam amplamente discutidos, existem posicionamentos críticos em relação ao uso das tecnologias na educação. </w:t>
-      </w:r>
-      <w:proofErr w:type="spellStart"/>
-      <w:r>
-        <w:t>Cuban</w:t>
-      </w:r>
-      <w:proofErr w:type="spellEnd"/>
-      <w:r>
-        <w:t xml:space="preserve">, </w:t>
-      </w:r>
-      <w:proofErr w:type="spellStart"/>
-      <w:r>
-        <w:t>Kirkpatrick</w:t>
-      </w:r>
-      <w:proofErr w:type="spellEnd"/>
-      <w:r>
-        <w:t xml:space="preserve"> e Peck (2018</w:t>
-      </w:r>
-      <w:r>
-        <w:t xml:space="preserve"> </w:t>
-      </w:r>
-      <w:r>
-        <w:rPr>
-          <w:i/>
-        </w:rPr>
-        <w:t>apud</w:t>
-      </w:r>
-      <w:r>
-        <w:t xml:space="preserve"> </w:t>
-      </w:r>
-      <w:r>
-        <w:t>GUERIN</w:t>
-      </w:r>
-      <w:r>
-        <w:t>, 2020</w:t>
-      </w:r>
-      <w:r>
-        <w:t xml:space="preserve">) argumentam que a simples inserção de recursos tecnológicos não garante mudanças significativas nos processos de ensino, podendo apenas reproduzir práticas pedagógicas já existentes. De forma semelhante, </w:t>
-      </w:r>
-      <w:proofErr w:type="spellStart"/>
-      <w:r>
-        <w:t>Monke</w:t>
-      </w:r>
-      <w:proofErr w:type="spellEnd"/>
-      <w:r>
-        <w:t xml:space="preserve"> (2006</w:t>
-      </w:r>
-      <w:r>
-        <w:t xml:space="preserve"> </w:t>
-      </w:r>
-      <w:r>
-        <w:rPr>
-          <w:i/>
-        </w:rPr>
-        <w:t>apud</w:t>
-      </w:r>
-      <w:r>
-        <w:t xml:space="preserve"> GUERIN, 2020</w:t>
-      </w:r>
-      <w:r>
-        <w:t>) alerta que o uso inadequado da tecnologia pode desviar a atenção dos alunos de aprendizagens consideradas essenciais. Philip e Garcia (2013</w:t>
-      </w:r>
-      <w:r>
-        <w:t xml:space="preserve"> </w:t>
-      </w:r>
-      <w:r>
-        <w:rPr>
-          <w:i/>
-        </w:rPr>
-        <w:t>apud</w:t>
-      </w:r>
-      <w:r>
-        <w:t xml:space="preserve"> GUERIN, 2020</w:t>
-      </w:r>
-      <w:r>
-        <w:t>) reforçam essa perspectiva ao afirmarem que a tecnologia, por si só, não ensina. Segundo os autores, seu potencial educativo depende diretamente da atuação do professor e da forma como os recursos são incorporados às práticas pedagógicas.</w:t>
-      </w:r>
-    </w:p>
-    <w:p>
-      <w:pPr>
-        <w:jc w:val="both"/>
-        <w:textAlignment w:val="baseline"/>
-      </w:pPr>
-      <w:r>
-        <w:t xml:space="preserve">Dessa forma, compreende-se que a tecnologia não deve substituir o educador nem ser considerada a solução isolada para os desafios da educação. Seu papel consiste em atuar como ferramenta de apoio ao processo de ensino e aprendizagem, potencializando metodologias que promovam maior engajamento, participação e construção do conhecimento. Nesse contexto, surgem estratégias pedagógicas que utilizam os recursos tecnológicos de forma planejada e significativa, dentre as quais se destaca a </w:t>
-      </w:r>
-      <w:proofErr w:type="spellStart"/>
-      <w:r>
-        <w:t>gamificação</w:t>
-      </w:r>
-      <w:proofErr w:type="spellEnd"/>
-      <w:r>
-        <w:t>.</w:t>
-      </w:r>
-    </w:p>
-    <w:p>
-      <w:pPr>
-        <w:jc w:val="both"/>
-        <w:textAlignment w:val="baseline"/>
-      </w:pPr>
-    </w:p>
-    <w:p>
-      <w:pPr>
-        <w:pStyle w:val="Ttulo2"/>
-        <w:numPr>
-          <w:ilvl w:val="0"/>
-          <w:numId w:val="3"/>
-        </w:numPr>
-      </w:pPr>
-      <w:bookmarkStart w:id="15" w:name="_Toc231668173"/>
-      <w:proofErr w:type="spellStart"/>
-      <w:r>
-        <w:t>Gamificação</w:t>
-      </w:r>
-      <w:proofErr w:type="spellEnd"/>
-      <w:r>
-        <w:t xml:space="preserve"> como estratégia</w:t>
-      </w:r>
-      <w:bookmarkEnd w:id="15"/>
+        <w:ind w:firstLine="0"/>
+      </w:pPr>
+    </w:p>
+    <w:p/>
+    <w:p>
+      <w:pPr>
+        <w:rPr>
+          <w:b/>
+          <w:bCs/>
+        </w:rPr>
+      </w:pPr>
     </w:p>
     <w:p>
       <w:pPr>
@@ -10723,12 +11698,12 @@
           <w:numId w:val="2"/>
         </w:numPr>
       </w:pPr>
-      <w:bookmarkStart w:id="16" w:name="_Toc231668174"/>
+      <w:bookmarkStart w:id="15" w:name="_Toc232454733"/>
       <w:r>
         <w:lastRenderedPageBreak/>
         <w:t>MATERIAIS E MÉTODOS</w:t>
       </w:r>
-      <w:bookmarkEnd w:id="16"/>
+      <w:bookmarkEnd w:id="15"/>
     </w:p>
     <w:p/>
     <w:p>
@@ -10820,7 +11795,7 @@
           <w:rFonts w:eastAsia="Arial"/>
         </w:rPr>
       </w:pPr>
-      <w:bookmarkStart w:id="17" w:name="_Toc231668175"/>
+      <w:bookmarkStart w:id="16" w:name="_Toc232454734"/>
       <w:proofErr w:type="spellStart"/>
       <w:r>
         <w:rPr>
@@ -10835,7 +11810,7 @@
         </w:rPr>
         <w:t xml:space="preserve"> se necessário</w:t>
       </w:r>
-      <w:bookmarkEnd w:id="17"/>
+      <w:bookmarkEnd w:id="16"/>
       <w:r>
         <w:rPr>
           <w:rFonts w:eastAsia="Arial"/>
@@ -10895,8 +11870,8 @@
         <w:ind w:firstLine="0"/>
         <w:jc w:val="center"/>
       </w:pPr>
-      <w:bookmarkStart w:id="18" w:name="_Toc82636017"/>
-      <w:bookmarkStart w:id="19" w:name="_Toc226306071"/>
+      <w:bookmarkStart w:id="17" w:name="_Toc82636017"/>
+      <w:bookmarkStart w:id="18" w:name="_Toc226306071"/>
       <w:r>
         <w:rPr>
           <w:b/>
@@ -10956,8 +11931,8 @@
       <w:r>
         <w:t>2</w:t>
       </w:r>
+      <w:bookmarkEnd w:id="17"/>
       <w:bookmarkEnd w:id="18"/>
-      <w:bookmarkEnd w:id="19"/>
     </w:p>
     <w:p>
       <w:pPr>
@@ -11065,8 +12040,8 @@
         <w:pStyle w:val="Legenda"/>
         <w:jc w:val="center"/>
       </w:pPr>
-      <w:bookmarkStart w:id="20" w:name="_Toc82636018"/>
-      <w:bookmarkStart w:id="21" w:name="_Toc226306072"/>
+      <w:bookmarkStart w:id="19" w:name="_Toc82636018"/>
+      <w:bookmarkStart w:id="20" w:name="_Toc226306072"/>
       <w:r>
         <w:rPr>
           <w:b/>
@@ -11126,8 +12101,8 @@
       <w:r>
         <w:t>3</w:t>
       </w:r>
+      <w:bookmarkEnd w:id="19"/>
       <w:bookmarkEnd w:id="20"/>
-      <w:bookmarkEnd w:id="21"/>
     </w:p>
     <w:p>
       <w:pPr>
@@ -11242,7 +12217,7 @@
           <w:rFonts w:eastAsia="Arial"/>
         </w:rPr>
       </w:pPr>
-      <w:bookmarkStart w:id="22" w:name="_Toc231668176"/>
+      <w:bookmarkStart w:id="21" w:name="_Toc232454735"/>
       <w:proofErr w:type="spellStart"/>
       <w:r>
         <w:rPr>
@@ -11257,7 +12232,7 @@
         </w:rPr>
         <w:t xml:space="preserve"> se necessário</w:t>
       </w:r>
-      <w:bookmarkEnd w:id="22"/>
+      <w:bookmarkEnd w:id="21"/>
       <w:r>
         <w:rPr>
           <w:rFonts w:eastAsia="Arial"/>
@@ -11345,12 +12320,12 @@
           <w:numId w:val="2"/>
         </w:numPr>
       </w:pPr>
-      <w:bookmarkStart w:id="23" w:name="_Toc231668177"/>
+      <w:bookmarkStart w:id="22" w:name="_Toc232454736"/>
       <w:r>
         <w:lastRenderedPageBreak/>
         <w:t>rESULTADOS/DESENVOLVIMENTO</w:t>
       </w:r>
-      <w:bookmarkEnd w:id="23"/>
+      <w:bookmarkEnd w:id="22"/>
       <w:r>
         <w:t xml:space="preserve"> </w:t>
       </w:r>
@@ -11397,7 +12372,7 @@
           <w:rFonts w:eastAsia="Arial"/>
         </w:rPr>
       </w:pPr>
-      <w:bookmarkStart w:id="24" w:name="_Toc231668178"/>
+      <w:bookmarkStart w:id="23" w:name="_Toc232454737"/>
       <w:proofErr w:type="spellStart"/>
       <w:r>
         <w:rPr>
@@ -11418,7 +12393,7 @@
         </w:rPr>
         <w:t>1</w:t>
       </w:r>
-      <w:bookmarkEnd w:id="24"/>
+      <w:bookmarkEnd w:id="23"/>
       <w:r>
         <w:rPr>
           <w:rFonts w:eastAsia="Arial"/>
@@ -11491,8 +12466,8 @@
         <w:ind w:firstLine="0"/>
         <w:jc w:val="center"/>
       </w:pPr>
-      <w:bookmarkStart w:id="25" w:name="_Toc82636019"/>
-      <w:bookmarkStart w:id="26" w:name="_Toc226306073"/>
+      <w:bookmarkStart w:id="24" w:name="_Toc82636019"/>
+      <w:bookmarkStart w:id="25" w:name="_Toc226306073"/>
       <w:r>
         <w:rPr>
           <w:b/>
@@ -11546,8 +12521,8 @@
       <w:r>
         <w:t>3</w:t>
       </w:r>
+      <w:bookmarkEnd w:id="24"/>
       <w:bookmarkEnd w:id="25"/>
-      <w:bookmarkEnd w:id="26"/>
     </w:p>
     <w:p>
       <w:pPr>
@@ -11660,8 +12635,8 @@
         <w:ind w:firstLine="0"/>
         <w:jc w:val="center"/>
       </w:pPr>
-      <w:bookmarkStart w:id="27" w:name="_Toc82636020"/>
-      <w:bookmarkStart w:id="28" w:name="_Toc226306074"/>
+      <w:bookmarkStart w:id="26" w:name="_Toc82636020"/>
+      <w:bookmarkStart w:id="27" w:name="_Toc226306074"/>
       <w:r>
         <w:rPr>
           <w:b/>
@@ -11714,8 +12689,8 @@
       <w:r>
         <w:t>4</w:t>
       </w:r>
+      <w:bookmarkEnd w:id="26"/>
       <w:bookmarkEnd w:id="27"/>
-      <w:bookmarkEnd w:id="28"/>
     </w:p>
     <w:p>
       <w:pPr>
@@ -11844,7 +12819,7 @@
           <w:rFonts w:eastAsia="Arial"/>
         </w:rPr>
       </w:pPr>
-      <w:bookmarkStart w:id="29" w:name="_Toc231668179"/>
+      <w:bookmarkStart w:id="28" w:name="_Toc232454738"/>
       <w:proofErr w:type="spellStart"/>
       <w:r>
         <w:rPr>
@@ -11865,7 +12840,7 @@
         </w:rPr>
         <w:t>2</w:t>
       </w:r>
-      <w:bookmarkEnd w:id="29"/>
+      <w:bookmarkEnd w:id="28"/>
     </w:p>
     <w:p>
       <w:pPr>
@@ -11938,7 +12913,7 @@
           <w:rFonts w:eastAsia="Arial"/>
         </w:rPr>
       </w:pPr>
-      <w:bookmarkStart w:id="30" w:name="_Toc231668180"/>
+      <w:bookmarkStart w:id="29" w:name="_Toc232454739"/>
       <w:proofErr w:type="spellStart"/>
       <w:r>
         <w:rPr>
@@ -11946,7 +12921,7 @@
         </w:rPr>
         <w:t>Sub-tópico</w:t>
       </w:r>
-      <w:bookmarkEnd w:id="30"/>
+      <w:bookmarkEnd w:id="29"/>
       <w:proofErr w:type="spellEnd"/>
       <w:r>
         <w:rPr>
@@ -12054,7 +13029,7 @@
         <w:pStyle w:val="Legenda"/>
         <w:ind w:firstLine="0"/>
       </w:pPr>
-      <w:bookmarkStart w:id="31" w:name="_Toc226306084"/>
+      <w:bookmarkStart w:id="30" w:name="_Toc226306084"/>
       <w:r>
         <w:rPr>
           <w:b/>
@@ -12101,7 +13076,7 @@
       <w:r>
         <w:t xml:space="preserve"> - Tipos de XXXXXXXXX</w:t>
       </w:r>
-      <w:bookmarkEnd w:id="31"/>
+      <w:bookmarkEnd w:id="30"/>
     </w:p>
     <w:tbl>
       <w:tblPr>
@@ -12411,7 +13386,7 @@
         <w:pStyle w:val="Legenda"/>
         <w:ind w:firstLine="0"/>
       </w:pPr>
-      <w:bookmarkStart w:id="32" w:name="_Toc226306085"/>
+      <w:bookmarkStart w:id="31" w:name="_Toc226306085"/>
       <w:r>
         <w:rPr>
           <w:b/>
@@ -12461,7 +13436,7 @@
       <w:r>
         <w:t>Tipos de XXXXXXXXX</w:t>
       </w:r>
-      <w:bookmarkEnd w:id="32"/>
+      <w:bookmarkEnd w:id="31"/>
     </w:p>
     <w:tbl>
       <w:tblPr>
@@ -12801,12 +13776,12 @@
           <w:numId w:val="2"/>
         </w:numPr>
       </w:pPr>
-      <w:bookmarkStart w:id="33" w:name="_Toc231668181"/>
+      <w:bookmarkStart w:id="32" w:name="_Toc232454740"/>
       <w:r>
         <w:lastRenderedPageBreak/>
         <w:t>DISCUSSÃO</w:t>
       </w:r>
-      <w:bookmarkEnd w:id="33"/>
+      <w:bookmarkEnd w:id="32"/>
     </w:p>
     <w:p/>
     <w:p>
@@ -12905,12 +13880,12 @@
           <w:numId w:val="2"/>
         </w:numPr>
       </w:pPr>
-      <w:bookmarkStart w:id="34" w:name="_Toc231668182"/>
+      <w:bookmarkStart w:id="33" w:name="_Toc232454741"/>
       <w:r>
         <w:lastRenderedPageBreak/>
         <w:t>Considerações finais</w:t>
       </w:r>
-      <w:bookmarkEnd w:id="34"/>
+      <w:bookmarkEnd w:id="33"/>
     </w:p>
     <w:p>
       <w:pPr>
@@ -13019,7 +13994,7 @@
           <w:szCs w:val="24"/>
         </w:rPr>
       </w:pPr>
-      <w:bookmarkStart w:id="35" w:name="_Toc37240860"/>
+      <w:bookmarkStart w:id="34" w:name="_Toc37240860"/>
       <w:r>
         <w:rPr>
           <w:rFonts w:eastAsiaTheme="majorEastAsia" w:cs="Arial"/>
@@ -13046,7 +14021,7 @@
           <w:szCs w:val="24"/>
         </w:rPr>
       </w:pPr>
-      <w:bookmarkStart w:id="36" w:name="_Toc231668183"/>
+      <w:bookmarkStart w:id="35" w:name="_Toc232454742"/>
       <w:r>
         <w:rPr>
           <w:rFonts w:eastAsiaTheme="majorEastAsia" w:cs="Arial"/>
@@ -13058,7 +14033,7 @@
         <w:lastRenderedPageBreak/>
         <w:t>REFERÊNCIAS BIBLIOGRÁFICAS</w:t>
       </w:r>
-      <w:bookmarkEnd w:id="36"/>
+      <w:bookmarkEnd w:id="35"/>
     </w:p>
     <w:p>
       <w:pPr>
@@ -13484,7 +14459,7 @@
           <w:szCs w:val="24"/>
         </w:rPr>
       </w:pPr>
-      <w:bookmarkStart w:id="37" w:name="_Toc231668184"/>
+      <w:bookmarkStart w:id="36" w:name="_Toc232454743"/>
       <w:r>
         <w:rPr>
           <w:rFonts w:eastAsiaTheme="majorEastAsia" w:cs="Arial"/>
@@ -13538,8 +14513,8 @@
         </w:rPr>
         <w:t>criados pelo autor)</w:t>
       </w:r>
-      <w:bookmarkEnd w:id="35"/>
-      <w:bookmarkEnd w:id="37"/>
+      <w:bookmarkEnd w:id="34"/>
+      <w:bookmarkEnd w:id="36"/>
     </w:p>
     <w:p>
       <w:pPr>
@@ -13554,8 +14529,8 @@
           <w:szCs w:val="24"/>
         </w:rPr>
       </w:pPr>
-      <w:bookmarkStart w:id="38" w:name="_Toc37240861"/>
-      <w:bookmarkStart w:id="39" w:name="_Toc231668185"/>
+      <w:bookmarkStart w:id="37" w:name="_Toc37240861"/>
+      <w:bookmarkStart w:id="38" w:name="_Toc232454744"/>
       <w:r>
         <w:rPr>
           <w:rFonts w:eastAsiaTheme="majorEastAsia" w:cs="Arial"/>
@@ -13586,8 +14561,8 @@
         </w:rPr>
         <w:t>(não criados pelo autor)</w:t>
       </w:r>
+      <w:bookmarkEnd w:id="37"/>
       <w:bookmarkEnd w:id="38"/>
-      <w:bookmarkEnd w:id="39"/>
     </w:p>
     <w:p/>
     <w:p/>
@@ -14495,25 +15470,7 @@
           <w:szCs w:val="24"/>
           <w:lang w:val="en-US" w:bidi="en-US"/>
         </w:rPr>
-        <w:t xml:space="preserve">2. </w:t>
-      </w:r>
-      <w:proofErr w:type="spellStart"/>
-      <w:r>
-        <w:rPr>
-          <w:rFonts w:ascii="Liberation Serif" w:eastAsia="DejaVu Sans" w:hAnsi="Liberation Serif" w:cs="DejaVu Sans"/>
-          <w:szCs w:val="24"/>
-          <w:lang w:val="en-US" w:bidi="en-US"/>
-        </w:rPr>
-        <w:t>Teoria</w:t>
-      </w:r>
-      <w:proofErr w:type="spellEnd"/>
-      <w:r>
-        <w:rPr>
-          <w:rFonts w:ascii="Liberation Serif" w:eastAsia="DejaVu Sans" w:hAnsi="Liberation Serif" w:cs="DejaVu Sans"/>
-          <w:szCs w:val="24"/>
-          <w:lang w:val="en-US" w:bidi="en-US"/>
-        </w:rPr>
-        <w:t xml:space="preserve"> Sociocultural de Vygotsky</w:t>
+        <w:t>2. Teoria Sociocultural de Vygotsky</w:t>
       </w:r>
     </w:p>
     <w:p>
@@ -16987,6 +17944,11 @@
       <w:pPr>
         <w:overflowPunct w:val="0"/>
         <w:spacing w:line="240" w:lineRule="auto"/>
+        <w:rPr>
+          <w:rFonts w:ascii="Liberation Serif" w:eastAsia="DejaVu Sans" w:hAnsi="Liberation Serif" w:cs="DejaVu Sans"/>
+          <w:szCs w:val="24"/>
+          <w:lang w:val="en-US" w:bidi="en-US"/>
+        </w:rPr>
       </w:pPr>
       <w:proofErr w:type="spellStart"/>
       <w:r>
@@ -17016,6 +17978,28 @@
         <w:t>sistema</w:t>
       </w:r>
       <w:proofErr w:type="spellEnd"/>
+    </w:p>
+    <w:p>
+      <w:pPr>
+        <w:overflowPunct w:val="0"/>
+        <w:spacing w:line="240" w:lineRule="auto"/>
+      </w:pPr>
+    </w:p>
+    <w:p>
+      <w:pPr>
+        <w:overflowPunct w:val="0"/>
+        <w:spacing w:line="240" w:lineRule="auto"/>
+      </w:pPr>
+      <w:r>
+        <w:t>Base tecnológica:</w:t>
+      </w:r>
+      <w:r>
+        <w:br/>
+      </w:r>
+      <w:r>
+        <w:br/>
+        <w:t>O que é, o que ele faz e as ferramentas que serão importantes no futuro</w:t>
+      </w:r>
     </w:p>
     <w:p>
       <w:pPr>
@@ -17044,6 +18028,9 @@
 <file path=word/commentsIds.xml><?xml version="1.0" encoding="utf-8"?>
 <w16cid:commentsIds xmlns:wpc="http://schemas.microsoft.com/office/word/2010/wordprocessingCanvas" xmlns:cx="http://schemas.microsoft.com/office/drawing/2014/chartex" xmlns:cx1="http://schemas.microsoft.com/office/drawing/2015/9/8/chartex" xmlns:cx2="http://schemas.microsoft.com/office/drawing/2015/10/21/chartex" xmlns:cx3="http://schemas.microsoft.com/office/drawing/2016/5/9/chartex" xmlns:cx4="http://schemas.microsoft.com/office/drawing/2016/5/10/chartex" xmlns:cx5="http://schemas.microsoft.com/office/drawing/2016/5/11/chartex" xmlns:cx6="http://schemas.microsoft.com/office/drawing/2016/5/12/chartex" xmlns:cx7="http://schemas.microsoft.com/office/drawing/2016/5/13/chartex" xmlns:cx8="http://schemas.microsoft.com/office/drawing/2016/5/14/chartex" xmlns:mc="http://schemas.openxmlformats.org/markup-compatibility/2006" xmlns:aink="http://schemas.microsoft.com/office/drawing/2016/ink" xmlns:am3d="http://schemas.microsoft.com/office/drawing/2017/model3d" xmlns:o="urn:schemas-microsoft-com:office:office" xmlns:r="http://schemas.openxmlformats.org/officeDocument/2006/relationships" xmlns:m="http://schemas.openxmlformats.org/officeDocument/2006/math" xmlns:v="urn:schemas-microsoft-com:vml" xmlns:wp14="http://schemas.microsoft.com/office/word/2010/wordprocessingDrawing" xmlns:wp="http://schemas.openxmlformats.org/drawingml/2006/wordprocessingDrawing" xmlns:w10="urn:schemas-microsoft-com:office:word" xmlns:w="http://schemas.openxmlformats.org/wordprocessingml/2006/main" xmlns:w14="http://schemas.microsoft.com/office/word/2010/wordml" xmlns:w15="http://schemas.microsoft.com/office/word/2012/wordml" xmlns:w16cid="http://schemas.microsoft.com/office/word/2016/wordml/cid" xmlns:w16se="http://schemas.microsoft.com/office/word/2015/wordml/symex" xmlns:wpg="http://schemas.microsoft.com/office/word/2010/wordprocessingGroup" xmlns:wpi="http://schemas.microsoft.com/office/word/2010/wordprocessingInk" xmlns:wne="http://schemas.microsoft.com/office/word/2006/wordml" xmlns:wps="http://schemas.microsoft.com/office/word/2010/wordprocessingShape" mc:Ignorable="w14 w15 w16se w16cid wp14">
   <w16cid:commentId w16cid:paraId="400BE212" w16cid:durableId="2DB5B2C0"/>
+  <w16cid:commentId w16cid:paraId="6E65939E" w16cid:durableId="2DD13EDA"/>
+  <w16cid:commentId w16cid:paraId="49DCF521" w16cid:durableId="2DD13EDB"/>
+  <w16cid:commentId w16cid:paraId="73AB2C72" w16cid:durableId="2DD13EDC"/>
 </w16cid:commentsIds>
 </file>
 
@@ -17107,7 +18094,6 @@
         <w:docPartUnique/>
       </w:docPartObj>
     </w:sdtPr>
-    <w:sdtEndPr/>
     <w:sdtContent>
       <w:p>
         <w:pPr>
@@ -17127,7 +18113,7 @@
           <w:rPr>
             <w:noProof/>
           </w:rPr>
-          <w:t>37</w:t>
+          <w:t>54</w:t>
         </w:r>
         <w:r>
           <w:fldChar w:fldCharType="end"/>
@@ -17147,6 +18133,184 @@
 <file path=word/numbering.xml><?xml version="1.0" encoding="utf-8"?>
 <w:numbering xmlns:wpc="http://schemas.microsoft.com/office/word/2010/wordprocessingCanvas" xmlns:mc="http://schemas.openxmlformats.org/markup-compatibility/2006" xmlns:o="urn:schemas-microsoft-com:office:office" xmlns:r="http://schemas.openxmlformats.org/officeDocument/2006/relationships" xmlns:m="http://schemas.openxmlformats.org/officeDocument/2006/math" xmlns:v="urn:schemas-microsoft-com:vml" xmlns:wp14="http://schemas.microsoft.com/office/word/2010/wordprocessingDrawing" xmlns:wp="http://schemas.openxmlformats.org/drawingml/2006/wordprocessingDrawing" xmlns:w10="urn:schemas-microsoft-com:office:word" xmlns:w="http://schemas.openxmlformats.org/wordprocessingml/2006/main" xmlns:w14="http://schemas.microsoft.com/office/word/2010/wordml" xmlns:w15="http://schemas.microsoft.com/office/word/2012/wordml" xmlns:wpg="http://schemas.microsoft.com/office/word/2010/wordprocessingGroup" xmlns:wpi="http://schemas.microsoft.com/office/word/2010/wordprocessingInk" xmlns:wne="http://schemas.microsoft.com/office/word/2006/wordml" xmlns:wps="http://schemas.microsoft.com/office/word/2010/wordprocessingShape" mc:Ignorable="w14 w15 wp14">
   <w:abstractNum w:abstractNumId="0" w15:restartNumberingAfterBreak="0">
+    <w:nsid w:val="037266E1"/>
+    <w:multiLevelType w:val="hybridMultilevel"/>
+    <w:tmpl w:val="0BB2F198"/>
+    <w:lvl w:ilvl="0" w:tplc="0416000F">
+      <w:start w:val="1"/>
+      <w:numFmt w:val="decimal"/>
+      <w:lvlText w:val="%1."/>
+      <w:lvlJc w:val="left"/>
+      <w:pPr>
+        <w:ind w:left="720" w:hanging="360"/>
+      </w:pPr>
+      <w:rPr>
+        <w:rFonts w:hint="default"/>
+      </w:rPr>
+    </w:lvl>
+    <w:lvl w:ilvl="1" w:tplc="04160019" w:tentative="1">
+      <w:start w:val="1"/>
+      <w:numFmt w:val="lowerLetter"/>
+      <w:lvlText w:val="%2."/>
+      <w:lvlJc w:val="left"/>
+      <w:pPr>
+        <w:ind w:left="1440" w:hanging="360"/>
+      </w:pPr>
+    </w:lvl>
+    <w:lvl w:ilvl="2" w:tplc="0416001B" w:tentative="1">
+      <w:start w:val="1"/>
+      <w:numFmt w:val="lowerRoman"/>
+      <w:lvlText w:val="%3."/>
+      <w:lvlJc w:val="right"/>
+      <w:pPr>
+        <w:ind w:left="2160" w:hanging="180"/>
+      </w:pPr>
+    </w:lvl>
+    <w:lvl w:ilvl="3" w:tplc="0416000F" w:tentative="1">
+      <w:start w:val="1"/>
+      <w:numFmt w:val="decimal"/>
+      <w:lvlText w:val="%4."/>
+      <w:lvlJc w:val="left"/>
+      <w:pPr>
+        <w:ind w:left="2880" w:hanging="360"/>
+      </w:pPr>
+    </w:lvl>
+    <w:lvl w:ilvl="4" w:tplc="04160019" w:tentative="1">
+      <w:start w:val="1"/>
+      <w:numFmt w:val="lowerLetter"/>
+      <w:lvlText w:val="%5."/>
+      <w:lvlJc w:val="left"/>
+      <w:pPr>
+        <w:ind w:left="3600" w:hanging="360"/>
+      </w:pPr>
+    </w:lvl>
+    <w:lvl w:ilvl="5" w:tplc="0416001B" w:tentative="1">
+      <w:start w:val="1"/>
+      <w:numFmt w:val="lowerRoman"/>
+      <w:lvlText w:val="%6."/>
+      <w:lvlJc w:val="right"/>
+      <w:pPr>
+        <w:ind w:left="4320" w:hanging="180"/>
+      </w:pPr>
+    </w:lvl>
+    <w:lvl w:ilvl="6" w:tplc="0416000F" w:tentative="1">
+      <w:start w:val="1"/>
+      <w:numFmt w:val="decimal"/>
+      <w:lvlText w:val="%7."/>
+      <w:lvlJc w:val="left"/>
+      <w:pPr>
+        <w:ind w:left="5040" w:hanging="360"/>
+      </w:pPr>
+    </w:lvl>
+    <w:lvl w:ilvl="7" w:tplc="04160019" w:tentative="1">
+      <w:start w:val="1"/>
+      <w:numFmt w:val="lowerLetter"/>
+      <w:lvlText w:val="%8."/>
+      <w:lvlJc w:val="left"/>
+      <w:pPr>
+        <w:ind w:left="5760" w:hanging="360"/>
+      </w:pPr>
+    </w:lvl>
+    <w:lvl w:ilvl="8" w:tplc="0416001B" w:tentative="1">
+      <w:start w:val="1"/>
+      <w:numFmt w:val="lowerRoman"/>
+      <w:lvlText w:val="%9."/>
+      <w:lvlJc w:val="right"/>
+      <w:pPr>
+        <w:ind w:left="6480" w:hanging="180"/>
+      </w:pPr>
+    </w:lvl>
+  </w:abstractNum>
+  <w:abstractNum w:abstractNumId="1" w15:restartNumberingAfterBreak="0">
+    <w:nsid w:val="0F0C70C6"/>
+    <w:multiLevelType w:val="hybridMultilevel"/>
+    <w:tmpl w:val="0C321A1C"/>
+    <w:lvl w:ilvl="0" w:tplc="0416000F">
+      <w:start w:val="1"/>
+      <w:numFmt w:val="decimal"/>
+      <w:lvlText w:val="%1."/>
+      <w:lvlJc w:val="left"/>
+      <w:pPr>
+        <w:ind w:left="720" w:hanging="360"/>
+      </w:pPr>
+      <w:rPr>
+        <w:rFonts w:hint="default"/>
+      </w:rPr>
+    </w:lvl>
+    <w:lvl w:ilvl="1" w:tplc="04160019" w:tentative="1">
+      <w:start w:val="1"/>
+      <w:numFmt w:val="lowerLetter"/>
+      <w:lvlText w:val="%2."/>
+      <w:lvlJc w:val="left"/>
+      <w:pPr>
+        <w:ind w:left="1440" w:hanging="360"/>
+      </w:pPr>
+    </w:lvl>
+    <w:lvl w:ilvl="2" w:tplc="0416001B" w:tentative="1">
+      <w:start w:val="1"/>
+      <w:numFmt w:val="lowerRoman"/>
+      <w:lvlText w:val="%3."/>
+      <w:lvlJc w:val="right"/>
+      <w:pPr>
+        <w:ind w:left="2160" w:hanging="180"/>
+      </w:pPr>
+    </w:lvl>
+    <w:lvl w:ilvl="3" w:tplc="0416000F" w:tentative="1">
+      <w:start w:val="1"/>
+      <w:numFmt w:val="decimal"/>
+      <w:lvlText w:val="%4."/>
+      <w:lvlJc w:val="left"/>
+      <w:pPr>
+        <w:ind w:left="2880" w:hanging="360"/>
+      </w:pPr>
+    </w:lvl>
+    <w:lvl w:ilvl="4" w:tplc="04160019" w:tentative="1">
+      <w:start w:val="1"/>
+      <w:numFmt w:val="lowerLetter"/>
+      <w:lvlText w:val="%5."/>
+      <w:lvlJc w:val="left"/>
+      <w:pPr>
+        <w:ind w:left="3600" w:hanging="360"/>
+      </w:pPr>
+    </w:lvl>
+    <w:lvl w:ilvl="5" w:tplc="0416001B" w:tentative="1">
+      <w:start w:val="1"/>
+      <w:numFmt w:val="lowerRoman"/>
+      <w:lvlText w:val="%6."/>
+      <w:lvlJc w:val="right"/>
+      <w:pPr>
+        <w:ind w:left="4320" w:hanging="180"/>
+      </w:pPr>
+    </w:lvl>
+    <w:lvl w:ilvl="6" w:tplc="0416000F" w:tentative="1">
+      <w:start w:val="1"/>
+      <w:numFmt w:val="decimal"/>
+      <w:lvlText w:val="%7."/>
+      <w:lvlJc w:val="left"/>
+      <w:pPr>
+        <w:ind w:left="5040" w:hanging="360"/>
+      </w:pPr>
+    </w:lvl>
+    <w:lvl w:ilvl="7" w:tplc="04160019" w:tentative="1">
+      <w:start w:val="1"/>
+      <w:numFmt w:val="lowerLetter"/>
+      <w:lvlText w:val="%8."/>
+      <w:lvlJc w:val="left"/>
+      <w:pPr>
+        <w:ind w:left="5760" w:hanging="360"/>
+      </w:pPr>
+    </w:lvl>
+    <w:lvl w:ilvl="8" w:tplc="0416001B" w:tentative="1">
+      <w:start w:val="1"/>
+      <w:numFmt w:val="lowerRoman"/>
+      <w:lvlText w:val="%9."/>
+      <w:lvlJc w:val="right"/>
+      <w:pPr>
+        <w:ind w:left="6480" w:hanging="180"/>
+      </w:pPr>
+    </w:lvl>
+  </w:abstractNum>
+  <w:abstractNum w:abstractNumId="2" w15:restartNumberingAfterBreak="0">
     <w:nsid w:val="16D823CD"/>
     <w:multiLevelType w:val="multilevel"/>
     <w:tmpl w:val="04160027"/>
@@ -17241,7 +18405,7 @@
       </w:pPr>
     </w:lvl>
   </w:abstractNum>
-  <w:abstractNum w:abstractNumId="1" w15:restartNumberingAfterBreak="0">
+  <w:abstractNum w:abstractNumId="3" w15:restartNumberingAfterBreak="0">
     <w:nsid w:val="37AA375E"/>
     <w:multiLevelType w:val="multilevel"/>
     <w:tmpl w:val="9CEEC94A"/>
@@ -17354,7 +18518,7 @@
       </w:pPr>
     </w:lvl>
   </w:abstractNum>
-  <w:abstractNum w:abstractNumId="2" w15:restartNumberingAfterBreak="0">
+  <w:abstractNum w:abstractNumId="4" w15:restartNumberingAfterBreak="0">
     <w:nsid w:val="47706A77"/>
     <w:multiLevelType w:val="multilevel"/>
     <w:tmpl w:val="0416001F"/>
@@ -17373,7 +18537,7 @@
       <w:lvlText w:val="%1.%2."/>
       <w:lvlJc w:val="left"/>
       <w:pPr>
-        <w:ind w:left="574" w:hanging="432"/>
+        <w:ind w:left="792" w:hanging="432"/>
       </w:pPr>
     </w:lvl>
     <w:lvl w:ilvl="2">
@@ -17440,7 +18604,7 @@
       </w:pPr>
     </w:lvl>
   </w:abstractNum>
-  <w:abstractNum w:abstractNumId="3" w15:restartNumberingAfterBreak="0">
+  <w:abstractNum w:abstractNumId="5" w15:restartNumberingAfterBreak="0">
     <w:nsid w:val="666342CE"/>
     <w:multiLevelType w:val="hybridMultilevel"/>
     <w:tmpl w:val="12440830"/>
@@ -17529,7 +18693,7 @@
       </w:pPr>
     </w:lvl>
   </w:abstractNum>
-  <w:abstractNum w:abstractNumId="4" w15:restartNumberingAfterBreak="0">
+  <w:abstractNum w:abstractNumId="6" w15:restartNumberingAfterBreak="0">
     <w:nsid w:val="684D211A"/>
     <w:multiLevelType w:val="multilevel"/>
     <w:tmpl w:val="0416001F"/>
@@ -17615,7 +18779,93 @@
       </w:pPr>
     </w:lvl>
   </w:abstractNum>
-  <w:abstractNum w:abstractNumId="5" w15:restartNumberingAfterBreak="0">
+  <w:abstractNum w:abstractNumId="7" w15:restartNumberingAfterBreak="0">
+    <w:nsid w:val="6AD967D5"/>
+    <w:multiLevelType w:val="hybridMultilevel"/>
+    <w:tmpl w:val="465EE86A"/>
+    <w:lvl w:ilvl="0" w:tplc="0416000F">
+      <w:start w:val="1"/>
+      <w:numFmt w:val="decimal"/>
+      <w:lvlText w:val="%1."/>
+      <w:lvlJc w:val="left"/>
+      <w:pPr>
+        <w:ind w:left="720" w:hanging="360"/>
+      </w:pPr>
+    </w:lvl>
+    <w:lvl w:ilvl="1" w:tplc="04160019" w:tentative="1">
+      <w:start w:val="1"/>
+      <w:numFmt w:val="lowerLetter"/>
+      <w:lvlText w:val="%2."/>
+      <w:lvlJc w:val="left"/>
+      <w:pPr>
+        <w:ind w:left="1440" w:hanging="360"/>
+      </w:pPr>
+    </w:lvl>
+    <w:lvl w:ilvl="2" w:tplc="0416001B" w:tentative="1">
+      <w:start w:val="1"/>
+      <w:numFmt w:val="lowerRoman"/>
+      <w:lvlText w:val="%3."/>
+      <w:lvlJc w:val="right"/>
+      <w:pPr>
+        <w:ind w:left="2160" w:hanging="180"/>
+      </w:pPr>
+    </w:lvl>
+    <w:lvl w:ilvl="3" w:tplc="0416000F" w:tentative="1">
+      <w:start w:val="1"/>
+      <w:numFmt w:val="decimal"/>
+      <w:lvlText w:val="%4."/>
+      <w:lvlJc w:val="left"/>
+      <w:pPr>
+        <w:ind w:left="2880" w:hanging="360"/>
+      </w:pPr>
+    </w:lvl>
+    <w:lvl w:ilvl="4" w:tplc="04160019" w:tentative="1">
+      <w:start w:val="1"/>
+      <w:numFmt w:val="lowerLetter"/>
+      <w:lvlText w:val="%5."/>
+      <w:lvlJc w:val="left"/>
+      <w:pPr>
+        <w:ind w:left="3600" w:hanging="360"/>
+      </w:pPr>
+    </w:lvl>
+    <w:lvl w:ilvl="5" w:tplc="0416001B" w:tentative="1">
+      <w:start w:val="1"/>
+      <w:numFmt w:val="lowerRoman"/>
+      <w:lvlText w:val="%6."/>
+      <w:lvlJc w:val="right"/>
+      <w:pPr>
+        <w:ind w:left="4320" w:hanging="180"/>
+      </w:pPr>
+    </w:lvl>
+    <w:lvl w:ilvl="6" w:tplc="0416000F" w:tentative="1">
+      <w:start w:val="1"/>
+      <w:numFmt w:val="decimal"/>
+      <w:lvlText w:val="%7."/>
+      <w:lvlJc w:val="left"/>
+      <w:pPr>
+        <w:ind w:left="5040" w:hanging="360"/>
+      </w:pPr>
+    </w:lvl>
+    <w:lvl w:ilvl="7" w:tplc="04160019" w:tentative="1">
+      <w:start w:val="1"/>
+      <w:numFmt w:val="lowerLetter"/>
+      <w:lvlText w:val="%8."/>
+      <w:lvlJc w:val="left"/>
+      <w:pPr>
+        <w:ind w:left="5760" w:hanging="360"/>
+      </w:pPr>
+    </w:lvl>
+    <w:lvl w:ilvl="8" w:tplc="0416001B" w:tentative="1">
+      <w:start w:val="1"/>
+      <w:numFmt w:val="lowerRoman"/>
+      <w:lvlText w:val="%9."/>
+      <w:lvlJc w:val="right"/>
+      <w:pPr>
+        <w:ind w:left="6480" w:hanging="180"/>
+      </w:pPr>
+    </w:lvl>
+  </w:abstractNum>
+  <w:abstractNum w:abstractNumId="8" w15:restartNumberingAfterBreak="0">
     <w:nsid w:val="7073452B"/>
     <w:multiLevelType w:val="hybridMultilevel"/>
     <w:tmpl w:val="C338F420"/>
@@ -17701,10 +18951,10 @@
       </w:pPr>
     </w:lvl>
   </w:abstractNum>
-  <w:abstractNum w:abstractNumId="6" w15:restartNumberingAfterBreak="0">
+  <w:abstractNum w:abstractNumId="9" w15:restartNumberingAfterBreak="0">
     <w:nsid w:val="73E56F12"/>
     <w:multiLevelType w:val="hybridMultilevel"/>
-    <w:tmpl w:val="47C47ABC"/>
+    <w:tmpl w:val="0BB2F198"/>
     <w:lvl w:ilvl="0" w:tplc="0416000F">
       <w:start w:val="1"/>
       <w:numFmt w:val="decimal"/>
@@ -17790,26 +19040,124 @@
       </w:pPr>
     </w:lvl>
   </w:abstractNum>
+  <w:abstractNum w:abstractNumId="10" w15:restartNumberingAfterBreak="0">
+    <w:nsid w:val="7A590159"/>
+    <w:multiLevelType w:val="hybridMultilevel"/>
+    <w:tmpl w:val="BED47E66"/>
+    <w:lvl w:ilvl="0" w:tplc="0416000F">
+      <w:start w:val="1"/>
+      <w:numFmt w:val="decimal"/>
+      <w:lvlText w:val="%1."/>
+      <w:lvlJc w:val="left"/>
+      <w:pPr>
+        <w:ind w:left="720" w:hanging="360"/>
+      </w:pPr>
+    </w:lvl>
+    <w:lvl w:ilvl="1" w:tplc="04160019" w:tentative="1">
+      <w:start w:val="1"/>
+      <w:numFmt w:val="lowerLetter"/>
+      <w:lvlText w:val="%2."/>
+      <w:lvlJc w:val="left"/>
+      <w:pPr>
+        <w:ind w:left="1440" w:hanging="360"/>
+      </w:pPr>
+    </w:lvl>
+    <w:lvl w:ilvl="2" w:tplc="0416001B" w:tentative="1">
+      <w:start w:val="1"/>
+      <w:numFmt w:val="lowerRoman"/>
+      <w:lvlText w:val="%3."/>
+      <w:lvlJc w:val="right"/>
+      <w:pPr>
+        <w:ind w:left="2160" w:hanging="180"/>
+      </w:pPr>
+    </w:lvl>
+    <w:lvl w:ilvl="3" w:tplc="0416000F" w:tentative="1">
+      <w:start w:val="1"/>
+      <w:numFmt w:val="decimal"/>
+      <w:lvlText w:val="%4."/>
+      <w:lvlJc w:val="left"/>
+      <w:pPr>
+        <w:ind w:left="2880" w:hanging="360"/>
+      </w:pPr>
+    </w:lvl>
+    <w:lvl w:ilvl="4" w:tplc="04160019" w:tentative="1">
+      <w:start w:val="1"/>
+      <w:numFmt w:val="lowerLetter"/>
+      <w:lvlText w:val="%5."/>
+      <w:lvlJc w:val="left"/>
+      <w:pPr>
+        <w:ind w:left="3600" w:hanging="360"/>
+      </w:pPr>
+    </w:lvl>
+    <w:lvl w:ilvl="5" w:tplc="0416001B" w:tentative="1">
+      <w:start w:val="1"/>
+      <w:numFmt w:val="lowerRoman"/>
+      <w:lvlText w:val="%6."/>
+      <w:lvlJc w:val="right"/>
+      <w:pPr>
+        <w:ind w:left="4320" w:hanging="180"/>
+      </w:pPr>
+    </w:lvl>
+    <w:lvl w:ilvl="6" w:tplc="0416000F" w:tentative="1">
+      <w:start w:val="1"/>
+      <w:numFmt w:val="decimal"/>
+      <w:lvlText w:val="%7."/>
+      <w:lvlJc w:val="left"/>
+      <w:pPr>
+        <w:ind w:left="5040" w:hanging="360"/>
+      </w:pPr>
+    </w:lvl>
+    <w:lvl w:ilvl="7" w:tplc="04160019" w:tentative="1">
+      <w:start w:val="1"/>
+      <w:numFmt w:val="lowerLetter"/>
+      <w:lvlText w:val="%8."/>
+      <w:lvlJc w:val="left"/>
+      <w:pPr>
+        <w:ind w:left="5760" w:hanging="360"/>
+      </w:pPr>
+    </w:lvl>
+    <w:lvl w:ilvl="8" w:tplc="0416001B" w:tentative="1">
+      <w:start w:val="1"/>
+      <w:numFmt w:val="lowerRoman"/>
+      <w:lvlText w:val="%9."/>
+      <w:lvlJc w:val="right"/>
+      <w:pPr>
+        <w:ind w:left="6480" w:hanging="180"/>
+      </w:pPr>
+    </w:lvl>
+  </w:abstractNum>
   <w:num w:numId="1">
+    <w:abstractNumId w:val="6"/>
+  </w:num>
+  <w:num w:numId="2">
     <w:abstractNumId w:val="4"/>
   </w:num>
-  <w:num w:numId="2">
+  <w:num w:numId="3">
+    <w:abstractNumId w:val="9"/>
+  </w:num>
+  <w:num w:numId="4">
+    <w:abstractNumId w:val="5"/>
+  </w:num>
+  <w:num w:numId="5">
     <w:abstractNumId w:val="2"/>
   </w:num>
-  <w:num w:numId="3">
-    <w:abstractNumId w:val="6"/>
+  <w:num w:numId="6">
+    <w:abstractNumId w:val="8"/>
   </w:num>
-  <w:num w:numId="4">
+  <w:num w:numId="7">
     <w:abstractNumId w:val="3"/>
   </w:num>
-  <w:num w:numId="5">
+  <w:num w:numId="8">
+    <w:abstractNumId w:val="10"/>
+  </w:num>
+  <w:num w:numId="9">
+    <w:abstractNumId w:val="1"/>
+  </w:num>
+  <w:num w:numId="10">
+    <w:abstractNumId w:val="7"/>
+  </w:num>
+  <w:num w:numId="11">
     <w:abstractNumId w:val="0"/>
-  </w:num>
-  <w:num w:numId="6">
-    <w:abstractNumId w:val="5"/>
-  </w:num>
-  <w:num w:numId="7">
-    <w:abstractNumId w:val="1"/>
   </w:num>
   <w:numIdMacAtCleanup w:val="2"/>
 </w:numbering>
@@ -19199,6 +20547,17 @@
       <w:szCs w:val="21"/>
     </w:rPr>
   </w:style>
+  <w:style w:type="character" w:styleId="Forte">
+    <w:name w:val="Strong"/>
+    <w:basedOn w:val="Fontepargpadro"/>
+    <w:uiPriority w:val="22"/>
+    <w:qFormat/>
+    <w:rsid w:val="000F303B"/>
+    <w:rPr>
+      <w:b/>
+      <w:bCs/>
+    </w:rPr>
+  </w:style>
 </w:styles>
 </file>
 
@@ -19502,7 +20861,7 @@
 </file>
 
 <file path=customXml/itemProps1.xml><?xml version="1.0" encoding="utf-8"?>
-<ds:datastoreItem xmlns:ds="http://schemas.openxmlformats.org/officeDocument/2006/customXml" ds:itemID="{20D21BA1-E860-471A-977B-B0913299D270}">
+<ds:datastoreItem xmlns:ds="http://schemas.openxmlformats.org/officeDocument/2006/customXml" ds:itemID="{AE11F908-EA31-4841-9A6A-8FE8925BAB0A}">
   <ds:schemaRefs>
     <ds:schemaRef ds:uri="http://schemas.openxmlformats.org/officeDocument/2006/bibliography"/>
   </ds:schemaRefs>
